--- a/eng/docx/13.content.docx
+++ b/eng/docx/13.content.docx
@@ -7,6 +7,15 @@
       <w:r/>
     </w:p>
     <w:p>
+      <w:pPr>
+        <w:pStyle w:val="Heading2"/>
+      </w:pPr>
+      <w:r>
+        <w:t>Resource: Study Notes (Tyndale)</w:t>
+      </w:r>
+      <w:r/>
+    </w:p>
+    <w:p>
       <w:r/>
       <w:r>
         <w:rPr>
@@ -46,7 +55,7 @@
         <w:pStyle w:val="Heading1"/>
       </w:pPr>
       <w:r>
-        <w:t>Aquifer Open Study Notes</w:t>
+        <w:t>Study Notes (Tyndale)</w:t>
       </w:r>
     </w:p>
     <w:p>
@@ -55,6 +64,51 @@
           <w:headerReference w:type="even" r:id="rId8"/>
           <w:headerReference w:type="default" r:id="rId9"/>
           <w:footerReference w:type="default" r:id="rId10"/>
+          <w:footnotePr>
+            <w:numRestart w:val="eachSect"/>
+          </w:footnotePr>
+          <w:type w:val="continuous"/>
+          <w:pgSz w:w="12240" w:h="15840" w:code="1"/>
+          <w:pgMar w:top="1440" w:right="1440" w:bottom="1440" w:left="1440" w:header="504" w:footer="504" w:gutter="0"/>
+          <w:cols w:space="708"/>
+          <w:titlePg/>
+          <w:docGrid w:linePitch="360"/>
+        </w:sectPr>
+      </w:pPr>
+    </w:p>
+    <w:p>
+      <w:r/>
+    </w:p>
+    <w:p>
+      <w:pPr>
+        <w:pStyle w:val="Heading2"/>
+      </w:pPr>
+      <w:r>
+        <w:t>1CH</w:t>
+      </w:r>
+      <w:r/>
+    </w:p>
+    <w:p>
+      <w:r/>
+      <w:r>
+        <w:rPr>
+          <w:i/>
+        </w:rPr>
+        <w:t>1 Chronicles 1:1–4, 1 Chronicles 1:1–2.2, 1 Chronicles 1:5–23, 1 Chronicles 1:13, 1 Chronicles 1:24–27, 1 Chronicles 1:28–33, 1 Chronicles 1:34–2.2, 1 Chronicles 1:51–54, 1 Chronicles 2:3, 1 Chronicles 2:3–8, 1 Chronicles 2:3–4.23, 1 Chronicles 2:4–5, 1 Chronicles 2:6–8, 1 Chronicles 2:7, 1 Chronicles 2:9, 1 Chronicles 2:9–55, 1 Chronicles 2:10–17, 1 Chronicles 2:14–15, 1 Chronicles 2:20, 1 Chronicles 2:21–23, 1 Chronicles 2:24, 1 Chronicles 3:1–9, 1 Chronicles 3:1–24, 1 Chronicles 3:10–16, 1 Chronicles 3:15, 1 Chronicles 3:16, 1 Chronicles 3:17–23, 1 Chronicles 3:21, 1 Chronicles 4:1–7, 1 Chronicles 4:9–10, 1 Chronicles 4:9–20, 1 Chronicles 4:13–15, 1 Chronicles 4:18, 1 Chronicles 4:21–23, 1 Chronicles 4:24–43, 1 Chronicles 4:24–8.40, 1 Chronicles 4:34–43, 1 Chronicles 4:39, 1 Chronicles 4:41, 1 Chronicles 5:1–2, 1 Chronicles 5:1–24, 1 Chronicles 5:3, 1 Chronicles 5:4–8, 1 Chronicles 5:6, 1 Chronicles 5:10, 1 Chronicles 5:18–22, 1 Chronicles 5:25–26, 1 Chronicles 6:1, 1 Chronicles 6:1–48, 1 Chronicles 6:1–81, 1 Chronicles 6:2–15, 1 Chronicles 6:10, 1 Chronicles 6:16–30, 1 Chronicles 6:27, 1 Chronicles 6:31–47, 1 Chronicles 6:33, 1 Chronicles 6:39, 1 Chronicles 6:49, 1 Chronicles 6:50–53, 1 Chronicles 6:54–81, 1 Chronicles 7:1–40, 1 Chronicles 7:12, 1 Chronicles 7:13, 1 Chronicles 7:14–19, 1 Chronicles 7:20–27, 1 Chronicles 7:22, 1 Chronicles 8:1–40, 1 Chronicles 8:3, 1 Chronicles 8:6–28, 1 Chronicles 8:7, 1 Chronicles 8:29–32, 1 Chronicles 8:33–40, 1 Chronicles 9:1, 1 Chronicles 9:1–34, 1 Chronicles 9:3–9, 1 Chronicles 9:21, 1 Chronicles 9:28–32, 1 Chronicles 9:30, 1 Chronicles 9:32, 1 Chronicles 9:34, 1 Chronicles 9:35–44, 1 Chronicles 10:1–14, 1 Chronicles 10:6–12, 1 Chronicles 11:1–3, 1 Chronicles 11:4–9, 1 Chronicles 11:10, 1 Chronicles 11:10–47, 1 Chronicles 11:41–47, 1 Chronicles 12:1–22, 1 Chronicles 12:23–40, 1 Chronicles 13:1–17.27, 1 Chronicles 13:9–11, 1 Chronicles 13:12, 1 Chronicles 14:1–2, 1 Chronicles 14:1–7, 1 Chronicles 14:8–17, 1 Chronicles 14:12, 1 Chronicles 15:1–3, 1 Chronicles 15:1–29, 1 Chronicles 15:13, 1 Chronicles 15:16–18, 1 Chronicles 15:19–22, 1 Chronicles 15:20, 1 Chronicles 15:21, 1 Chronicles 15:29, 1 Chronicles 16:1–43, 1 Chronicles 16:7–36, 1 Chronicles 16:39, 1 Chronicles 17:1–15, 1 Chronicles 17:1–27, 1 Chronicles 17:10–14, 1 Chronicles 17:12, 1 Chronicles 17:13, 1 Chronicles 17:14, 1 Chronicles 18:1, 1 Chronicles 18:1–17, 1 Chronicles 18:1–20.8, 1 Chronicles 18:2–13, 1 Chronicles 18:14–17, 1 Chronicles 19:1–7, 1 Chronicles 19:9–13, 1 Chronicles 19:13, 1 Chronicles 19:16–19, 1 Chronicles 20:1–3, 1 Chronicles 21:1, 1 Chronicles 21:1–22.1, 1 Chronicles 21:7, 1 Chronicles 21:9, 1 Chronicles 21:16–17, 1 Chronicles 21:26–22.1, 1 Chronicles 22:2–19, 1 Chronicles 22:5, 1 Chronicles 22:8, 1 Chronicles 22:9–10, 1 Chronicles 23:1–2, 1 Chronicles 23:3–5, 1 Chronicles 23:6–23, 1 Chronicles 23:24–27, 1 Chronicles 23:28–32, 1 Chronicles 24:1–2, 1 Chronicles 24:1–19, 1 Chronicles 24:3–6, 1 Chronicles 24:7–18, 1 Chronicles 24:20–31, 1 Chronicles 24:31, 1 Chronicles 25:1, 1 Chronicles 25:1–7, 1 Chronicles 25:2–3, 1 Chronicles 25:8, 1 Chronicles 26:1, 1 Chronicles 26:5, 1 Chronicles 26:20–32, 1 Chronicles 26:21–28, 1 Chronicles 26:31, 1 Chronicles 27:1–15, 1 Chronicles 27:16–22, 1 Chronicles 27:18, 1 Chronicles 27:25–31, 1 Chronicles 27:32–34, 1 Chronicles 28:1, 1 Chronicles 28:1–29.25, 1 Chronicles 28:2, 1 Chronicles 28:2–10, 1 Chronicles 28:4–6, 1 Chronicles 28:9–10, 1 Chronicles 28:11–21, 1 Chronicles 28:14–18, 1 Chronicles 28:18, 1 Chronicles 29:1–9, 1 Chronicles 29:6, 1 Chronicles 29:7, 1 Chronicles 29:10–19, 1 Chronicles 29:18–19, 1 Chronicles 29:21–25, 1 Chronicles 29:26–30, 1 Chronicles 29:29, 1 Chronicles 29:30</w:t>
+      </w:r>
+      <w:r/>
+    </w:p>
+    <w:p>
+      <w:r/>
+      <w:r>
+        <w:t xml:space="preserve"> </w:t>
+      </w:r>
+      <w:r/>
+      <w:r/>
+    </w:p>
+    <w:p>
+      <w:pPr>
+        <w:sectPr>
           <w:footnotePr>
             <w:numRestart w:val="eachSect"/>
           </w:footnotePr>

--- a/eng/docx/13.content.docx
+++ b/eng/docx/13.content.docx
@@ -163,13 +163,6 @@
         <w:rPr>
           <w:lang w:val="en_US" w:bidi="en_US"/>
         </w:rPr>
-      </w:r>
-      <w:r>
-        <w:rPr>
-          <w:i/>
-          <w:lang w:val="en_US" w:bidi="en_US"/>
-        </w:rPr>
-        <w:t>1 Chronicles 1:1–4, 1 Chronicles 1:1–2.2, 1 Chronicles 1:5–23, 1 Chronicles 1:13, 1 Chronicles 1:24–27, 1 Chronicles 1:28–33, 1 Chronicles 1:34–2.2, 1 Chronicles 1:51–54, 1 Chronicles 2:3, 1 Chronicles 2:3–8, 1 Chronicles 2:3–4.23, 1 Chronicles 2:4–5, 1 Chronicles 2:6–8, 1 Chronicles 2:7, 1 Chronicles 2:9, 1 Chronicles 2:9–55, 1 Chronicles 2:10–17, 1 Chronicles 2:14–15, 1 Chronicles 2:20, 1 Chronicles 2:21–23, 1 Chronicles 2:24, 1 Chronicles 3:1–9, 1 Chronicles 3:1–24, 1 Chronicles 3:10–16, 1 Chronicles 3:15, 1 Chronicles 3:16, 1 Chronicles 3:17–23, 1 Chronicles 3:21, 1 Chronicles 4:1–7, 1 Chronicles 4:9–10, 1 Chronicles 4:9–20, 1 Chronicles 4:13–15, 1 Chronicles 4:18, 1 Chronicles 4:21–23, 1 Chronicles 4:24–43, 1 Chronicles 4:24–8.40, 1 Chronicles 4:34–43, 1 Chronicles 4:39, 1 Chronicles 4:41, 1 Chronicles 5:1–2, 1 Chronicles 5:1–24, 1 Chronicles 5:3, 1 Chronicles 5:4–8, 1 Chronicles 5:6, 1 Chronicles 5:10, 1 Chronicles 5:18–22, 1 Chronicles 5:25–26, 1 Chronicles 6:1, 1 Chronicles 6:1–48, 1 Chronicles 6:1–81, 1 Chronicles 6:2–15, 1 Chronicles 6:10, 1 Chronicles 6:16–30, 1 Chronicles 6:27, 1 Chronicles 6:31–47, 1 Chronicles 6:33, 1 Chronicles 6:39, 1 Chronicles 6:49, 1 Chronicles 6:50–53, 1 Chronicles 6:54–81, 1 Chronicles 7:1–40, 1 Chronicles 7:12, 1 Chronicles 7:13, 1 Chronicles 7:14–19, 1 Chronicles 7:20–27, 1 Chronicles 7:22, 1 Chronicles 8:1–40, 1 Chronicles 8:3, 1 Chronicles 8:6–28, 1 Chronicles 8:7, 1 Chronicles 8:29–32, 1 Chronicles 8:33–40, 1 Chronicles 9:1, 1 Chronicles 9:1–34, 1 Chronicles 9:3–9, 1 Chronicles 9:21, 1 Chronicles 9:28–32, 1 Chronicles 9:30, 1 Chronicles 9:32, 1 Chronicles 9:34, 1 Chronicles 9:35–44, 1 Chronicles 10:1–14, 1 Chronicles 10:6–12, 1 Chronicles 11:1–3, 1 Chronicles 11:4–9, 1 Chronicles 11:10, 1 Chronicles 11:10–47, 1 Chronicles 11:41–47, 1 Chronicles 12:1–22, 1 Chronicles 12:23–40, 1 Chronicles 13:1–17.27, 1 Chronicles 13:9–11, 1 Chronicles 13:12, 1 Chronicles 14:1–2, 1 Chronicles 14:1–7, 1 Chronicles 14:8–17, 1 Chronicles 14:12, 1 Chronicles 15:1–3, 1 Chronicles 15:1–29, 1 Chronicles 15:13, 1 Chronicles 15:16–18, 1 Chronicles 15:19–22, 1 Chronicles 15:20, 1 Chronicles 15:21, 1 Chronicles 15:29, 1 Chronicles 16:1–43, 1 Chronicles 16:7–36, 1 Chronicles 16:39, 1 Chronicles 17:1–15, 1 Chronicles 17:1–27, 1 Chronicles 17:10–14, 1 Chronicles 17:12, 1 Chronicles 17:13, 1 Chronicles 17:14, 1 Chronicles 18:1, 1 Chronicles 18:1–17, 1 Chronicles 18:1–20.8, 1 Chronicles 18:2–13, 1 Chronicles 18:14–17, 1 Chronicles 19:1–7, 1 Chronicles 19:9–13, 1 Chronicles 19:13, 1 Chronicles 19:16–19, 1 Chronicles 20:1–3, 1 Chronicles 21:1, 1 Chronicles 21:1–22.1, 1 Chronicles 21:7, 1 Chronicles 21:9, 1 Chronicles 21:16–17, 1 Chronicles 21:26–22.1, 1 Chronicles 22:2–19, 1 Chronicles 22:5, 1 Chronicles 22:8, 1 Chronicles 22:9–10, 1 Chronicles 23:1–2, 1 Chronicles 23:3–5, 1 Chronicles 23:6–23, 1 Chronicles 23:24–27, 1 Chronicles 23:28–32, 1 Chronicles 24:1–2, 1 Chronicles 24:1–19, 1 Chronicles 24:3–6, 1 Chronicles 24:7–18, 1 Chronicles 24:20–31, 1 Chronicles 24:31, 1 Chronicles 25:1, 1 Chronicles 25:1–7, 1 Chronicles 25:2–3, 1 Chronicles 25:8, 1 Chronicles 26:1, 1 Chronicles 26:5, 1 Chronicles 26:20–32, 1 Chronicles 26:21–28, 1 Chronicles 26:31, 1 Chronicles 27:1–15, 1 Chronicles 27:16–22, 1 Chronicles 27:18, 1 Chronicles 27:25–31, 1 Chronicles 27:32–34, 1 Chronicles 28:1, 1 Chronicles 28:1–29.25, 1 Chronicles 28:2, 1 Chronicles 28:2–10, 1 Chronicles 28:4–6, 1 Chronicles 28:9–10, 1 Chronicles 28:11–21, 1 Chronicles 28:14–18, 1 Chronicles 28:18, 1 Chronicles 29:1–9, 1 Chronicles 29:6, 1 Chronicles 29:7, 1 Chronicles 29:10–19, 1 Chronicles 29:18–19, 1 Chronicles 29:21–25, 1 Chronicles 29:26–30, 1 Chronicles 29:29, 1 Chronicles 29:30</w:t>
       </w:r>
       <w:r>
         <w:rPr>

--- a/eng/docx/13.content.docx
+++ b/eng/docx/13.content.docx
@@ -150,19 +150,6 @@
           <w:lang w:val="en_US" w:bidi="en_US"/>
         </w:rPr>
         <w:t>1CH</w:t>
-      </w:r>
-      <w:r>
-        <w:rPr>
-          <w:lang w:val="en_US" w:bidi="en_US"/>
-        </w:rPr>
-      </w:r>
-    </w:p>
-    <w:p>
-      <w:pPr/>
-      <w:r>
-        <w:rPr>
-          <w:lang w:val="en_US" w:bidi="en_US"/>
-        </w:rPr>
       </w:r>
       <w:r>
         <w:rPr>

--- a/eng/docx/13.content.docx
+++ b/eng/docx/13.content.docx
@@ -19,7 +19,7 @@
         <w:rPr>
           <w:lang w:val="en_US" w:bidi="en_US"/>
         </w:rPr>
-        <w:t>Resource: Study Notes (Tyndale)</w:t>
+        <w:t>Resource: Tyndale Open Study Notes</w:t>
       </w:r>
       <w:r>
         <w:rPr>
@@ -112,7 +112,7 @@
         <w:rPr>
           <w:lang w:val="en_US" w:bidi="en_US"/>
         </w:rPr>
-        <w:t>Study Notes (Tyndale)</w:t>
+        <w:t>Tyndale Open Study Notes</w:t>
       </w:r>
     </w:p>
     <w:p>

--- a/eng/docx/13.content.docx
+++ b/eng/docx/13.content.docx
@@ -9216,7 +9216,7 @@
         <w:rPr>
           <w:lang w:val="en_US" w:bidi="en_US"/>
         </w:rPr>
-        <w:t xml:space="preserve"> is likely a melody sung in a soprano range. It relates to the Hebrew word </w:t>
+        <w:t xml:space="preserve"> is likely a melody sung in a soprano range. The word may be related to the Hebrew word </w:t>
       </w:r>
       <w:r>
         <w:rPr>
@@ -9229,7 +9229,7 @@
         <w:rPr>
           <w:lang w:val="en_US" w:bidi="en_US"/>
         </w:rPr>
-        <w:t>meaning “young woman.”</w:t>
+        <w:t>which means “young woman.”</w:t>
       </w:r>
       <w:r>
         <w:rPr>

--- a/eng/docx/13.content.docx
+++ b/eng/docx/13.content.docx
@@ -19,7 +19,7 @@
         <w:rPr>
           <w:lang w:val="en_US" w:bidi="en_US"/>
         </w:rPr>
-        <w:t>Resource: Tyndale Open Study Notes</w:t>
+        <w:t>Resource: Aquifer Open Study Notes</w:t>
       </w:r>
       <w:r>
         <w:rPr>
@@ -112,7 +112,7 @@
         <w:rPr>
           <w:lang w:val="en_US" w:bidi="en_US"/>
         </w:rPr>
-        <w:t>Tyndale Open Study Notes</w:t>
+        <w:t>Aquifer Open Study Notes</w:t>
       </w:r>
     </w:p>
     <w:p>

--- a/eng/docx/13.content.docx
+++ b/eng/docx/13.content.docx
@@ -233,18 +233,12 @@
         </w:rPr>
         <w:t xml:space="preserve">A summary of the generations from Adam to the sons of Noah (compare </w:t>
       </w:r>
-      <w:hyperlink r:id="rId13">
-        <w:r>
-          <w:rPr>
-            <w:lang w:val="en_US" w:bidi="en_US"/>
-          </w:rPr>
-          <w:rPr>
-            <w:color w:val="0000EE"/>
-            <w:u w:val="single"/>
-          </w:rPr>
-          <w:t>Genesis 5:3–32</w:t>
-        </w:r>
-      </w:hyperlink>
+      <w:r>
+        <w:rPr>
+          <w:lang w:val="en_US" w:bidi="en_US"/>
+        </w:rPr>
+        <w:t>Genesis 5:3–32</w:t>
+      </w:r>
       <w:r>
         <w:rPr>
           <w:lang w:val="en_US" w:bidi="en_US"/>
@@ -347,18 +341,12 @@
         </w:rPr>
         <w:t xml:space="preserve">The record of Noah’s descendants shows Abraham’s place in history. The ethnic background of the seventy nations gives context to Israel’s history (compare </w:t>
       </w:r>
-      <w:hyperlink r:id="rId14">
-        <w:r>
-          <w:rPr>
-            <w:lang w:val="en_US" w:bidi="en_US"/>
-          </w:rPr>
-          <w:rPr>
-            <w:color w:val="0000EE"/>
-            <w:u w:val="single"/>
-          </w:rPr>
-          <w:t>Genesis 10</w:t>
-        </w:r>
-      </w:hyperlink>
+      <w:r>
+        <w:rPr>
+          <w:lang w:val="en_US" w:bidi="en_US"/>
+        </w:rPr>
+        <w:t>Genesis 10</w:t>
+      </w:r>
       <w:r>
         <w:rPr>
           <w:lang w:val="en_US" w:bidi="en_US"/>
@@ -475,18 +463,12 @@
         </w:rPr>
         <w:t xml:space="preserve">The summary of Shem’s descendants concludes with Abraham (see </w:t>
       </w:r>
-      <w:hyperlink r:id="rId15">
-        <w:r>
-          <w:rPr>
-            <w:lang w:val="en_US" w:bidi="en_US"/>
-          </w:rPr>
-          <w:rPr>
-            <w:color w:val="0000EE"/>
-            <w:u w:val="single"/>
-          </w:rPr>
-          <w:t>Genesis 11:10–26</w:t>
-        </w:r>
-      </w:hyperlink>
+      <w:r>
+        <w:rPr>
+          <w:lang w:val="en_US" w:bidi="en_US"/>
+        </w:rPr>
+        <w:t>Genesis 11:10–26</w:t>
+      </w:r>
       <w:r>
         <w:rPr>
           <w:lang w:val="en_US" w:bidi="en_US"/>
@@ -541,72 +523,48 @@
         </w:rPr>
         <w:t>The Chronicler, like the author of Genesis, lists Abraham's descendants separately from Isaac. He mentions Ishmael's sons (</w:t>
       </w:r>
-      <w:hyperlink r:id="rId16">
-        <w:r>
-          <w:rPr>
-            <w:lang w:val="en_US" w:bidi="en_US"/>
-          </w:rPr>
-          <w:rPr>
-            <w:color w:val="0000EE"/>
-            <w:u w:val="single"/>
-          </w:rPr>
-          <w:t>1 Chronicles 1:29–31</w:t>
-        </w:r>
-      </w:hyperlink>
+      <w:r>
+        <w:rPr>
+          <w:lang w:val="en_US" w:bidi="en_US"/>
+        </w:rPr>
+        <w:t>1 Chronicles 1:29–31</w:t>
+      </w:r>
       <w:r>
         <w:rPr>
           <w:lang w:val="en_US" w:bidi="en_US"/>
         </w:rPr>
         <w:t xml:space="preserve">; compare </w:t>
       </w:r>
-      <w:hyperlink r:id="rId17">
-        <w:r>
-          <w:rPr>
-            <w:lang w:val="en_US" w:bidi="en_US"/>
-          </w:rPr>
-          <w:rPr>
-            <w:color w:val="0000EE"/>
-            <w:u w:val="single"/>
-          </w:rPr>
-          <w:t>Genesis 25:12–15</w:t>
-        </w:r>
-      </w:hyperlink>
+      <w:r>
+        <w:rPr>
+          <w:lang w:val="en_US" w:bidi="en_US"/>
+        </w:rPr>
+        <w:t>Genesis 25:12–15</w:t>
+      </w:r>
       <w:r>
         <w:rPr>
           <w:lang w:val="en_US" w:bidi="en_US"/>
         </w:rPr>
         <w:t>) and Keturah's sons (</w:t>
       </w:r>
-      <w:hyperlink r:id="rId18">
-        <w:r>
-          <w:rPr>
-            <w:lang w:val="en_US" w:bidi="en_US"/>
-          </w:rPr>
-          <w:rPr>
-            <w:color w:val="0000EE"/>
-            <w:u w:val="single"/>
-          </w:rPr>
-          <w:t>1 Chronicles 1:32–33</w:t>
-        </w:r>
-      </w:hyperlink>
+      <w:r>
+        <w:rPr>
+          <w:lang w:val="en_US" w:bidi="en_US"/>
+        </w:rPr>
+        <w:t>1 Chronicles 1:32–33</w:t>
+      </w:r>
       <w:r>
         <w:rPr>
           <w:lang w:val="en_US" w:bidi="en_US"/>
         </w:rPr>
         <w:t xml:space="preserve">; compare </w:t>
       </w:r>
-      <w:hyperlink r:id="rId19">
-        <w:r>
-          <w:rPr>
-            <w:lang w:val="en_US" w:bidi="en_US"/>
-          </w:rPr>
-          <w:rPr>
-            <w:color w:val="0000EE"/>
-            <w:u w:val="single"/>
-          </w:rPr>
-          <w:t>Genesis 25:1–3</w:t>
-        </w:r>
-      </w:hyperlink>
+      <w:r>
+        <w:rPr>
+          <w:lang w:val="en_US" w:bidi="en_US"/>
+        </w:rPr>
+        <w:t>Genesis 25:1–3</w:t>
+      </w:r>
       <w:r>
         <w:rPr>
           <w:lang w:val="en_US" w:bidi="en_US"/>
@@ -661,18 +619,12 @@
         </w:rPr>
         <w:t>Isaac’s genealogy first lists Esau's descendants (</w:t>
       </w:r>
-      <w:hyperlink r:id="rId20">
-        <w:r>
-          <w:rPr>
-            <w:lang w:val="en_US" w:bidi="en_US"/>
-          </w:rPr>
-          <w:rPr>
-            <w:color w:val="0000EE"/>
-            <w:u w:val="single"/>
-          </w:rPr>
-          <w:t>1 Chronicles 1:35–54</w:t>
-        </w:r>
-      </w:hyperlink>
+      <w:r>
+        <w:rPr>
+          <w:lang w:val="en_US" w:bidi="en_US"/>
+        </w:rPr>
+        <w:t>1 Chronicles 1:35–54</w:t>
+      </w:r>
       <w:r>
         <w:rPr>
           <w:lang w:val="en_US" w:bidi="en_US"/>
@@ -697,18 +649,12 @@
         </w:rPr>
         <w:t>Esau's sons (</w:t>
       </w:r>
-      <w:hyperlink r:id="rId21">
-        <w:r>
-          <w:rPr>
-            <w:lang w:val="en_US" w:bidi="en_US"/>
-          </w:rPr>
-          <w:rPr>
-            <w:color w:val="0000EE"/>
-            <w:u w:val="single"/>
-          </w:rPr>
-          <w:t>1 Chronicles 1:35–37</w:t>
-        </w:r>
-      </w:hyperlink>
+      <w:r>
+        <w:rPr>
+          <w:lang w:val="en_US" w:bidi="en_US"/>
+        </w:rPr>
+        <w:t>1 Chronicles 1:35–37</w:t>
+      </w:r>
       <w:r>
         <w:rPr>
           <w:lang w:val="en_US" w:bidi="en_US"/>
@@ -733,18 +679,12 @@
         </w:rPr>
         <w:t>Seir's descendants (</w:t>
       </w:r>
-      <w:hyperlink r:id="rId22">
-        <w:r>
-          <w:rPr>
-            <w:lang w:val="en_US" w:bidi="en_US"/>
-          </w:rPr>
-          <w:rPr>
-            <w:color w:val="0000EE"/>
-            <w:u w:val="single"/>
-          </w:rPr>
-          <w:t>1 Chronicles 1:38–42</w:t>
-        </w:r>
-      </w:hyperlink>
+      <w:r>
+        <w:rPr>
+          <w:lang w:val="en_US" w:bidi="en_US"/>
+        </w:rPr>
+        <w:t>1 Chronicles 1:38–42</w:t>
+      </w:r>
       <w:r>
         <w:rPr>
           <w:lang w:val="en_US" w:bidi="en_US"/>
@@ -769,18 +709,12 @@
         </w:rPr>
         <w:t>The kings who ruled Edom (</w:t>
       </w:r>
-      <w:hyperlink r:id="rId23">
-        <w:r>
-          <w:rPr>
-            <w:lang w:val="en_US" w:bidi="en_US"/>
-          </w:rPr>
-          <w:rPr>
-            <w:color w:val="0000EE"/>
-            <w:u w:val="single"/>
-          </w:rPr>
-          <w:t>1 Chronicles 1:43–54</w:t>
-        </w:r>
-      </w:hyperlink>
+      <w:r>
+        <w:rPr>
+          <w:lang w:val="en_US" w:bidi="en_US"/>
+        </w:rPr>
+        <w:t>1 Chronicles 1:43–54</w:t>
+      </w:r>
       <w:r>
         <w:rPr>
           <w:lang w:val="en_US" w:bidi="en_US"/>
@@ -801,18 +735,12 @@
         </w:rPr>
         <w:t xml:space="preserve">This arrangement follows </w:t>
       </w:r>
-      <w:hyperlink r:id="rId24">
-        <w:r>
-          <w:rPr>
-            <w:lang w:val="en_US" w:bidi="en_US"/>
-          </w:rPr>
-          <w:rPr>
-            <w:color w:val="0000EE"/>
-            <w:u w:val="single"/>
-          </w:rPr>
-          <w:t>Genesis 36</w:t>
-        </w:r>
-      </w:hyperlink>
+      <w:r>
+        <w:rPr>
+          <w:lang w:val="en_US" w:bidi="en_US"/>
+        </w:rPr>
+        <w:t>Genesis 36</w:t>
+      </w:r>
       <w:r>
         <w:rPr>
           <w:lang w:val="en_US" w:bidi="en_US"/>
@@ -867,18 +795,12 @@
         </w:rPr>
         <w:t xml:space="preserve">The Chronicler names the clan leaders of Edom based on the sources he had (see </w:t>
       </w:r>
-      <w:hyperlink r:id="rId25">
-        <w:r>
-          <w:rPr>
-            <w:lang w:val="en_US" w:bidi="en_US"/>
-          </w:rPr>
-          <w:rPr>
-            <w:color w:val="0000EE"/>
-            <w:u w:val="single"/>
-          </w:rPr>
-          <w:t>Genesis 36:40–43</w:t>
-        </w:r>
-      </w:hyperlink>
+      <w:r>
+        <w:rPr>
+          <w:lang w:val="en_US" w:bidi="en_US"/>
+        </w:rPr>
+        <w:t>Genesis 36:40–43</w:t>
+      </w:r>
       <w:r>
         <w:rPr>
           <w:lang w:val="en_US" w:bidi="en_US"/>
@@ -933,36 +855,24 @@
         </w:rPr>
         <w:t>Er and Onan, the first two sons of Judah, faced destruction because of their sins (</w:t>
       </w:r>
-      <w:hyperlink r:id="rId26">
-        <w:r>
-          <w:rPr>
-            <w:lang w:val="en_US" w:bidi="en_US"/>
-          </w:rPr>
-          <w:rPr>
-            <w:color w:val="0000EE"/>
-            <w:u w:val="single"/>
-          </w:rPr>
-          <w:t>Genesis 38:6–10</w:t>
-        </w:r>
-      </w:hyperlink>
+      <w:r>
+        <w:rPr>
+          <w:lang w:val="en_US" w:bidi="en_US"/>
+        </w:rPr>
+        <w:t>Genesis 38:6–10</w:t>
+      </w:r>
       <w:r>
         <w:rPr>
           <w:lang w:val="en_US" w:bidi="en_US"/>
         </w:rPr>
         <w:t>). The descendants of Shelah appear as an addition at the end of Judah's genealogies (</w:t>
       </w:r>
-      <w:hyperlink r:id="rId27">
-        <w:r>
-          <w:rPr>
-            <w:lang w:val="en_US" w:bidi="en_US"/>
-          </w:rPr>
-          <w:rPr>
-            <w:color w:val="0000EE"/>
-            <w:u w:val="single"/>
-          </w:rPr>
-          <w:t>1 Chronicles 4:21–23</w:t>
-        </w:r>
-      </w:hyperlink>
+      <w:r>
+        <w:rPr>
+          <w:lang w:val="en_US" w:bidi="en_US"/>
+        </w:rPr>
+        <w:t>1 Chronicles 4:21–23</w:t>
+      </w:r>
       <w:r>
         <w:rPr>
           <w:lang w:val="en_US" w:bidi="en_US"/>
@@ -1017,18 +927,12 @@
         </w:rPr>
         <w:t xml:space="preserve">The genealogy of Judah is detailed, including background information on David's ancestors. Compare </w:t>
       </w:r>
-      <w:hyperlink r:id="rId28">
-        <w:r>
-          <w:rPr>
-            <w:lang w:val="en_US" w:bidi="en_US"/>
-          </w:rPr>
-          <w:rPr>
-            <w:color w:val="0000EE"/>
-            <w:u w:val="single"/>
-          </w:rPr>
-          <w:t>Genesis 46:12</w:t>
-        </w:r>
-      </w:hyperlink>
+      <w:r>
+        <w:rPr>
+          <w:lang w:val="en_US" w:bidi="en_US"/>
+        </w:rPr>
+        <w:t>Genesis 46:12</w:t>
+      </w:r>
       <w:r>
         <w:rPr>
           <w:lang w:val="en_US" w:bidi="en_US"/>
@@ -1083,18 +987,12 @@
         </w:rPr>
         <w:t>The genealogies show all the people of Israel (</w:t>
       </w:r>
-      <w:hyperlink r:id="rId29">
-        <w:r>
-          <w:rPr>
-            <w:lang w:val="en_US" w:bidi="en_US"/>
-          </w:rPr>
-          <w:rPr>
-            <w:color w:val="0000EE"/>
-            <w:u w:val="single"/>
-          </w:rPr>
-          <w:t>1 Chronicles 2:1–2</w:t>
-        </w:r>
-      </w:hyperlink>
+      <w:r>
+        <w:rPr>
+          <w:lang w:val="en_US" w:bidi="en_US"/>
+        </w:rPr>
+        <w:t>1 Chronicles 2:1–2</w:t>
+      </w:r>
       <w:r>
         <w:rPr>
           <w:lang w:val="en_US" w:bidi="en_US"/>
@@ -1219,54 +1117,36 @@
         </w:rPr>
         <w:t xml:space="preserve">For the family history of Zerah, compare </w:t>
       </w:r>
-      <w:hyperlink r:id="rId30">
-        <w:r>
-          <w:rPr>
-            <w:lang w:val="en_US" w:bidi="en_US"/>
-          </w:rPr>
-          <w:rPr>
-            <w:color w:val="0000EE"/>
-            <w:u w:val="single"/>
-          </w:rPr>
-          <w:t>Joshua 7:1</w:t>
-        </w:r>
-      </w:hyperlink>
+      <w:r>
+        <w:rPr>
+          <w:lang w:val="en_US" w:bidi="en_US"/>
+        </w:rPr>
+        <w:t>Joshua 7:1</w:t>
+      </w:r>
       <w:r>
         <w:rPr>
           <w:lang w:val="en_US" w:bidi="en_US"/>
         </w:rPr>
         <w:t xml:space="preserve">, </w:t>
       </w:r>
-      <w:hyperlink r:id="rId31">
-        <w:r>
-          <w:rPr>
-            <w:lang w:val="en_US" w:bidi="en_US"/>
-          </w:rPr>
-          <w:rPr>
-            <w:color w:val="0000EE"/>
-            <w:u w:val="single"/>
-          </w:rPr>
-          <w:t>17</w:t>
-        </w:r>
-      </w:hyperlink>
+      <w:r>
+        <w:rPr>
+          <w:lang w:val="en_US" w:bidi="en_US"/>
+        </w:rPr>
+        <w:t>17</w:t>
+      </w:r>
       <w:r>
         <w:rPr>
           <w:lang w:val="en_US" w:bidi="en_US"/>
         </w:rPr>
         <w:t xml:space="preserve">; </w:t>
       </w:r>
-      <w:hyperlink r:id="rId32">
-        <w:r>
-          <w:rPr>
-            <w:lang w:val="en_US" w:bidi="en_US"/>
-          </w:rPr>
-          <w:rPr>
-            <w:color w:val="0000EE"/>
-            <w:u w:val="single"/>
-          </w:rPr>
-          <w:t>1 Kings 4:31</w:t>
-        </w:r>
-      </w:hyperlink>
+      <w:r>
+        <w:rPr>
+          <w:lang w:val="en_US" w:bidi="en_US"/>
+        </w:rPr>
+        <w:t>1 Kings 4:31</w:t>
+      </w:r>
       <w:r>
         <w:rPr>
           <w:lang w:val="en_US" w:bidi="en_US"/>
@@ -1388,18 +1268,12 @@
         </w:rPr>
         <w:t>Caleb was the most notable direct descendant of Hezron, so the author describes his descendants in detail (</w:t>
       </w:r>
-      <w:hyperlink r:id="rId33">
-        <w:r>
-          <w:rPr>
-            <w:lang w:val="en_US" w:bidi="en_US"/>
-          </w:rPr>
-          <w:rPr>
-            <w:color w:val="0000EE"/>
-            <w:u w:val="single"/>
-          </w:rPr>
-          <w:t>1 Chronicles 2:42–55</w:t>
-        </w:r>
-      </w:hyperlink>
+      <w:r>
+        <w:rPr>
+          <w:lang w:val="en_US" w:bidi="en_US"/>
+        </w:rPr>
+        <w:t>1 Chronicles 2:42–55</w:t>
+      </w:r>
       <w:r>
         <w:rPr>
           <w:lang w:val="en_US" w:bidi="en_US"/>
@@ -1484,36 +1358,24 @@
         </w:rPr>
         <w:t>The direct line from Hezron to David (</w:t>
       </w:r>
-      <w:hyperlink r:id="rId34">
-        <w:r>
-          <w:rPr>
-            <w:lang w:val="en_US" w:bidi="en_US"/>
-          </w:rPr>
-          <w:rPr>
-            <w:color w:val="0000EE"/>
-            <w:u w:val="single"/>
-          </w:rPr>
-          <w:t>1 Chronicles 2:9–17</w:t>
-        </w:r>
-      </w:hyperlink>
+      <w:r>
+        <w:rPr>
+          <w:lang w:val="en_US" w:bidi="en_US"/>
+        </w:rPr>
+        <w:t>1 Chronicles 2:9–17</w:t>
+      </w:r>
       <w:r>
         <w:rPr>
           <w:lang w:val="en_US" w:bidi="en_US"/>
         </w:rPr>
         <w:t xml:space="preserve">; compare </w:t>
       </w:r>
-      <w:hyperlink r:id="rId35">
-        <w:r>
-          <w:rPr>
-            <w:lang w:val="en_US" w:bidi="en_US"/>
-          </w:rPr>
-          <w:rPr>
-            <w:color w:val="0000EE"/>
-            <w:u w:val="single"/>
-          </w:rPr>
-          <w:t>Ruth 4:18–22</w:t>
-        </w:r>
-      </w:hyperlink>
+      <w:r>
+        <w:rPr>
+          <w:lang w:val="en_US" w:bidi="en_US"/>
+        </w:rPr>
+        <w:t>Ruth 4:18–22</w:t>
+      </w:r>
       <w:r>
         <w:rPr>
           <w:lang w:val="en_US" w:bidi="en_US"/>
@@ -1538,18 +1400,12 @@
         </w:rPr>
         <w:t>The other descendants of Hezron (</w:t>
       </w:r>
-      <w:hyperlink r:id="rId36">
-        <w:r>
-          <w:rPr>
-            <w:lang w:val="en_US" w:bidi="en_US"/>
-          </w:rPr>
-          <w:rPr>
-            <w:color w:val="0000EE"/>
-            <w:u w:val="single"/>
-          </w:rPr>
-          <w:t>1 Chronicles 2:18–41</w:t>
-        </w:r>
-      </w:hyperlink>
+      <w:r>
+        <w:rPr>
+          <w:lang w:val="en_US" w:bidi="en_US"/>
+        </w:rPr>
+        <w:t>1 Chronicles 2:18–41</w:t>
+      </w:r>
       <w:r>
         <w:rPr>
           <w:lang w:val="en_US" w:bidi="en_US"/>
@@ -1574,18 +1430,12 @@
         </w:rPr>
         <w:t>The descendants of Hezron’s son Caleb (</w:t>
       </w:r>
-      <w:hyperlink r:id="rId33">
-        <w:r>
-          <w:rPr>
-            <w:lang w:val="en_US" w:bidi="en_US"/>
-          </w:rPr>
-          <w:rPr>
-            <w:color w:val="0000EE"/>
-            <w:u w:val="single"/>
-          </w:rPr>
-          <w:t>1 Chronicles 2:42–55</w:t>
-        </w:r>
-      </w:hyperlink>
+      <w:r>
+        <w:rPr>
+          <w:lang w:val="en_US" w:bidi="en_US"/>
+        </w:rPr>
+        <w:t>1 Chronicles 2:42–55</w:t>
+      </w:r>
       <w:r>
         <w:rPr>
           <w:lang w:val="en_US" w:bidi="en_US"/>
@@ -1688,36 +1538,24 @@
         </w:rPr>
         <w:t>The Chronicler lists David as the seventh son of Jesse, while Samuel lists him as the eighth (</w:t>
       </w:r>
-      <w:hyperlink r:id="rId37">
-        <w:r>
-          <w:rPr>
-            <w:lang w:val="en_US" w:bidi="en_US"/>
-          </w:rPr>
-          <w:rPr>
-            <w:color w:val="0000EE"/>
-            <w:u w:val="single"/>
-          </w:rPr>
-          <w:t>1 Samuel 16:6–13</w:t>
-        </w:r>
-      </w:hyperlink>
+      <w:r>
+        <w:rPr>
+          <w:lang w:val="en_US" w:bidi="en_US"/>
+        </w:rPr>
+        <w:t>1 Samuel 16:6–13</w:t>
+      </w:r>
       <w:r>
         <w:rPr>
           <w:lang w:val="en_US" w:bidi="en_US"/>
         </w:rPr>
         <w:t xml:space="preserve">; </w:t>
       </w:r>
-      <w:hyperlink r:id="rId38">
-        <w:r>
-          <w:rPr>
-            <w:lang w:val="en_US" w:bidi="en_US"/>
-          </w:rPr>
-          <w:rPr>
-            <w:color w:val="0000EE"/>
-            <w:u w:val="single"/>
-          </w:rPr>
-          <w:t>17:12</w:t>
-        </w:r>
-      </w:hyperlink>
+      <w:r>
+        <w:rPr>
+          <w:lang w:val="en_US" w:bidi="en_US"/>
+        </w:rPr>
+        <w:t>17:12</w:t>
+      </w:r>
       <w:r>
         <w:rPr>
           <w:lang w:val="en_US" w:bidi="en_US"/>
@@ -1852,18 +1690,12 @@
         </w:rPr>
         <w:t xml:space="preserve">The Lord selected Bezalel, a craftsman from Hezron's family, to build the Tabernacle (see </w:t>
       </w:r>
-      <w:hyperlink r:id="rId39">
-        <w:r>
-          <w:rPr>
-            <w:lang w:val="en_US" w:bidi="en_US"/>
-          </w:rPr>
-          <w:rPr>
-            <w:color w:val="0000EE"/>
-            <w:u w:val="single"/>
-          </w:rPr>
-          <w:t>Exodus 31:1–2</w:t>
-        </w:r>
-      </w:hyperlink>
+      <w:r>
+        <w:rPr>
+          <w:lang w:val="en_US" w:bidi="en_US"/>
+        </w:rPr>
+        <w:t>Exodus 31:1–2</w:t>
+      </w:r>
       <w:r>
         <w:rPr>
           <w:lang w:val="en_US" w:bidi="en_US"/>
@@ -1918,18 +1750,12 @@
         </w:rPr>
         <w:t xml:space="preserve">Some families from Gilead, who are listed as part of the tribe of Manasseh (see </w:t>
       </w:r>
-      <w:hyperlink r:id="rId40">
-        <w:r>
-          <w:rPr>
-            <w:lang w:val="en_US" w:bidi="en_US"/>
-          </w:rPr>
-          <w:rPr>
-            <w:color w:val="0000EE"/>
-            <w:u w:val="single"/>
-          </w:rPr>
-          <w:t>Numbers 32:39–42</w:t>
-        </w:r>
-      </w:hyperlink>
+      <w:r>
+        <w:rPr>
+          <w:lang w:val="en_US" w:bidi="en_US"/>
+        </w:rPr>
+        <w:t>Numbers 32:39–42</w:t>
+      </w:r>
       <w:r>
         <w:rPr>
           <w:lang w:val="en_US" w:bidi="en_US"/>
@@ -1984,18 +1810,12 @@
         </w:rPr>
         <w:t xml:space="preserve">Tekoa was a small village in Judea, located southeast of Bethlehem (see also </w:t>
       </w:r>
-      <w:hyperlink r:id="rId41">
-        <w:r>
-          <w:rPr>
-            <w:lang w:val="en_US" w:bidi="en_US"/>
-          </w:rPr>
-          <w:rPr>
-            <w:color w:val="0000EE"/>
-            <w:u w:val="single"/>
-          </w:rPr>
-          <w:t>1 Chronicles 4:5–8</w:t>
-        </w:r>
-      </w:hyperlink>
+      <w:r>
+        <w:rPr>
+          <w:lang w:val="en_US" w:bidi="en_US"/>
+        </w:rPr>
+        <w:t>1 Chronicles 4:5–8</w:t>
+      </w:r>
       <w:r>
         <w:rPr>
           <w:lang w:val="en_US" w:bidi="en_US"/>
@@ -2050,36 +1870,24 @@
         </w:rPr>
         <w:t>The list of David's sons comes from information in the book of Samuel (</w:t>
       </w:r>
-      <w:hyperlink r:id="rId42">
-        <w:r>
-          <w:rPr>
-            <w:lang w:val="en_US" w:bidi="en_US"/>
-          </w:rPr>
-          <w:rPr>
-            <w:color w:val="0000EE"/>
-            <w:u w:val="single"/>
-          </w:rPr>
-          <w:t>2 Samuel 3:2–5</w:t>
-        </w:r>
-      </w:hyperlink>
+      <w:r>
+        <w:rPr>
+          <w:lang w:val="en_US" w:bidi="en_US"/>
+        </w:rPr>
+        <w:t>2 Samuel 3:2–5</w:t>
+      </w:r>
       <w:r>
         <w:rPr>
           <w:lang w:val="en_US" w:bidi="en_US"/>
         </w:rPr>
         <w:t xml:space="preserve">; </w:t>
       </w:r>
-      <w:hyperlink r:id="rId43">
-        <w:r>
-          <w:rPr>
-            <w:lang w:val="en_US" w:bidi="en_US"/>
-          </w:rPr>
-          <w:rPr>
-            <w:color w:val="0000EE"/>
-            <w:u w:val="single"/>
-          </w:rPr>
-          <w:t>5:14–16</w:t>
-        </w:r>
-      </w:hyperlink>
+      <w:r>
+        <w:rPr>
+          <w:lang w:val="en_US" w:bidi="en_US"/>
+        </w:rPr>
+        <w:t>5:14–16</w:t>
+      </w:r>
       <w:r>
         <w:rPr>
           <w:lang w:val="en_US" w:bidi="en_US"/>
@@ -2134,36 +1942,24 @@
         </w:rPr>
         <w:t>The genealogy of David continues from the genealogy of Ram (</w:t>
       </w:r>
-      <w:hyperlink r:id="rId44">
-        <w:r>
-          <w:rPr>
-            <w:lang w:val="en_US" w:bidi="en_US"/>
-          </w:rPr>
-          <w:rPr>
-            <w:color w:val="0000EE"/>
-            <w:u w:val="single"/>
-          </w:rPr>
-          <w:t>1 Chronicles 2:10–17</w:t>
-        </w:r>
-      </w:hyperlink>
+      <w:r>
+        <w:rPr>
+          <w:lang w:val="en_US" w:bidi="en_US"/>
+        </w:rPr>
+        <w:t>1 Chronicles 2:10–17</w:t>
+      </w:r>
       <w:r>
         <w:rPr>
           <w:lang w:val="en_US" w:bidi="en_US"/>
         </w:rPr>
         <w:t>), listing David as the seventh son of Jesse (</w:t>
       </w:r>
-      <w:hyperlink r:id="rId45">
-        <w:r>
-          <w:rPr>
-            <w:lang w:val="en_US" w:bidi="en_US"/>
-          </w:rPr>
-          <w:rPr>
-            <w:color w:val="0000EE"/>
-            <w:u w:val="single"/>
-          </w:rPr>
-          <w:t>2:15</w:t>
-        </w:r>
-      </w:hyperlink>
+      <w:r>
+        <w:rPr>
+          <w:lang w:val="en_US" w:bidi="en_US"/>
+        </w:rPr>
+        <w:t>2:15</w:t>
+      </w:r>
       <w:r>
         <w:rPr>
           <w:lang w:val="en_US" w:bidi="en_US"/>
@@ -2192,18 +1988,12 @@
         </w:rPr>
         <w:t>David’s sons (</w:t>
       </w:r>
-      <w:hyperlink r:id="rId46">
-        <w:r>
-          <w:rPr>
-            <w:lang w:val="en_US" w:bidi="en_US"/>
-          </w:rPr>
-          <w:rPr>
-            <w:color w:val="0000EE"/>
-            <w:u w:val="single"/>
-          </w:rPr>
-          <w:t>1 Chronicles 3:1–9</w:t>
-        </w:r>
-      </w:hyperlink>
+      <w:r>
+        <w:rPr>
+          <w:lang w:val="en_US" w:bidi="en_US"/>
+        </w:rPr>
+        <w:t>1 Chronicles 3:1–9</w:t>
+      </w:r>
       <w:r>
         <w:rPr>
           <w:lang w:val="en_US" w:bidi="en_US"/>
@@ -2228,18 +2018,12 @@
         </w:rPr>
         <w:t>The kings of Judah up to Jehoiachin and Zedekiah (</w:t>
       </w:r>
-      <w:hyperlink r:id="rId47">
-        <w:r>
-          <w:rPr>
-            <w:lang w:val="en_US" w:bidi="en_US"/>
-          </w:rPr>
-          <w:rPr>
-            <w:color w:val="0000EE"/>
-            <w:u w:val="single"/>
-          </w:rPr>
-          <w:t>1 Chronicles 3:10–16</w:t>
-        </w:r>
-      </w:hyperlink>
+      <w:r>
+        <w:rPr>
+          <w:lang w:val="en_US" w:bidi="en_US"/>
+        </w:rPr>
+        <w:t>1 Chronicles 3:10–16</w:t>
+      </w:r>
       <w:r>
         <w:rPr>
           <w:lang w:val="en_US" w:bidi="en_US"/>
@@ -2264,18 +2048,12 @@
         </w:rPr>
         <w:t>The descendants of Jehoiachin up to the Chronicler's time (</w:t>
       </w:r>
-      <w:hyperlink r:id="rId48">
-        <w:r>
-          <w:rPr>
-            <w:lang w:val="en_US" w:bidi="en_US"/>
-          </w:rPr>
-          <w:rPr>
-            <w:color w:val="0000EE"/>
-            <w:u w:val="single"/>
-          </w:rPr>
-          <w:t>1 Chronicles 3:17–24</w:t>
-        </w:r>
-      </w:hyperlink>
+      <w:r>
+        <w:rPr>
+          <w:lang w:val="en_US" w:bidi="en_US"/>
+        </w:rPr>
+        <w:t>1 Chronicles 3:17–24</w:t>
+      </w:r>
       <w:r>
         <w:rPr>
           <w:lang w:val="en_US" w:bidi="en_US"/>
@@ -2622,72 +2400,48 @@
         </w:rPr>
         <w:t xml:space="preserve">The genealogy of Judah continues, linking back to </w:t>
       </w:r>
-      <w:hyperlink r:id="rId49">
-        <w:r>
-          <w:rPr>
-            <w:lang w:val="en_US" w:bidi="en_US"/>
-          </w:rPr>
-          <w:rPr>
-            <w:color w:val="0000EE"/>
-            <w:u w:val="single"/>
-          </w:rPr>
-          <w:t>1 Chronicles 2:1–55</w:t>
-        </w:r>
-      </w:hyperlink>
+      <w:r>
+        <w:rPr>
+          <w:lang w:val="en_US" w:bidi="en_US"/>
+        </w:rPr>
+        <w:t>1 Chronicles 2:1–55</w:t>
+      </w:r>
       <w:r>
         <w:rPr>
           <w:lang w:val="en_US" w:bidi="en_US"/>
         </w:rPr>
         <w:t>. It immediately connects to Hur, the ancestor of Bethlehem (</w:t>
       </w:r>
-      <w:hyperlink r:id="rId50">
-        <w:r>
-          <w:rPr>
-            <w:lang w:val="en_US" w:bidi="en_US"/>
-          </w:rPr>
-          <w:rPr>
-            <w:color w:val="0000EE"/>
-            <w:u w:val="single"/>
-          </w:rPr>
-          <w:t>1 Chronicles 4:1–4</w:t>
-        </w:r>
-      </w:hyperlink>
+      <w:r>
+        <w:rPr>
+          <w:lang w:val="en_US" w:bidi="en_US"/>
+        </w:rPr>
+        <w:t>1 Chronicles 4:1–4</w:t>
+      </w:r>
       <w:r>
         <w:rPr>
           <w:lang w:val="en_US" w:bidi="en_US"/>
         </w:rPr>
         <w:t xml:space="preserve">; see </w:t>
       </w:r>
-      <w:hyperlink r:id="rId51">
-        <w:r>
-          <w:rPr>
-            <w:lang w:val="en_US" w:bidi="en_US"/>
-          </w:rPr>
-          <w:rPr>
-            <w:color w:val="0000EE"/>
-            <w:u w:val="single"/>
-          </w:rPr>
-          <w:t>2:19–20</w:t>
-        </w:r>
-      </w:hyperlink>
+      <w:r>
+        <w:rPr>
+          <w:lang w:val="en_US" w:bidi="en_US"/>
+        </w:rPr>
+        <w:t>2:19–20</w:t>
+      </w:r>
       <w:r>
         <w:rPr>
           <w:lang w:val="en_US" w:bidi="en_US"/>
         </w:rPr>
         <w:t xml:space="preserve">, </w:t>
       </w:r>
-      <w:hyperlink r:id="rId52">
-        <w:r>
-          <w:rPr>
-            <w:lang w:val="en_US" w:bidi="en_US"/>
-          </w:rPr>
-          <w:rPr>
-            <w:color w:val="0000EE"/>
-            <w:u w:val="single"/>
-          </w:rPr>
-          <w:t>51–55</w:t>
-        </w:r>
-      </w:hyperlink>
+      <w:r>
+        <w:rPr>
+          <w:lang w:val="en_US" w:bidi="en_US"/>
+        </w:rPr>
+        <w:t>51–55</w:t>
+      </w:r>
       <w:r>
         <w:rPr>
           <w:lang w:val="en_US" w:bidi="en_US"/>
@@ -2742,36 +2496,24 @@
         </w:rPr>
         <w:t>The section about Jabez stands alone, allowing the Chronicler to explain his name's origin. Jabez is not mentioned earlier, although it is also the name of a town where some of Hur's son Salma's descendants lived (</w:t>
       </w:r>
-      <w:hyperlink r:id="rId53">
-        <w:r>
-          <w:rPr>
-            <w:lang w:val="en_US" w:bidi="en_US"/>
-          </w:rPr>
-          <w:rPr>
-            <w:color w:val="0000EE"/>
-            <w:u w:val="single"/>
-          </w:rPr>
-          <w:t>1 Chronicles 2:55</w:t>
-        </w:r>
-      </w:hyperlink>
+      <w:r>
+        <w:rPr>
+          <w:lang w:val="en_US" w:bidi="en_US"/>
+        </w:rPr>
+        <w:t>1 Chronicles 2:55</w:t>
+      </w:r>
       <w:r>
         <w:rPr>
           <w:lang w:val="en_US" w:bidi="en_US"/>
         </w:rPr>
         <w:t>). Jabez likely got his name because he caused his mother pain, fulfilling Eve's curse (</w:t>
       </w:r>
-      <w:hyperlink r:id="rId54">
-        <w:r>
-          <w:rPr>
-            <w:lang w:val="en_US" w:bidi="en_US"/>
-          </w:rPr>
-          <w:rPr>
-            <w:color w:val="0000EE"/>
-            <w:u w:val="single"/>
-          </w:rPr>
-          <w:t>Genesis 3:16</w:t>
-        </w:r>
-      </w:hyperlink>
+      <w:r>
+        <w:rPr>
+          <w:lang w:val="en_US" w:bidi="en_US"/>
+        </w:rPr>
+        <w:t>Genesis 3:16</w:t>
+      </w:r>
       <w:r>
         <w:rPr>
           <w:lang w:val="en_US" w:bidi="en_US"/>
@@ -2874,72 +2616,48 @@
         </w:rPr>
         <w:t>The name Kenaz also appears as a descendant of Esau through Eliphaz (</w:t>
       </w:r>
-      <w:hyperlink r:id="rId55">
-        <w:r>
-          <w:rPr>
-            <w:lang w:val="en_US" w:bidi="en_US"/>
-          </w:rPr>
-          <w:rPr>
-            <w:color w:val="0000EE"/>
-            <w:u w:val="single"/>
-          </w:rPr>
-          <w:t>Genesis 36:11</w:t>
-        </w:r>
-      </w:hyperlink>
+      <w:r>
+        <w:rPr>
+          <w:lang w:val="en_US" w:bidi="en_US"/>
+        </w:rPr>
+        <w:t>Genesis 36:11</w:t>
+      </w:r>
       <w:r>
         <w:rPr>
           <w:lang w:val="en_US" w:bidi="en_US"/>
         </w:rPr>
         <w:t>). Kenaz's descendants are known as the Kenizzites. The Kenizzites lived in the southern part of the land and had ties with Judah and Edom. Caleb, son of Jephunneh, was a Kenizzite (</w:t>
       </w:r>
-      <w:hyperlink r:id="rId56">
-        <w:r>
-          <w:rPr>
-            <w:lang w:val="en_US" w:bidi="en_US"/>
-          </w:rPr>
-          <w:rPr>
-            <w:color w:val="0000EE"/>
-            <w:u w:val="single"/>
-          </w:rPr>
-          <w:t>Numbers 32:12</w:t>
-        </w:r>
-      </w:hyperlink>
+      <w:r>
+        <w:rPr>
+          <w:lang w:val="en_US" w:bidi="en_US"/>
+        </w:rPr>
+        <w:t>Numbers 32:12</w:t>
+      </w:r>
       <w:r>
         <w:rPr>
           <w:lang w:val="en_US" w:bidi="en_US"/>
         </w:rPr>
         <w:t xml:space="preserve">; </w:t>
       </w:r>
-      <w:hyperlink r:id="rId57">
-        <w:r>
-          <w:rPr>
-            <w:lang w:val="en_US" w:bidi="en_US"/>
-          </w:rPr>
-          <w:rPr>
-            <w:color w:val="0000EE"/>
-            <w:u w:val="single"/>
-          </w:rPr>
-          <w:t>Joshua 14:6</w:t>
-        </w:r>
-      </w:hyperlink>
+      <w:r>
+        <w:rPr>
+          <w:lang w:val="en_US" w:bidi="en_US"/>
+        </w:rPr>
+        <w:t>Joshua 14:6</w:t>
+      </w:r>
       <w:r>
         <w:rPr>
           <w:lang w:val="en_US" w:bidi="en_US"/>
         </w:rPr>
         <w:t>) and had a brother named Kenaz (</w:t>
       </w:r>
-      <w:hyperlink r:id="rId58">
-        <w:r>
-          <w:rPr>
-            <w:lang w:val="en_US" w:bidi="en_US"/>
-          </w:rPr>
-          <w:rPr>
-            <w:color w:val="0000EE"/>
-            <w:u w:val="single"/>
-          </w:rPr>
-          <w:t>Joshua 15:17</w:t>
-        </w:r>
-      </w:hyperlink>
+      <w:r>
+        <w:rPr>
+          <w:lang w:val="en_US" w:bidi="en_US"/>
+        </w:rPr>
+        <w:t>Joshua 15:17</w:t>
+      </w:r>
       <w:r>
         <w:rPr>
           <w:lang w:val="en_US" w:bidi="en_US"/>
@@ -3042,72 +2760,48 @@
         </w:rPr>
         <w:t>After recording Judah’s descendants through his wife Tamar (</w:t>
       </w:r>
-      <w:hyperlink r:id="rId59">
-        <w:r>
-          <w:rPr>
-            <w:lang w:val="en_US" w:bidi="en_US"/>
-          </w:rPr>
-          <w:rPr>
-            <w:color w:val="0000EE"/>
-            <w:u w:val="single"/>
-          </w:rPr>
-          <w:t>1 Chronicles 2:4–4:20</w:t>
-        </w:r>
-      </w:hyperlink>
+      <w:r>
+        <w:rPr>
+          <w:lang w:val="en_US" w:bidi="en_US"/>
+        </w:rPr>
+        <w:t>1 Chronicles 2:4–4:20</w:t>
+      </w:r>
       <w:r>
         <w:rPr>
           <w:lang w:val="en_US" w:bidi="en_US"/>
         </w:rPr>
         <w:t xml:space="preserve">), the text lists the descendants of Shelah, Judah’s third son with Bathshua (see </w:t>
       </w:r>
-      <w:hyperlink r:id="rId60">
-        <w:r>
-          <w:rPr>
-            <w:lang w:val="en_US" w:bidi="en_US"/>
-          </w:rPr>
-          <w:rPr>
-            <w:color w:val="0000EE"/>
-            <w:u w:val="single"/>
-          </w:rPr>
-          <w:t>1 Chronicles 2:3</w:t>
-        </w:r>
-      </w:hyperlink>
+      <w:r>
+        <w:rPr>
+          <w:lang w:val="en_US" w:bidi="en_US"/>
+        </w:rPr>
+        <w:t>1 Chronicles 2:3</w:t>
+      </w:r>
       <w:r>
         <w:rPr>
           <w:lang w:val="en_US" w:bidi="en_US"/>
         </w:rPr>
         <w:t xml:space="preserve">; </w:t>
       </w:r>
-      <w:hyperlink r:id="rId61">
-        <w:r>
-          <w:rPr>
-            <w:lang w:val="en_US" w:bidi="en_US"/>
-          </w:rPr>
-          <w:rPr>
-            <w:color w:val="0000EE"/>
-            <w:u w:val="single"/>
-          </w:rPr>
-          <w:t>Genesis 38:2</w:t>
-        </w:r>
-      </w:hyperlink>
+      <w:r>
+        <w:rPr>
+          <w:lang w:val="en_US" w:bidi="en_US"/>
+        </w:rPr>
+        <w:t>Genesis 38:2</w:t>
+      </w:r>
       <w:r>
         <w:rPr>
           <w:lang w:val="en_US" w:bidi="en_US"/>
         </w:rPr>
         <w:t xml:space="preserve">, </w:t>
       </w:r>
-      <w:hyperlink r:id="rId62">
-        <w:r>
-          <w:rPr>
-            <w:lang w:val="en_US" w:bidi="en_US"/>
-          </w:rPr>
-          <w:rPr>
-            <w:color w:val="0000EE"/>
-            <w:u w:val="single"/>
-          </w:rPr>
-          <w:t>5</w:t>
-        </w:r>
-      </w:hyperlink>
+      <w:r>
+        <w:rPr>
+          <w:lang w:val="en_US" w:bidi="en_US"/>
+        </w:rPr>
+        <w:t>5</w:t>
+      </w:r>
       <w:r>
         <w:rPr>
           <w:lang w:val="en_US" w:bidi="en_US"/>
@@ -3162,18 +2856,12 @@
         </w:rPr>
         <w:t>Simeon was Jacob’s second son. His tribe's land was in southern Judah (</w:t>
       </w:r>
-      <w:hyperlink r:id="rId63">
-        <w:r>
-          <w:rPr>
-            <w:lang w:val="en_US" w:bidi="en_US"/>
-          </w:rPr>
-          <w:rPr>
-            <w:color w:val="0000EE"/>
-            <w:u w:val="single"/>
-          </w:rPr>
-          <w:t>Joshua 19:1–9</w:t>
-        </w:r>
-      </w:hyperlink>
+      <w:r>
+        <w:rPr>
+          <w:lang w:val="en_US" w:bidi="en_US"/>
+        </w:rPr>
+        <w:t>Joshua 19:1–9</w:t>
+      </w:r>
       <w:r>
         <w:rPr>
           <w:lang w:val="en_US" w:bidi="en_US"/>
@@ -3228,36 +2916,24 @@
         </w:rPr>
         <w:t>After finishing the genealogy of Judah’s descendants (</w:t>
       </w:r>
-      <w:hyperlink r:id="rId64">
-        <w:r>
-          <w:rPr>
-            <w:lang w:val="en_US" w:bidi="en_US"/>
-          </w:rPr>
-          <w:rPr>
-            <w:color w:val="0000EE"/>
-            <w:u w:val="single"/>
-          </w:rPr>
-          <w:t>1 Chronicles 2:3–4:23</w:t>
-        </w:r>
-      </w:hyperlink>
+      <w:r>
+        <w:rPr>
+          <w:lang w:val="en_US" w:bidi="en_US"/>
+        </w:rPr>
+        <w:t>1 Chronicles 2:3–4:23</w:t>
+      </w:r>
       <w:r>
         <w:rPr>
           <w:lang w:val="en_US" w:bidi="en_US"/>
         </w:rPr>
         <w:t xml:space="preserve">), the Chronicler examines the records for the other sons of Israel (compare </w:t>
       </w:r>
-      <w:hyperlink r:id="rId29">
-        <w:r>
-          <w:rPr>
-            <w:lang w:val="en_US" w:bidi="en_US"/>
-          </w:rPr>
-          <w:rPr>
-            <w:color w:val="0000EE"/>
-            <w:u w:val="single"/>
-          </w:rPr>
-          <w:t>2:1–2</w:t>
-        </w:r>
-      </w:hyperlink>
+      <w:r>
+        <w:rPr>
+          <w:lang w:val="en_US" w:bidi="en_US"/>
+        </w:rPr>
+        <w:t>2:1–2</w:t>
+      </w:r>
       <w:r>
         <w:rPr>
           <w:lang w:val="en_US" w:bidi="en_US"/>
@@ -3312,54 +2988,36 @@
         </w:rPr>
         <w:t>The list of men described as leaders of Simeon's wealthy clans (</w:t>
       </w:r>
-      <w:hyperlink r:id="rId65">
-        <w:r>
-          <w:rPr>
-            <w:lang w:val="en_US" w:bidi="en_US"/>
-          </w:rPr>
-          <w:rPr>
-            <w:color w:val="0000EE"/>
-            <w:u w:val="single"/>
-          </w:rPr>
-          <w:t>1 Chronicles 4:34–38</w:t>
-        </w:r>
-      </w:hyperlink>
+      <w:r>
+        <w:rPr>
+          <w:lang w:val="en_US" w:bidi="en_US"/>
+        </w:rPr>
+        <w:t>1 Chronicles 4:34–38</w:t>
+      </w:r>
       <w:r>
         <w:rPr>
           <w:lang w:val="en_US" w:bidi="en_US"/>
         </w:rPr>
         <w:t>) leads into the description of Simeon's geographic expansion (</w:t>
       </w:r>
-      <w:hyperlink r:id="rId66">
-        <w:r>
-          <w:rPr>
-            <w:lang w:val="en_US" w:bidi="en_US"/>
-          </w:rPr>
-          <w:rPr>
-            <w:color w:val="0000EE"/>
-            <w:u w:val="single"/>
-          </w:rPr>
-          <w:t>4:38–43</w:t>
-        </w:r>
-      </w:hyperlink>
+      <w:r>
+        <w:rPr>
+          <w:lang w:val="en_US" w:bidi="en_US"/>
+        </w:rPr>
+        <w:t>4:38–43</w:t>
+      </w:r>
       <w:r>
         <w:rPr>
           <w:lang w:val="en_US" w:bidi="en_US"/>
         </w:rPr>
         <w:t>). The tribe expanded with thirteen family leaders during Hezekiah's time (late 700s BC) in the Gerar area. This might have been part of Hezekiah's military action against Philistine territories (</w:t>
       </w:r>
-      <w:hyperlink r:id="rId67">
-        <w:r>
-          <w:rPr>
-            <w:lang w:val="en_US" w:bidi="en_US"/>
-          </w:rPr>
-          <w:rPr>
-            <w:color w:val="0000EE"/>
-            <w:u w:val="single"/>
-          </w:rPr>
-          <w:t>2 Kings 18:8</w:t>
-        </w:r>
-      </w:hyperlink>
+      <w:r>
+        <w:rPr>
+          <w:lang w:val="en_US" w:bidi="en_US"/>
+        </w:rPr>
+        <w:t>2 Kings 18:8</w:t>
+      </w:r>
       <w:r>
         <w:rPr>
           <w:lang w:val="en_US" w:bidi="en_US"/>
@@ -3447,18 +3105,12 @@
         </w:rPr>
         <w:t>, likely refers to a city in Philistia, west of Judah (</w:t>
       </w:r>
-      <w:hyperlink r:id="rId68">
-        <w:r>
-          <w:rPr>
-            <w:lang w:val="en_US" w:bidi="en_US"/>
-          </w:rPr>
-          <w:rPr>
-            <w:color w:val="0000EE"/>
-            <w:u w:val="single"/>
-          </w:rPr>
-          <w:t>Genesis 10:19</w:t>
-        </w:r>
-      </w:hyperlink>
+      <w:r>
+        <w:rPr>
+          <w:lang w:val="en_US" w:bidi="en_US"/>
+        </w:rPr>
+        <w:t>Genesis 10:19</w:t>
+      </w:r>
       <w:r>
         <w:rPr>
           <w:lang w:val="en_US" w:bidi="en_US"/>
@@ -3580,90 +3232,60 @@
         </w:rPr>
         <w:t>Reuben was Israel's oldest son, but he lost his birthright because he had sexual relations with his father's concubine (</w:t>
       </w:r>
-      <w:hyperlink r:id="rId69">
-        <w:r>
-          <w:rPr>
-            <w:lang w:val="en_US" w:bidi="en_US"/>
-          </w:rPr>
-          <w:rPr>
-            <w:color w:val="0000EE"/>
-            <w:u w:val="single"/>
-          </w:rPr>
-          <w:t>Genesis 35:22</w:t>
-        </w:r>
-      </w:hyperlink>
+      <w:r>
+        <w:rPr>
+          <w:lang w:val="en_US" w:bidi="en_US"/>
+        </w:rPr>
+        <w:t>Genesis 35:22</w:t>
+      </w:r>
       <w:r>
         <w:rPr>
           <w:lang w:val="en_US" w:bidi="en_US"/>
         </w:rPr>
         <w:t>). Jacob gave this right to Joseph by making Ephraim and Manasseh full members of the tribes (</w:t>
       </w:r>
-      <w:hyperlink r:id="rId70">
-        <w:r>
-          <w:rPr>
-            <w:lang w:val="en_US" w:bidi="en_US"/>
-          </w:rPr>
-          <w:rPr>
-            <w:color w:val="0000EE"/>
-            <w:u w:val="single"/>
-          </w:rPr>
-          <w:t>Genesis 48:5</w:t>
-        </w:r>
-      </w:hyperlink>
+      <w:r>
+        <w:rPr>
+          <w:lang w:val="en_US" w:bidi="en_US"/>
+        </w:rPr>
+        <w:t>Genesis 48:5</w:t>
+      </w:r>
       <w:r>
         <w:rPr>
           <w:lang w:val="en_US" w:bidi="en_US"/>
         </w:rPr>
         <w:t>). This act gave Joseph the double portion usually meant for the firstborn (</w:t>
       </w:r>
-      <w:hyperlink r:id="rId71">
-        <w:r>
-          <w:rPr>
-            <w:lang w:val="en_US" w:bidi="en_US"/>
-          </w:rPr>
-          <w:rPr>
-            <w:color w:val="0000EE"/>
-            <w:u w:val="single"/>
-          </w:rPr>
-          <w:t>Deuteronomy 21:15–17</w:t>
-        </w:r>
-      </w:hyperlink>
+      <w:r>
+        <w:rPr>
+          <w:lang w:val="en_US" w:bidi="en_US"/>
+        </w:rPr>
+        <w:t>Deuteronomy 21:15–17</w:t>
+      </w:r>
       <w:r>
         <w:rPr>
           <w:lang w:val="en_US" w:bidi="en_US"/>
         </w:rPr>
         <w:t>). As Jacob predicted, Judah became more prominent than his brothers and was the ancestor of the ruling tribe (</w:t>
       </w:r>
-      <w:hyperlink r:id="rId72">
-        <w:r>
-          <w:rPr>
-            <w:lang w:val="en_US" w:bidi="en_US"/>
-          </w:rPr>
-          <w:rPr>
-            <w:color w:val="0000EE"/>
-            <w:u w:val="single"/>
-          </w:rPr>
-          <w:t>Genesis 49:8–10</w:t>
-        </w:r>
-      </w:hyperlink>
+      <w:r>
+        <w:rPr>
+          <w:lang w:val="en_US" w:bidi="en_US"/>
+        </w:rPr>
+        <w:t>Genesis 49:8–10</w:t>
+      </w:r>
       <w:r>
         <w:rPr>
           <w:lang w:val="en_US" w:bidi="en_US"/>
         </w:rPr>
         <w:t>). However, Reuben is still listed first (</w:t>
       </w:r>
-      <w:hyperlink r:id="rId73">
-        <w:r>
-          <w:rPr>
-            <w:lang w:val="en_US" w:bidi="en_US"/>
-          </w:rPr>
-          <w:rPr>
-            <w:color w:val="0000EE"/>
-            <w:u w:val="single"/>
-          </w:rPr>
-          <w:t>1 Chronicles 2:1</w:t>
-        </w:r>
-      </w:hyperlink>
+      <w:r>
+        <w:rPr>
+          <w:lang w:val="en_US" w:bidi="en_US"/>
+        </w:rPr>
+        <w:t>1 Chronicles 2:1</w:t>
+      </w:r>
       <w:r>
         <w:rPr>
           <w:lang w:val="en_US" w:bidi="en_US"/>
@@ -3736,36 +3358,24 @@
         </w:rPr>
         <w:t>Reuben (</w:t>
       </w:r>
-      <w:hyperlink r:id="rId74">
-        <w:r>
-          <w:rPr>
-            <w:lang w:val="en_US" w:bidi="en_US"/>
-          </w:rPr>
-          <w:rPr>
-            <w:color w:val="0000EE"/>
-            <w:u w:val="single"/>
-          </w:rPr>
-          <w:t>1 Chronicles 5:1–10</w:t>
-        </w:r>
-      </w:hyperlink>
+      <w:r>
+        <w:rPr>
+          <w:lang w:val="en_US" w:bidi="en_US"/>
+        </w:rPr>
+        <w:t>1 Chronicles 5:1–10</w:t>
+      </w:r>
       <w:r>
         <w:rPr>
           <w:lang w:val="en_US" w:bidi="en_US"/>
         </w:rPr>
         <w:t xml:space="preserve">; compare </w:t>
       </w:r>
-      <w:hyperlink r:id="rId75">
-        <w:r>
-          <w:rPr>
-            <w:lang w:val="en_US" w:bidi="en_US"/>
-          </w:rPr>
-          <w:rPr>
-            <w:color w:val="0000EE"/>
-            <w:u w:val="single"/>
-          </w:rPr>
-          <w:t>Genesis 46:9</w:t>
-        </w:r>
-      </w:hyperlink>
+      <w:r>
+        <w:rPr>
+          <w:lang w:val="en_US" w:bidi="en_US"/>
+        </w:rPr>
+        <w:t>Genesis 46:9</w:t>
+      </w:r>
       <w:r>
         <w:rPr>
           <w:lang w:val="en_US" w:bidi="en_US"/>
@@ -3790,18 +3400,12 @@
         </w:rPr>
         <w:t>Gad (</w:t>
       </w:r>
-      <w:hyperlink r:id="rId76">
-        <w:r>
-          <w:rPr>
-            <w:lang w:val="en_US" w:bidi="en_US"/>
-          </w:rPr>
-          <w:rPr>
-            <w:color w:val="0000EE"/>
-            <w:u w:val="single"/>
-          </w:rPr>
-          <w:t>1 Chronicles 5:11–17</w:t>
-        </w:r>
-      </w:hyperlink>
+      <w:r>
+        <w:rPr>
+          <w:lang w:val="en_US" w:bidi="en_US"/>
+        </w:rPr>
+        <w:t>1 Chronicles 5:11–17</w:t>
+      </w:r>
       <w:r>
         <w:rPr>
           <w:lang w:val="en_US" w:bidi="en_US"/>
@@ -3826,18 +3430,12 @@
         </w:rPr>
         <w:t>Manasseh (</w:t>
       </w:r>
-      <w:hyperlink r:id="rId77">
-        <w:r>
-          <w:rPr>
-            <w:lang w:val="en_US" w:bidi="en_US"/>
-          </w:rPr>
-          <w:rPr>
-            <w:color w:val="0000EE"/>
-            <w:u w:val="single"/>
-          </w:rPr>
-          <w:t>1 Chronicles 5:23–24</w:t>
-        </w:r>
-      </w:hyperlink>
+      <w:r>
+        <w:rPr>
+          <w:lang w:val="en_US" w:bidi="en_US"/>
+        </w:rPr>
+        <w:t>1 Chronicles 5:23–24</w:t>
+      </w:r>
       <w:r>
         <w:rPr>
           <w:lang w:val="en_US" w:bidi="en_US"/>
@@ -3906,54 +3504,36 @@
         </w:rPr>
         <w:t xml:space="preserve">The sons of Reuben are also mentioned in </w:t>
       </w:r>
-      <w:hyperlink r:id="rId75">
-        <w:r>
-          <w:rPr>
-            <w:lang w:val="en_US" w:bidi="en_US"/>
-          </w:rPr>
-          <w:rPr>
-            <w:color w:val="0000EE"/>
-            <w:u w:val="single"/>
-          </w:rPr>
-          <w:t>Genesis 46:9</w:t>
-        </w:r>
-      </w:hyperlink>
+      <w:r>
+        <w:rPr>
+          <w:lang w:val="en_US" w:bidi="en_US"/>
+        </w:rPr>
+        <w:t>Genesis 46:9</w:t>
+      </w:r>
       <w:r>
         <w:rPr>
           <w:lang w:val="en_US" w:bidi="en_US"/>
         </w:rPr>
         <w:t xml:space="preserve">; </w:t>
       </w:r>
-      <w:hyperlink r:id="rId78">
-        <w:r>
-          <w:rPr>
-            <w:lang w:val="en_US" w:bidi="en_US"/>
-          </w:rPr>
-          <w:rPr>
-            <w:color w:val="0000EE"/>
-            <w:u w:val="single"/>
-          </w:rPr>
-          <w:t>Exodus 6:14</w:t>
-        </w:r>
-      </w:hyperlink>
+      <w:r>
+        <w:rPr>
+          <w:lang w:val="en_US" w:bidi="en_US"/>
+        </w:rPr>
+        <w:t>Exodus 6:14</w:t>
+      </w:r>
       <w:r>
         <w:rPr>
           <w:lang w:val="en_US" w:bidi="en_US"/>
         </w:rPr>
         <w:t xml:space="preserve">; </w:t>
       </w:r>
-      <w:hyperlink r:id="rId79">
-        <w:r>
-          <w:rPr>
-            <w:lang w:val="en_US" w:bidi="en_US"/>
-          </w:rPr>
-          <w:rPr>
-            <w:color w:val="0000EE"/>
-            <w:u w:val="single"/>
-          </w:rPr>
-          <w:t>Numbers 26:5–6</w:t>
-        </w:r>
-      </w:hyperlink>
+      <w:r>
+        <w:rPr>
+          <w:lang w:val="en_US" w:bidi="en_US"/>
+        </w:rPr>
+        <w:t>Numbers 26:5–6</w:t>
+      </w:r>
       <w:r>
         <w:rPr>
           <w:lang w:val="en_US" w:bidi="en_US"/>
@@ -4056,36 +3636,24 @@
         </w:rPr>
         <w:t xml:space="preserve">Tiglath-pileser was the king of Assyria from 744 to 727 BC. He attacked the tribes of Transjordan during King Pekah’s reign, which lasted from 752 to 732 BC. He took the people into captivity (see </w:t>
       </w:r>
-      <w:hyperlink r:id="rId80">
-        <w:r>
-          <w:rPr>
-            <w:lang w:val="en_US" w:bidi="en_US"/>
-          </w:rPr>
-          <w:rPr>
-            <w:color w:val="0000EE"/>
-            <w:u w:val="single"/>
-          </w:rPr>
-          <w:t>1 Chronicles 5:25–26</w:t>
-        </w:r>
-      </w:hyperlink>
+      <w:r>
+        <w:rPr>
+          <w:lang w:val="en_US" w:bidi="en_US"/>
+        </w:rPr>
+        <w:t>1 Chronicles 5:25–26</w:t>
+      </w:r>
       <w:r>
         <w:rPr>
           <w:lang w:val="en_US" w:bidi="en_US"/>
         </w:rPr>
         <w:t xml:space="preserve">; </w:t>
       </w:r>
-      <w:hyperlink r:id="rId81">
-        <w:r>
-          <w:rPr>
-            <w:lang w:val="en_US" w:bidi="en_US"/>
-          </w:rPr>
-          <w:rPr>
-            <w:color w:val="0000EE"/>
-            <w:u w:val="single"/>
-          </w:rPr>
-          <w:t>2 Kings 15:29</w:t>
-        </w:r>
-      </w:hyperlink>
+      <w:r>
+        <w:rPr>
+          <w:lang w:val="en_US" w:bidi="en_US"/>
+        </w:rPr>
+        <w:t>2 Kings 15:29</w:t>
+      </w:r>
       <w:r>
         <w:rPr>
           <w:lang w:val="en_US" w:bidi="en_US"/>
@@ -4140,72 +3708,48 @@
         </w:rPr>
         <w:t xml:space="preserve">The tribes of Transjordan, including the Reubenites, expanded their settlements north and east during their war with the Hagrites in Saul's time (see </w:t>
       </w:r>
-      <w:hyperlink r:id="rId82">
-        <w:r>
-          <w:rPr>
-            <w:lang w:val="en_US" w:bidi="en_US"/>
-          </w:rPr>
-          <w:rPr>
-            <w:color w:val="0000EE"/>
-            <w:u w:val="single"/>
-          </w:rPr>
-          <w:t>1 Chronicles 5:18–22</w:t>
-        </w:r>
-      </w:hyperlink>
+      <w:r>
+        <w:rPr>
+          <w:lang w:val="en_US" w:bidi="en_US"/>
+        </w:rPr>
+        <w:t>1 Chronicles 5:18–22</w:t>
+      </w:r>
       <w:r>
         <w:rPr>
           <w:lang w:val="en_US" w:bidi="en_US"/>
         </w:rPr>
         <w:t xml:space="preserve">; </w:t>
       </w:r>
-      <w:hyperlink r:id="rId83">
-        <w:r>
-          <w:rPr>
-            <w:lang w:val="en_US" w:bidi="en_US"/>
-          </w:rPr>
-          <w:rPr>
-            <w:color w:val="0000EE"/>
-            <w:u w:val="single"/>
-          </w:rPr>
-          <w:t>Psalm 83:6</w:t>
-        </w:r>
-      </w:hyperlink>
+      <w:r>
+        <w:rPr>
+          <w:lang w:val="en_US" w:bidi="en_US"/>
+        </w:rPr>
+        <w:t>Psalm 83:6</w:t>
+      </w:r>
       <w:r>
         <w:rPr>
           <w:lang w:val="en_US" w:bidi="en_US"/>
         </w:rPr>
         <w:t xml:space="preserve">). Later, some Hagrites joined David's men (see </w:t>
       </w:r>
-      <w:hyperlink r:id="rId84">
-        <w:r>
-          <w:rPr>
-            <w:lang w:val="en_US" w:bidi="en_US"/>
-          </w:rPr>
-          <w:rPr>
-            <w:color w:val="0000EE"/>
-            <w:u w:val="single"/>
-          </w:rPr>
-          <w:t>1 Chronicles 11:38</w:t>
-        </w:r>
-      </w:hyperlink>
+      <w:r>
+        <w:rPr>
+          <w:lang w:val="en_US" w:bidi="en_US"/>
+        </w:rPr>
+        <w:t>1 Chronicles 11:38</w:t>
+      </w:r>
       <w:r>
         <w:rPr>
           <w:lang w:val="en_US" w:bidi="en_US"/>
         </w:rPr>
         <w:t xml:space="preserve">; </w:t>
       </w:r>
-      <w:hyperlink r:id="rId85">
-        <w:r>
-          <w:rPr>
-            <w:lang w:val="en_US" w:bidi="en_US"/>
-          </w:rPr>
-          <w:rPr>
-            <w:color w:val="0000EE"/>
-            <w:u w:val="single"/>
-          </w:rPr>
-          <w:t>27:31</w:t>
-        </w:r>
-      </w:hyperlink>
+      <w:r>
+        <w:rPr>
+          <w:lang w:val="en_US" w:bidi="en_US"/>
+        </w:rPr>
+        <w:t>27:31</w:t>
+      </w:r>
       <w:r>
         <w:rPr>
           <w:lang w:val="en_US" w:bidi="en_US"/>
@@ -4260,18 +3804,12 @@
         </w:rPr>
         <w:t xml:space="preserve">The story of the war against the Hagrites expands on the elements introduced in </w:t>
       </w:r>
-      <w:hyperlink r:id="rId86">
-        <w:r>
-          <w:rPr>
-            <w:lang w:val="en_US" w:bidi="en_US"/>
-          </w:rPr>
-          <w:rPr>
-            <w:color w:val="0000EE"/>
-            <w:u w:val="single"/>
-          </w:rPr>
-          <w:t>1 Chronicles 5:10</w:t>
-        </w:r>
-      </w:hyperlink>
+      <w:r>
+        <w:rPr>
+          <w:lang w:val="en_US" w:bidi="en_US"/>
+        </w:rPr>
+        <w:t>1 Chronicles 5:10</w:t>
+      </w:r>
       <w:r>
         <w:rPr>
           <w:lang w:val="en_US" w:bidi="en_US"/>
@@ -4444,18 +3982,12 @@
         </w:rPr>
         <w:t>The high priests (</w:t>
       </w:r>
-      <w:hyperlink r:id="rId87">
-        <w:r>
-          <w:rPr>
-            <w:lang w:val="en_US" w:bidi="en_US"/>
-          </w:rPr>
-          <w:rPr>
-            <w:color w:val="0000EE"/>
-            <w:u w:val="single"/>
-          </w:rPr>
-          <w:t>1 Chronicles 6:1–15</w:t>
-        </w:r>
-      </w:hyperlink>
+      <w:r>
+        <w:rPr>
+          <w:lang w:val="en_US" w:bidi="en_US"/>
+        </w:rPr>
+        <w:t>1 Chronicles 6:1–15</w:t>
+      </w:r>
       <w:r>
         <w:rPr>
           <w:lang w:val="en_US" w:bidi="en_US"/>
@@ -4480,18 +4012,12 @@
         </w:rPr>
         <w:t>The three clans of Levites (</w:t>
       </w:r>
-      <w:hyperlink r:id="rId88">
-        <w:r>
-          <w:rPr>
-            <w:lang w:val="en_US" w:bidi="en_US"/>
-          </w:rPr>
-          <w:rPr>
-            <w:color w:val="0000EE"/>
-            <w:u w:val="single"/>
-          </w:rPr>
-          <w:t>1 Chronicles 6:16–30</w:t>
-        </w:r>
-      </w:hyperlink>
+      <w:r>
+        <w:rPr>
+          <w:lang w:val="en_US" w:bidi="en_US"/>
+        </w:rPr>
+        <w:t>1 Chronicles 6:16–30</w:t>
+      </w:r>
       <w:r>
         <w:rPr>
           <w:lang w:val="en_US" w:bidi="en_US"/>
@@ -4516,18 +4042,12 @@
         </w:rPr>
         <w:t>The singers (</w:t>
       </w:r>
-      <w:hyperlink r:id="rId89">
-        <w:r>
-          <w:rPr>
-            <w:lang w:val="en_US" w:bidi="en_US"/>
-          </w:rPr>
-          <w:rPr>
-            <w:color w:val="0000EE"/>
-            <w:u w:val="single"/>
-          </w:rPr>
-          <w:t>1 Chronicles 6:31–47</w:t>
-        </w:r>
-      </w:hyperlink>
+      <w:r>
+        <w:rPr>
+          <w:lang w:val="en_US" w:bidi="en_US"/>
+        </w:rPr>
+        <w:t>1 Chronicles 6:31–47</w:t>
+      </w:r>
       <w:r>
         <w:rPr>
           <w:lang w:val="en_US" w:bidi="en_US"/>
@@ -4644,54 +4164,36 @@
         </w:rPr>
         <w:t xml:space="preserve">After the exile in Babylon, the Judean community needed to confirm the legitimate ancestry of the priests. This genealogy of Kohath linked the ancestors from the Pentateuch to the high priests up to Judah's exile in 586 BC. Other records connected the priests after the exile to this lineage (see </w:t>
       </w:r>
-      <w:hyperlink r:id="rId90">
-        <w:r>
-          <w:rPr>
-            <w:lang w:val="en_US" w:bidi="en_US"/>
-          </w:rPr>
-          <w:rPr>
-            <w:color w:val="0000EE"/>
-            <w:u w:val="single"/>
-          </w:rPr>
-          <w:t>Ezra 3:2</w:t>
-        </w:r>
-      </w:hyperlink>
+      <w:r>
+        <w:rPr>
+          <w:lang w:val="en_US" w:bidi="en_US"/>
+        </w:rPr>
+        <w:t>Ezra 3:2</w:t>
+      </w:r>
       <w:r>
         <w:rPr>
           <w:lang w:val="en_US" w:bidi="en_US"/>
         </w:rPr>
         <w:t xml:space="preserve">; </w:t>
       </w:r>
-      <w:hyperlink r:id="rId91">
-        <w:r>
-          <w:rPr>
-            <w:lang w:val="en_US" w:bidi="en_US"/>
-          </w:rPr>
-          <w:rPr>
-            <w:color w:val="0000EE"/>
-            <w:u w:val="single"/>
-          </w:rPr>
-          <w:t>7:1–6</w:t>
-        </w:r>
-      </w:hyperlink>
+      <w:r>
+        <w:rPr>
+          <w:lang w:val="en_US" w:bidi="en_US"/>
+        </w:rPr>
+        <w:t>7:1–6</w:t>
+      </w:r>
       <w:r>
         <w:rPr>
           <w:lang w:val="en_US" w:bidi="en_US"/>
         </w:rPr>
         <w:t xml:space="preserve">; </w:t>
       </w:r>
-      <w:hyperlink r:id="rId92">
-        <w:r>
-          <w:rPr>
-            <w:lang w:val="en_US" w:bidi="en_US"/>
-          </w:rPr>
-          <w:rPr>
-            <w:color w:val="0000EE"/>
-            <w:u w:val="single"/>
-          </w:rPr>
-          <w:t>Haggai 1:1</w:t>
-        </w:r>
-      </w:hyperlink>
+      <w:r>
+        <w:rPr>
+          <w:lang w:val="en_US" w:bidi="en_US"/>
+        </w:rPr>
+        <w:t>Haggai 1:1</w:t>
+      </w:r>
       <w:r>
         <w:rPr>
           <w:lang w:val="en_US" w:bidi="en_US"/>
@@ -4746,54 +4248,36 @@
         </w:rPr>
         <w:t xml:space="preserve">Most Old Testament scholars agree that the phrase about the high priest at the Temple built by Solomon in Jerusalem should be in </w:t>
       </w:r>
-      <w:hyperlink r:id="rId93">
-        <w:r>
-          <w:rPr>
-            <w:lang w:val="en_US" w:bidi="en_US"/>
-          </w:rPr>
-          <w:rPr>
-            <w:color w:val="0000EE"/>
-            <w:u w:val="single"/>
-          </w:rPr>
-          <w:t>1 Chronicles 6:9</w:t>
-        </w:r>
-      </w:hyperlink>
+      <w:r>
+        <w:rPr>
+          <w:lang w:val="en_US" w:bidi="en_US"/>
+        </w:rPr>
+        <w:t>1 Chronicles 6:9</w:t>
+      </w:r>
       <w:r>
         <w:rPr>
           <w:lang w:val="en_US" w:bidi="en_US"/>
         </w:rPr>
         <w:t xml:space="preserve"> (related to the first Azariah). They believe a scribal error changed the order. Correcting this shows 12 generations between Aaron and the Temple's construction, matching the date in </w:t>
       </w:r>
-      <w:hyperlink r:id="rId94">
-        <w:r>
-          <w:rPr>
-            <w:lang w:val="en_US" w:bidi="en_US"/>
-          </w:rPr>
-          <w:rPr>
-            <w:color w:val="0000EE"/>
-            <w:u w:val="single"/>
-          </w:rPr>
-          <w:t>1 Kings 6:1</w:t>
-        </w:r>
-      </w:hyperlink>
+      <w:r>
+        <w:rPr>
+          <w:lang w:val="en_US" w:bidi="en_US"/>
+        </w:rPr>
+        <w:t>1 Kings 6:1</w:t>
+      </w:r>
       <w:r>
         <w:rPr>
           <w:lang w:val="en_US" w:bidi="en_US"/>
         </w:rPr>
         <w:t xml:space="preserve"> (480 years equals 12 generations of 40 years each in numerical typology). The correction also shows 12 generations between the Temple's construction under Azariah and its rebuilding under Jeshua (</w:t>
       </w:r>
-      <w:hyperlink r:id="rId90">
-        <w:r>
-          <w:rPr>
-            <w:lang w:val="en_US" w:bidi="en_US"/>
-          </w:rPr>
-          <w:rPr>
-            <w:color w:val="0000EE"/>
-            <w:u w:val="single"/>
-          </w:rPr>
-          <w:t>Ezra 3:2</w:t>
-        </w:r>
-      </w:hyperlink>
+      <w:r>
+        <w:rPr>
+          <w:lang w:val="en_US" w:bidi="en_US"/>
+        </w:rPr>
+        <w:t>Ezra 3:2</w:t>
+      </w:r>
       <w:r>
         <w:rPr>
           <w:lang w:val="en_US" w:bidi="en_US"/>
@@ -4848,36 +4332,24 @@
         </w:rPr>
         <w:t>The second introduction of the Levites (</w:t>
       </w:r>
-      <w:hyperlink r:id="rId95">
-        <w:r>
-          <w:rPr>
-            <w:lang w:val="en_US" w:bidi="en_US"/>
-          </w:rPr>
-          <w:rPr>
-            <w:color w:val="0000EE"/>
-            <w:u w:val="single"/>
-          </w:rPr>
-          <w:t>1 Chronicles 6:16–19a</w:t>
-        </w:r>
-      </w:hyperlink>
+      <w:r>
+        <w:rPr>
+          <w:lang w:val="en_US" w:bidi="en_US"/>
+        </w:rPr>
+        <w:t>1 Chronicles 6:16–19a</w:t>
+      </w:r>
       <w:r>
         <w:rPr>
           <w:lang w:val="en_US" w:bidi="en_US"/>
         </w:rPr>
         <w:t>) presents the leaders of all the Levitical families (</w:t>
       </w:r>
-      <w:hyperlink r:id="rId96">
-        <w:r>
-          <w:rPr>
-            <w:lang w:val="en_US" w:bidi="en_US"/>
-          </w:rPr>
-          <w:rPr>
-            <w:color w:val="0000EE"/>
-            <w:u w:val="single"/>
-          </w:rPr>
-          <w:t>6:19b–30</w:t>
-        </w:r>
-      </w:hyperlink>
+      <w:r>
+        <w:rPr>
+          <w:lang w:val="en_US" w:bidi="en_US"/>
+        </w:rPr>
+        <w:t>6:19b–30</w:t>
+      </w:r>
       <w:r>
         <w:rPr>
           <w:lang w:val="en_US" w:bidi="en_US"/>
@@ -4902,18 +4374,12 @@
         </w:rPr>
         <w:t>Gershon (</w:t>
       </w:r>
-      <w:hyperlink r:id="rId97">
-        <w:r>
-          <w:rPr>
-            <w:lang w:val="en_US" w:bidi="en_US"/>
-          </w:rPr>
-          <w:rPr>
-            <w:color w:val="0000EE"/>
-            <w:u w:val="single"/>
-          </w:rPr>
-          <w:t>1 Chronicles 6:20–21</w:t>
-        </w:r>
-      </w:hyperlink>
+      <w:r>
+        <w:rPr>
+          <w:lang w:val="en_US" w:bidi="en_US"/>
+        </w:rPr>
+        <w:t>1 Chronicles 6:20–21</w:t>
+      </w:r>
       <w:r>
         <w:rPr>
           <w:lang w:val="en_US" w:bidi="en_US"/>
@@ -4938,18 +4404,12 @@
         </w:rPr>
         <w:t>Kohath (</w:t>
       </w:r>
-      <w:hyperlink r:id="rId98">
-        <w:r>
-          <w:rPr>
-            <w:lang w:val="en_US" w:bidi="en_US"/>
-          </w:rPr>
-          <w:rPr>
-            <w:color w:val="0000EE"/>
-            <w:u w:val="single"/>
-          </w:rPr>
-          <w:t>1 Chronicles 6:22–24</w:t>
-        </w:r>
-      </w:hyperlink>
+      <w:r>
+        <w:rPr>
+          <w:lang w:val="en_US" w:bidi="en_US"/>
+        </w:rPr>
+        <w:t>1 Chronicles 6:22–24</w:t>
+      </w:r>
       <w:r>
         <w:rPr>
           <w:lang w:val="en_US" w:bidi="en_US"/>
@@ -4974,18 +4434,12 @@
         </w:rPr>
         <w:t>Merari (</w:t>
       </w:r>
-      <w:hyperlink r:id="rId99">
-        <w:r>
-          <w:rPr>
-            <w:lang w:val="en_US" w:bidi="en_US"/>
-          </w:rPr>
-          <w:rPr>
-            <w:color w:val="0000EE"/>
-            <w:u w:val="single"/>
-          </w:rPr>
-          <w:t>1 Chronicles 6:29–30</w:t>
-        </w:r>
-      </w:hyperlink>
+      <w:r>
+        <w:rPr>
+          <w:lang w:val="en_US" w:bidi="en_US"/>
+        </w:rPr>
+        <w:t>1 Chronicles 6:29–30</w:t>
+      </w:r>
       <w:r>
         <w:rPr>
           <w:lang w:val="en_US" w:bidi="en_US"/>
@@ -5040,18 +4494,12 @@
         </w:rPr>
         <w:t>When Samuel worked for Eli, he took on a role similar to a Levite (</w:t>
       </w:r>
-      <w:hyperlink r:id="rId100">
-        <w:r>
-          <w:rPr>
-            <w:lang w:val="en_US" w:bidi="en_US"/>
-          </w:rPr>
-          <w:rPr>
-            <w:color w:val="0000EE"/>
-            <w:u w:val="single"/>
-          </w:rPr>
-          <w:t>1 Samuel 3:1</w:t>
-        </w:r>
-      </w:hyperlink>
+      <w:r>
+        <w:rPr>
+          <w:lang w:val="en_US" w:bidi="en_US"/>
+        </w:rPr>
+        <w:t>1 Samuel 3:1</w:t>
+      </w:r>
       <w:r>
         <w:rPr>
           <w:lang w:val="en_US" w:bidi="en_US"/>
@@ -5106,54 +4554,36 @@
         </w:rPr>
         <w:t>This genealogy lists the lead singers from Kohath (</w:t>
       </w:r>
-      <w:hyperlink r:id="rId101">
-        <w:r>
-          <w:rPr>
-            <w:lang w:val="en_US" w:bidi="en_US"/>
-          </w:rPr>
-          <w:rPr>
-            <w:color w:val="0000EE"/>
-            <w:u w:val="single"/>
-          </w:rPr>
-          <w:t>1 Chronicles 6:33</w:t>
-        </w:r>
-      </w:hyperlink>
+      <w:r>
+        <w:rPr>
+          <w:lang w:val="en_US" w:bidi="en_US"/>
+        </w:rPr>
+        <w:t>1 Chronicles 6:33</w:t>
+      </w:r>
       <w:r>
         <w:rPr>
           <w:lang w:val="en_US" w:bidi="en_US"/>
         </w:rPr>
         <w:t>), Gershon (</w:t>
       </w:r>
-      <w:hyperlink r:id="rId102">
-        <w:r>
-          <w:rPr>
-            <w:lang w:val="en_US" w:bidi="en_US"/>
-          </w:rPr>
-          <w:rPr>
-            <w:color w:val="0000EE"/>
-            <w:u w:val="single"/>
-          </w:rPr>
-          <w:t>6:39</w:t>
-        </w:r>
-      </w:hyperlink>
+      <w:r>
+        <w:rPr>
+          <w:lang w:val="en_US" w:bidi="en_US"/>
+        </w:rPr>
+        <w:t>6:39</w:t>
+      </w:r>
       <w:r>
         <w:rPr>
           <w:lang w:val="en_US" w:bidi="en_US"/>
         </w:rPr>
         <w:t>), and Merari (</w:t>
       </w:r>
-      <w:hyperlink r:id="rId103">
-        <w:r>
-          <w:rPr>
-            <w:lang w:val="en_US" w:bidi="en_US"/>
-          </w:rPr>
-          <w:rPr>
-            <w:color w:val="0000EE"/>
-            <w:u w:val="single"/>
-          </w:rPr>
-          <w:t>6:44</w:t>
-        </w:r>
-      </w:hyperlink>
+      <w:r>
+        <w:rPr>
+          <w:lang w:val="en_US" w:bidi="en_US"/>
+        </w:rPr>
+        <w:t>6:44</w:t>
+      </w:r>
       <w:r>
         <w:rPr>
           <w:lang w:val="en_US" w:bidi="en_US"/>
@@ -5208,18 +4638,12 @@
         </w:rPr>
         <w:t xml:space="preserve">Heman was the lead singer among David’s musicians (see </w:t>
       </w:r>
-      <w:hyperlink r:id="rId104">
-        <w:r>
-          <w:rPr>
-            <w:lang w:val="en_US" w:bidi="en_US"/>
-          </w:rPr>
-          <w:rPr>
-            <w:color w:val="0000EE"/>
-            <w:u w:val="single"/>
-          </w:rPr>
-          <w:t>Psalm 88:1</w:t>
-        </w:r>
-      </w:hyperlink>
+      <w:r>
+        <w:rPr>
+          <w:lang w:val="en_US" w:bidi="en_US"/>
+        </w:rPr>
+        <w:t>Psalm 88:1</w:t>
+      </w:r>
       <w:r>
         <w:rPr>
           <w:lang w:val="en_US" w:bidi="en_US"/>
@@ -5274,36 +4698,24 @@
         </w:rPr>
         <w:t>Asaph wrote several psalms (</w:t>
       </w:r>
-      <w:hyperlink r:id="rId105">
-        <w:r>
-          <w:rPr>
-            <w:lang w:val="en_US" w:bidi="en_US"/>
-          </w:rPr>
-          <w:rPr>
-            <w:color w:val="0000EE"/>
-            <w:u w:val="single"/>
-          </w:rPr>
-          <w:t>Psalms 50</w:t>
-        </w:r>
-      </w:hyperlink>
+      <w:r>
+        <w:rPr>
+          <w:lang w:val="en_US" w:bidi="en_US"/>
+        </w:rPr>
+        <w:t>Psalms 50</w:t>
+      </w:r>
       <w:r>
         <w:rPr>
           <w:lang w:val="en_US" w:bidi="en_US"/>
         </w:rPr>
         <w:t xml:space="preserve">; </w:t>
       </w:r>
-      <w:hyperlink r:id="rId106">
-        <w:r>
-          <w:rPr>
-            <w:lang w:val="en_US" w:bidi="en_US"/>
-          </w:rPr>
-          <w:rPr>
-            <w:color w:val="0000EE"/>
-            <w:u w:val="single"/>
-          </w:rPr>
-          <w:t>73–83</w:t>
-        </w:r>
-      </w:hyperlink>
+      <w:r>
+        <w:rPr>
+          <w:lang w:val="en_US" w:bidi="en_US"/>
+        </w:rPr>
+        <w:t>73–83</w:t>
+      </w:r>
       <w:r>
         <w:rPr>
           <w:lang w:val="en_US" w:bidi="en_US"/>
@@ -5406,72 +4818,48 @@
         </w:rPr>
         <w:t>The list of priests from Aaron to Ahimaaz introduces the territorial list (</w:t>
       </w:r>
-      <w:hyperlink r:id="rId107">
-        <w:r>
-          <w:rPr>
-            <w:lang w:val="en_US" w:bidi="en_US"/>
-          </w:rPr>
-          <w:rPr>
-            <w:color w:val="0000EE"/>
-            <w:u w:val="single"/>
-          </w:rPr>
-          <w:t>1 Chronicles 6:54–81</w:t>
-        </w:r>
-      </w:hyperlink>
+      <w:r>
+        <w:rPr>
+          <w:lang w:val="en_US" w:bidi="en_US"/>
+        </w:rPr>
+        <w:t>1 Chronicles 6:54–81</w:t>
+      </w:r>
       <w:r>
         <w:rPr>
           <w:lang w:val="en_US" w:bidi="en_US"/>
         </w:rPr>
         <w:t>). The list continues to the time of David, when Ahimaaz served (</w:t>
       </w:r>
-      <w:hyperlink r:id="rId108">
-        <w:r>
-          <w:rPr>
-            <w:lang w:val="en_US" w:bidi="en_US"/>
-          </w:rPr>
-          <w:rPr>
-            <w:color w:val="0000EE"/>
-            <w:u w:val="single"/>
-          </w:rPr>
-          <w:t>2 Samuel 15:36</w:t>
-        </w:r>
-      </w:hyperlink>
+      <w:r>
+        <w:rPr>
+          <w:lang w:val="en_US" w:bidi="en_US"/>
+        </w:rPr>
+        <w:t>2 Samuel 15:36</w:t>
+      </w:r>
       <w:r>
         <w:rPr>
           <w:lang w:val="en_US" w:bidi="en_US"/>
         </w:rPr>
         <w:t xml:space="preserve">; </w:t>
       </w:r>
-      <w:hyperlink r:id="rId109">
-        <w:r>
-          <w:rPr>
-            <w:lang w:val="en_US" w:bidi="en_US"/>
-          </w:rPr>
-          <w:rPr>
-            <w:color w:val="0000EE"/>
-            <w:u w:val="single"/>
-          </w:rPr>
-          <w:t>17:17–29</w:t>
-        </w:r>
-      </w:hyperlink>
+      <w:r>
+        <w:rPr>
+          <w:lang w:val="en_US" w:bidi="en_US"/>
+        </w:rPr>
+        <w:t>17:17–29</w:t>
+      </w:r>
       <w:r>
         <w:rPr>
           <w:lang w:val="en_US" w:bidi="en_US"/>
         </w:rPr>
         <w:t xml:space="preserve">; </w:t>
       </w:r>
-      <w:hyperlink r:id="rId110">
-        <w:r>
-          <w:rPr>
-            <w:lang w:val="en_US" w:bidi="en_US"/>
-          </w:rPr>
-          <w:rPr>
-            <w:color w:val="0000EE"/>
-            <w:u w:val="single"/>
-          </w:rPr>
-          <w:t>18:19–29</w:t>
-        </w:r>
-      </w:hyperlink>
+      <w:r>
+        <w:rPr>
+          <w:lang w:val="en_US" w:bidi="en_US"/>
+        </w:rPr>
+        <w:t>18:19–29</w:t>
+      </w:r>
       <w:r>
         <w:rPr>
           <w:lang w:val="en_US" w:bidi="en_US"/>
@@ -5526,18 +4914,12 @@
         </w:rPr>
         <w:t xml:space="preserve">The list of Levitical cities comes from </w:t>
       </w:r>
-      <w:hyperlink r:id="rId111">
-        <w:r>
-          <w:rPr>
-            <w:lang w:val="en_US" w:bidi="en_US"/>
-          </w:rPr>
-          <w:rPr>
-            <w:color w:val="0000EE"/>
-            <w:u w:val="single"/>
-          </w:rPr>
-          <w:t>Joshua 21</w:t>
-        </w:r>
-      </w:hyperlink>
+      <w:r>
+        <w:rPr>
+          <w:lang w:val="en_US" w:bidi="en_US"/>
+        </w:rPr>
+        <w:t>Joshua 21</w:t>
+      </w:r>
       <w:r>
         <w:rPr>
           <w:lang w:val="en_US" w:bidi="en_US"/>
@@ -5680,108 +5062,72 @@
         </w:rPr>
         <w:t>The Hebrew text of this verse seems disrupted, likely due to a loss during scribal copying, as there is no introduction for Ir or Hushim. The names Shuppim and Huppim appear in the tribe of Benjamin (</w:t>
       </w:r>
-      <w:hyperlink r:id="rId112">
-        <w:r>
-          <w:rPr>
-            <w:lang w:val="en_US" w:bidi="en_US"/>
-          </w:rPr>
-          <w:rPr>
-            <w:color w:val="0000EE"/>
-            <w:u w:val="single"/>
-          </w:rPr>
-          <w:t>1 Chronicles 8:8</w:t>
-        </w:r>
-      </w:hyperlink>
+      <w:r>
+        <w:rPr>
+          <w:lang w:val="en_US" w:bidi="en_US"/>
+        </w:rPr>
+        <w:t>1 Chronicles 8:8</w:t>
+      </w:r>
       <w:r>
         <w:rPr>
           <w:lang w:val="en_US" w:bidi="en_US"/>
         </w:rPr>
         <w:t xml:space="preserve">, </w:t>
       </w:r>
-      <w:hyperlink r:id="rId113">
-        <w:r>
-          <w:rPr>
-            <w:lang w:val="en_US" w:bidi="en_US"/>
-          </w:rPr>
-          <w:rPr>
-            <w:color w:val="0000EE"/>
-            <w:u w:val="single"/>
-          </w:rPr>
-          <w:t>11</w:t>
-        </w:r>
-      </w:hyperlink>
+      <w:r>
+        <w:rPr>
+          <w:lang w:val="en_US" w:bidi="en_US"/>
+        </w:rPr>
+        <w:t>11</w:t>
+      </w:r>
       <w:r>
         <w:rPr>
           <w:lang w:val="en_US" w:bidi="en_US"/>
         </w:rPr>
         <w:t xml:space="preserve">; </w:t>
       </w:r>
-      <w:hyperlink r:id="rId114">
-        <w:r>
-          <w:rPr>
-            <w:lang w:val="en_US" w:bidi="en_US"/>
-          </w:rPr>
-          <w:rPr>
-            <w:color w:val="0000EE"/>
-            <w:u w:val="single"/>
-          </w:rPr>
-          <w:t>Genesis 46:21</w:t>
-        </w:r>
-      </w:hyperlink>
+      <w:r>
+        <w:rPr>
+          <w:lang w:val="en_US" w:bidi="en_US"/>
+        </w:rPr>
+        <w:t>Genesis 46:21</w:t>
+      </w:r>
       <w:r>
         <w:rPr>
           <w:lang w:val="en_US" w:bidi="en_US"/>
         </w:rPr>
         <w:t xml:space="preserve">; </w:t>
       </w:r>
-      <w:hyperlink r:id="rId115">
-        <w:r>
-          <w:rPr>
-            <w:lang w:val="en_US" w:bidi="en_US"/>
-          </w:rPr>
-          <w:rPr>
-            <w:color w:val="0000EE"/>
-            <w:u w:val="single"/>
-          </w:rPr>
-          <w:t>Numbers 26:39</w:t>
-        </w:r>
-      </w:hyperlink>
+      <w:r>
+        <w:rPr>
+          <w:lang w:val="en_US" w:bidi="en_US"/>
+        </w:rPr>
+        <w:t>Numbers 26:39</w:t>
+      </w:r>
       <w:r>
         <w:rPr>
           <w:lang w:val="en_US" w:bidi="en_US"/>
         </w:rPr>
         <w:t xml:space="preserve">). If the Hebrew text is indeed damaged, Hushim might be a descendant of Dan (compare </w:t>
       </w:r>
-      <w:hyperlink r:id="rId116">
-        <w:r>
-          <w:rPr>
-            <w:lang w:val="en_US" w:bidi="en_US"/>
-          </w:rPr>
-          <w:rPr>
-            <w:color w:val="0000EE"/>
-            <w:u w:val="single"/>
-          </w:rPr>
-          <w:t>Genesis 46:23</w:t>
-        </w:r>
-      </w:hyperlink>
+      <w:r>
+        <w:rPr>
+          <w:lang w:val="en_US" w:bidi="en_US"/>
+        </w:rPr>
+        <w:t>Genesis 46:23</w:t>
+      </w:r>
       <w:r>
         <w:rPr>
           <w:lang w:val="en_US" w:bidi="en_US"/>
         </w:rPr>
         <w:t xml:space="preserve">; </w:t>
       </w:r>
-      <w:hyperlink r:id="rId117">
-        <w:r>
-          <w:rPr>
-            <w:lang w:val="en_US" w:bidi="en_US"/>
-          </w:rPr>
-          <w:rPr>
-            <w:color w:val="0000EE"/>
-            <w:u w:val="single"/>
-          </w:rPr>
-          <w:t>Numbers 26:42</w:t>
-        </w:r>
-      </w:hyperlink>
+      <w:r>
+        <w:rPr>
+          <w:lang w:val="en_US" w:bidi="en_US"/>
+        </w:rPr>
+        <w:t>Numbers 26:42</w:t>
+      </w:r>
       <w:r>
         <w:rPr>
           <w:lang w:val="en_US" w:bidi="en_US"/>
@@ -5836,54 +5182,36 @@
         </w:rPr>
         <w:t xml:space="preserve">Unlike other genealogies, this list of Naphtali's sons shows only the first generation (see </w:t>
       </w:r>
-      <w:hyperlink r:id="rId118">
-        <w:r>
-          <w:rPr>
-            <w:lang w:val="en_US" w:bidi="en_US"/>
-          </w:rPr>
-          <w:rPr>
-            <w:color w:val="0000EE"/>
-            <w:u w:val="single"/>
-          </w:rPr>
-          <w:t>Genesis 46:24</w:t>
-        </w:r>
-      </w:hyperlink>
+      <w:r>
+        <w:rPr>
+          <w:lang w:val="en_US" w:bidi="en_US"/>
+        </w:rPr>
+        <w:t>Genesis 46:24</w:t>
+      </w:r>
       <w:r>
         <w:rPr>
           <w:lang w:val="en_US" w:bidi="en_US"/>
         </w:rPr>
         <w:t xml:space="preserve">; </w:t>
       </w:r>
-      <w:hyperlink r:id="rId119">
-        <w:r>
-          <w:rPr>
-            <w:lang w:val="en_US" w:bidi="en_US"/>
-          </w:rPr>
-          <w:rPr>
-            <w:color w:val="0000EE"/>
-            <w:u w:val="single"/>
-          </w:rPr>
-          <w:t>Numbers 26:48–50</w:t>
-        </w:r>
-      </w:hyperlink>
+      <w:r>
+        <w:rPr>
+          <w:lang w:val="en_US" w:bidi="en_US"/>
+        </w:rPr>
+        <w:t>Numbers 26:48–50</w:t>
+      </w:r>
       <w:r>
         <w:rPr>
           <w:lang w:val="en_US" w:bidi="en_US"/>
         </w:rPr>
         <w:t>). The Chronicles manuscript might have been damaged early in its copying, which could explain why Dan and Zebulun are missing. It is also possible that records for Zebulun, Dan, and Naphtali were lost when Tiglath-pileser attacked and exiled these tribes during Pekah’s reign (</w:t>
       </w:r>
-      <w:hyperlink r:id="rId81">
-        <w:r>
-          <w:rPr>
-            <w:lang w:val="en_US" w:bidi="en_US"/>
-          </w:rPr>
-          <w:rPr>
-            <w:color w:val="0000EE"/>
-            <w:u w:val="single"/>
-          </w:rPr>
-          <w:t>2 Kings 15:29</w:t>
-        </w:r>
-      </w:hyperlink>
+      <w:r>
+        <w:rPr>
+          <w:lang w:val="en_US" w:bidi="en_US"/>
+        </w:rPr>
+        <w:t>2 Kings 15:29</w:t>
+      </w:r>
       <w:r>
         <w:rPr>
           <w:lang w:val="en_US" w:bidi="en_US"/>
@@ -5960,18 +5288,12 @@
         </w:rPr>
         <w:t>Maacah is listed as both the sister and wife of Makir (</w:t>
       </w:r>
-      <w:hyperlink r:id="rId120">
-        <w:r>
-          <w:rPr>
-            <w:lang w:val="en_US" w:bidi="en_US"/>
-          </w:rPr>
-          <w:rPr>
-            <w:color w:val="0000EE"/>
-            <w:u w:val="single"/>
-          </w:rPr>
-          <w:t>1 Chronicles 7:15–16</w:t>
-        </w:r>
-      </w:hyperlink>
+      <w:r>
+        <w:rPr>
+          <w:lang w:val="en_US" w:bidi="en_US"/>
+        </w:rPr>
+        <w:t>1 Chronicles 7:15–16</w:t>
+      </w:r>
       <w:r>
         <w:rPr>
           <w:lang w:val="en_US" w:bidi="en_US"/>
@@ -5996,18 +5318,12 @@
         </w:rPr>
         <w:t>Huppim and Shuppim were earlier listed with Benjamin (</w:t>
       </w:r>
-      <w:hyperlink r:id="rId121">
-        <w:r>
-          <w:rPr>
-            <w:lang w:val="en_US" w:bidi="en_US"/>
-          </w:rPr>
-          <w:rPr>
-            <w:color w:val="0000EE"/>
-            <w:u w:val="single"/>
-          </w:rPr>
-          <w:t>1 Chronicles 7:12</w:t>
-        </w:r>
-      </w:hyperlink>
+      <w:r>
+        <w:rPr>
+          <w:lang w:val="en_US" w:bidi="en_US"/>
+        </w:rPr>
+        <w:t>1 Chronicles 7:12</w:t>
+      </w:r>
       <w:r>
         <w:rPr>
           <w:lang w:val="en_US" w:bidi="en_US"/>
@@ -6032,36 +5348,24 @@
         </w:rPr>
         <w:t>Those considered Gileadites (</w:t>
       </w:r>
-      <w:hyperlink r:id="rId122">
-        <w:r>
-          <w:rPr>
-            <w:lang w:val="en_US" w:bidi="en_US"/>
-          </w:rPr>
-          <w:rPr>
-            <w:color w:val="0000EE"/>
-            <w:u w:val="single"/>
-          </w:rPr>
-          <w:t>1 Chronicles 7:16–17</w:t>
-        </w:r>
-      </w:hyperlink>
+      <w:r>
+        <w:rPr>
+          <w:lang w:val="en_US" w:bidi="en_US"/>
+        </w:rPr>
+        <w:t>1 Chronicles 7:16–17</w:t>
+      </w:r>
       <w:r>
         <w:rPr>
           <w:lang w:val="en_US" w:bidi="en_US"/>
         </w:rPr>
         <w:t xml:space="preserve">) are vaguely linked to Gilead, whose direct descendants are not listed (compare </w:t>
       </w:r>
-      <w:hyperlink r:id="rId123">
-        <w:r>
-          <w:rPr>
-            <w:lang w:val="en_US" w:bidi="en_US"/>
-          </w:rPr>
-          <w:rPr>
-            <w:color w:val="0000EE"/>
-            <w:u w:val="single"/>
-          </w:rPr>
-          <w:t>Numbers 26:30–33</w:t>
-        </w:r>
-      </w:hyperlink>
+      <w:r>
+        <w:rPr>
+          <w:lang w:val="en_US" w:bidi="en_US"/>
+        </w:rPr>
+        <w:t>Numbers 26:30–33</w:t>
+      </w:r>
       <w:r>
         <w:rPr>
           <w:lang w:val="en_US" w:bidi="en_US"/>
@@ -6086,36 +5390,24 @@
         </w:rPr>
         <w:t>The sons of Shemida are not connected to the genealogy (</w:t>
       </w:r>
-      <w:hyperlink r:id="rId124">
-        <w:r>
-          <w:rPr>
-            <w:lang w:val="en_US" w:bidi="en_US"/>
-          </w:rPr>
-          <w:rPr>
-            <w:color w:val="0000EE"/>
-            <w:u w:val="single"/>
-          </w:rPr>
-          <w:t>1 Chronicles 7:19</w:t>
-        </w:r>
-      </w:hyperlink>
+      <w:r>
+        <w:rPr>
+          <w:lang w:val="en_US" w:bidi="en_US"/>
+        </w:rPr>
+        <w:t>1 Chronicles 7:19</w:t>
+      </w:r>
       <w:r>
         <w:rPr>
           <w:lang w:val="en_US" w:bidi="en_US"/>
         </w:rPr>
         <w:t>) Shemida was one of Gilead’s descendants (</w:t>
       </w:r>
-      <w:hyperlink r:id="rId125">
-        <w:r>
-          <w:rPr>
-            <w:lang w:val="en_US" w:bidi="en_US"/>
-          </w:rPr>
-          <w:rPr>
-            <w:color w:val="0000EE"/>
-            <w:u w:val="single"/>
-          </w:rPr>
-          <w:t>Numbers 26:32</w:t>
-        </w:r>
-      </w:hyperlink>
+      <w:r>
+        <w:rPr>
+          <w:lang w:val="en_US" w:bidi="en_US"/>
+        </w:rPr>
+        <w:t>Numbers 26:32</w:t>
+      </w:r>
       <w:r>
         <w:rPr>
           <w:lang w:val="en_US" w:bidi="en_US"/>
@@ -6170,18 +5462,12 @@
         </w:rPr>
         <w:t>The genealogy of Ephraim's descendants includes a story about how the tribe settled in Canaan (</w:t>
       </w:r>
-      <w:hyperlink r:id="rId126">
-        <w:r>
-          <w:rPr>
-            <w:lang w:val="en_US" w:bidi="en_US"/>
-          </w:rPr>
-          <w:rPr>
-            <w:color w:val="0000EE"/>
-            <w:u w:val="single"/>
-          </w:rPr>
-          <w:t>1 Chronicles 7:21–24</w:t>
-        </w:r>
-      </w:hyperlink>
+      <w:r>
+        <w:rPr>
+          <w:lang w:val="en_US" w:bidi="en_US"/>
+        </w:rPr>
+        <w:t>1 Chronicles 7:21–24</w:t>
+      </w:r>
       <w:r>
         <w:rPr>
           <w:lang w:val="en_US" w:bidi="en_US"/>
@@ -6378,36 +5664,24 @@
         </w:rPr>
         <w:t xml:space="preserve"> (</w:t>
       </w:r>
-      <w:hyperlink r:id="rId127">
-        <w:r>
-          <w:rPr>
-            <w:lang w:val="en_US" w:bidi="en_US"/>
-          </w:rPr>
-          <w:rPr>
-            <w:color w:val="0000EE"/>
-            <w:u w:val="single"/>
-          </w:rPr>
-          <w:t>1 Chronicles 8:3</w:t>
-        </w:r>
-      </w:hyperlink>
+      <w:r>
+        <w:rPr>
+          <w:lang w:val="en_US" w:bidi="en_US"/>
+        </w:rPr>
+        <w:t>1 Chronicles 8:3</w:t>
+      </w:r>
       <w:r>
         <w:rPr>
           <w:lang w:val="en_US" w:bidi="en_US"/>
         </w:rPr>
         <w:t xml:space="preserve">, </w:t>
       </w:r>
-      <w:hyperlink r:id="rId128">
-        <w:r>
-          <w:rPr>
-            <w:lang w:val="en_US" w:bidi="en_US"/>
-          </w:rPr>
-          <w:rPr>
-            <w:color w:val="0000EE"/>
-            <w:u w:val="single"/>
-          </w:rPr>
-          <w:t>5</w:t>
-        </w:r>
-      </w:hyperlink>
+      <w:r>
+        <w:rPr>
+          <w:lang w:val="en_US" w:bidi="en_US"/>
+        </w:rPr>
+        <w:t>5</w:t>
+      </w:r>
       <w:r>
         <w:rPr>
           <w:lang w:val="en_US" w:bidi="en_US"/>
@@ -6462,36 +5736,24 @@
         </w:rPr>
         <w:t>This list shows the militia from the clans of Ehud (</w:t>
       </w:r>
-      <w:hyperlink r:id="rId129">
-        <w:r>
-          <w:rPr>
-            <w:lang w:val="en_US" w:bidi="en_US"/>
-          </w:rPr>
-          <w:rPr>
-            <w:color w:val="0000EE"/>
-            <w:u w:val="single"/>
-          </w:rPr>
-          <w:t>1 Chronicles 8:6–7</w:t>
-        </w:r>
-      </w:hyperlink>
+      <w:r>
+        <w:rPr>
+          <w:lang w:val="en_US" w:bidi="en_US"/>
+        </w:rPr>
+        <w:t>1 Chronicles 8:6–7</w:t>
+      </w:r>
       <w:r>
         <w:rPr>
           <w:lang w:val="en_US" w:bidi="en_US"/>
         </w:rPr>
         <w:t>) and Shaharaim (</w:t>
       </w:r>
-      <w:hyperlink r:id="rId130">
-        <w:r>
-          <w:rPr>
-            <w:lang w:val="en_US" w:bidi="en_US"/>
-          </w:rPr>
-          <w:rPr>
-            <w:color w:val="0000EE"/>
-            <w:u w:val="single"/>
-          </w:rPr>
-          <w:t>8:8–28</w:t>
-        </w:r>
-      </w:hyperlink>
+      <w:r>
+        <w:rPr>
+          <w:lang w:val="en_US" w:bidi="en_US"/>
+        </w:rPr>
+        <w:t>8:8–28</w:t>
+      </w:r>
       <w:r>
         <w:rPr>
           <w:lang w:val="en_US" w:bidi="en_US"/>
@@ -6654,54 +5916,36 @@
         </w:rPr>
         <w:t>) and continues to the families of Azel and Eshek (</w:t>
       </w:r>
-      <w:hyperlink r:id="rId131">
-        <w:r>
-          <w:rPr>
-            <w:lang w:val="en_US" w:bidi="en_US"/>
-          </w:rPr>
-          <w:rPr>
-            <w:color w:val="0000EE"/>
-            <w:u w:val="single"/>
-          </w:rPr>
-          <w:t>1 Chronicles 8:38–40</w:t>
-        </w:r>
-      </w:hyperlink>
+      <w:r>
+        <w:rPr>
+          <w:lang w:val="en_US" w:bidi="en_US"/>
+        </w:rPr>
+        <w:t>1 Chronicles 8:38–40</w:t>
+      </w:r>
       <w:r>
         <w:rPr>
           <w:lang w:val="en_US" w:bidi="en_US"/>
         </w:rPr>
         <w:t>). Micah (</w:t>
       </w:r>
-      <w:hyperlink r:id="rId132">
-        <w:r>
-          <w:rPr>
-            <w:lang w:val="en_US" w:bidi="en_US"/>
-          </w:rPr>
-          <w:rPr>
-            <w:color w:val="0000EE"/>
-            <w:u w:val="single"/>
-          </w:rPr>
-          <w:t>1 Chronicles 8:35</w:t>
-        </w:r>
-      </w:hyperlink>
+      <w:r>
+        <w:rPr>
+          <w:lang w:val="en_US" w:bidi="en_US"/>
+        </w:rPr>
+        <w:t>1 Chronicles 8:35</w:t>
+      </w:r>
       <w:r>
         <w:rPr>
           <w:lang w:val="en_US" w:bidi="en_US"/>
         </w:rPr>
         <w:t>) lived during Solomon's time, and Ulam (</w:t>
       </w:r>
-      <w:hyperlink r:id="rId133">
-        <w:r>
-          <w:rPr>
-            <w:lang w:val="en_US" w:bidi="en_US"/>
-          </w:rPr>
-          <w:rPr>
-            <w:color w:val="0000EE"/>
-            <w:u w:val="single"/>
-          </w:rPr>
-          <w:t>8:39</w:t>
-        </w:r>
-      </w:hyperlink>
+      <w:r>
+        <w:rPr>
+          <w:lang w:val="en_US" w:bidi="en_US"/>
+        </w:rPr>
+        <w:t>8:39</w:t>
+      </w:r>
       <w:r>
         <w:rPr>
           <w:lang w:val="en_US" w:bidi="en_US"/>
@@ -6821,54 +6065,36 @@
         </w:rPr>
         <w:t>The people of Judah were exiled due to unfaithfulness, just like the other tribes (</w:t>
       </w:r>
-      <w:hyperlink r:id="rId80">
-        <w:r>
-          <w:rPr>
-            <w:lang w:val="en_US" w:bidi="en_US"/>
-          </w:rPr>
-          <w:rPr>
-            <w:color w:val="0000EE"/>
-            <w:u w:val="single"/>
-          </w:rPr>
-          <w:t>1 Chronicles 5:25–26</w:t>
-        </w:r>
-      </w:hyperlink>
+      <w:r>
+        <w:rPr>
+          <w:lang w:val="en_US" w:bidi="en_US"/>
+        </w:rPr>
+        <w:t>1 Chronicles 5:25–26</w:t>
+      </w:r>
       <w:r>
         <w:rPr>
           <w:lang w:val="en_US" w:bidi="en_US"/>
         </w:rPr>
         <w:t xml:space="preserve">; </w:t>
       </w:r>
-      <w:hyperlink r:id="rId134">
-        <w:r>
-          <w:rPr>
-            <w:lang w:val="en_US" w:bidi="en_US"/>
-          </w:rPr>
-          <w:rPr>
-            <w:color w:val="0000EE"/>
-            <w:u w:val="single"/>
-          </w:rPr>
-          <w:t>6:15</w:t>
-        </w:r>
-      </w:hyperlink>
+      <w:r>
+        <w:rPr>
+          <w:lang w:val="en_US" w:bidi="en_US"/>
+        </w:rPr>
+        <w:t>6:15</w:t>
+      </w:r>
       <w:r>
         <w:rPr>
           <w:lang w:val="en_US" w:bidi="en_US"/>
         </w:rPr>
         <w:t xml:space="preserve">; see </w:t>
       </w:r>
-      <w:hyperlink r:id="rId135">
-        <w:r>
-          <w:rPr>
-            <w:lang w:val="en_US" w:bidi="en_US"/>
-          </w:rPr>
-          <w:rPr>
-            <w:color w:val="0000EE"/>
-            <w:u w:val="single"/>
-          </w:rPr>
-          <w:t>2 Chronicles 36:20–21</w:t>
-        </w:r>
-      </w:hyperlink>
+      <w:r>
+        <w:rPr>
+          <w:lang w:val="en_US" w:bidi="en_US"/>
+        </w:rPr>
+        <w:t>2 Chronicles 36:20–21</w:t>
+      </w:r>
       <w:r>
         <w:rPr>
           <w:lang w:val="en_US" w:bidi="en_US"/>
@@ -6923,18 +6149,12 @@
         </w:rPr>
         <w:t>The Chronicler explains how people and institutions returning from the exile in Babylon connected with the past. The Levites and priests are important in this summary of Israel. The Chronicler believes they were central to the nation's organization. They were vital to Israel's success as a nation with God as king. The Chronicler used ancient records from Moses and David (</w:t>
       </w:r>
-      <w:hyperlink r:id="rId136">
-        <w:r>
-          <w:rPr>
-            <w:lang w:val="en_US" w:bidi="en_US"/>
-          </w:rPr>
-          <w:rPr>
-            <w:color w:val="0000EE"/>
-            <w:u w:val="single"/>
-          </w:rPr>
-          <w:t>1 Chronicles 9:19–22</w:t>
-        </w:r>
-      </w:hyperlink>
+      <w:r>
+        <w:rPr>
+          <w:lang w:val="en_US" w:bidi="en_US"/>
+        </w:rPr>
+        <w:t>1 Chronicles 9:19–22</w:t>
+      </w:r>
       <w:r>
         <w:rPr>
           <w:lang w:val="en_US" w:bidi="en_US"/>
@@ -7118,18 +6338,12 @@
         </w:rPr>
         <w:t xml:space="preserve">: See </w:t>
       </w:r>
-      <w:hyperlink r:id="rId137">
-        <w:r>
-          <w:rPr>
-            <w:lang w:val="en_US" w:bidi="en_US"/>
-          </w:rPr>
-          <w:rPr>
-            <w:color w:val="0000EE"/>
-            <w:u w:val="single"/>
-          </w:rPr>
-          <w:t>Exodus 25:8–30:38</w:t>
-        </w:r>
-      </w:hyperlink>
+      <w:r>
+        <w:rPr>
+          <w:lang w:val="en_US" w:bidi="en_US"/>
+        </w:rPr>
+        <w:t>Exodus 25:8–30:38</w:t>
+      </w:r>
       <w:r>
         <w:rPr>
           <w:lang w:val="en_US" w:bidi="en_US"/>
@@ -7184,18 +6398,12 @@
         </w:rPr>
         <w:t>The priests mixed the spices for use in the tabernacle and temple. This blend was not for everyday use (</w:t>
       </w:r>
-      <w:hyperlink r:id="rId138">
-        <w:r>
-          <w:rPr>
-            <w:lang w:val="en_US" w:bidi="en_US"/>
-          </w:rPr>
-          <w:rPr>
-            <w:color w:val="0000EE"/>
-            <w:u w:val="single"/>
-          </w:rPr>
-          <w:t>Exodus 30:34–38</w:t>
-        </w:r>
-      </w:hyperlink>
+      <w:r>
+        <w:rPr>
+          <w:lang w:val="en_US" w:bidi="en_US"/>
+        </w:rPr>
+        <w:t>Exodus 30:34–38</w:t>
+      </w:r>
       <w:r>
         <w:rPr>
           <w:lang w:val="en_US" w:bidi="en_US"/>
@@ -7263,18 +6471,12 @@
         </w:rPr>
         <w:t xml:space="preserve">See </w:t>
       </w:r>
-      <w:hyperlink r:id="rId139">
-        <w:r>
-          <w:rPr>
-            <w:lang w:val="en_US" w:bidi="en_US"/>
-          </w:rPr>
-          <w:rPr>
-            <w:color w:val="0000EE"/>
-            <w:u w:val="single"/>
-          </w:rPr>
-          <w:t>Exodus 25:23–30</w:t>
-        </w:r>
-      </w:hyperlink>
+      <w:r>
+        <w:rPr>
+          <w:lang w:val="en_US" w:bidi="en_US"/>
+        </w:rPr>
+        <w:t>Exodus 25:23–30</w:t>
+      </w:r>
       <w:r>
         <w:rPr>
           <w:lang w:val="en_US" w:bidi="en_US"/>
@@ -7333,18 +6535,12 @@
         </w:rPr>
         <w:t>The mention of Jerusalem reminds readers of the start (</w:t>
       </w:r>
-      <w:hyperlink r:id="rId140">
-        <w:r>
-          <w:rPr>
-            <w:lang w:val="en_US" w:bidi="en_US"/>
-          </w:rPr>
-          <w:rPr>
-            <w:color w:val="0000EE"/>
-            <w:u w:val="single"/>
-          </w:rPr>
-          <w:t>1 Chronicles 9:3</w:t>
-        </w:r>
-      </w:hyperlink>
+      <w:r>
+        <w:rPr>
+          <w:lang w:val="en_US" w:bidi="en_US"/>
+        </w:rPr>
+        <w:t>1 Chronicles 9:3</w:t>
+      </w:r>
       <w:r>
         <w:rPr>
           <w:lang w:val="en_US" w:bidi="en_US"/>
@@ -7369,18 +6565,12 @@
         </w:rPr>
         <w:t>In explaining the duties of the priests and Levites, the Chronicler mainly focused on the leaders of Levite families (</w:t>
       </w:r>
-      <w:hyperlink r:id="rId141">
-        <w:r>
-          <w:rPr>
-            <w:lang w:val="en_US" w:bidi="en_US"/>
-          </w:rPr>
-          <w:rPr>
-            <w:color w:val="0000EE"/>
-            <w:u w:val="single"/>
-          </w:rPr>
-          <w:t>1 Chronicles 9:10–33</w:t>
-        </w:r>
-      </w:hyperlink>
+      <w:r>
+        <w:rPr>
+          <w:lang w:val="en_US" w:bidi="en_US"/>
+        </w:rPr>
+        <w:t>1 Chronicles 9:10–33</w:t>
+      </w:r>
       <w:r>
         <w:rPr>
           <w:lang w:val="en_US" w:bidi="en_US"/>
@@ -7435,36 +6625,24 @@
         </w:rPr>
         <w:t>Saul's family's role in the kingdom is already set (</w:t>
       </w:r>
-      <w:hyperlink r:id="rId142">
-        <w:r>
-          <w:rPr>
-            <w:lang w:val="en_US" w:bidi="en_US"/>
-          </w:rPr>
-          <w:rPr>
-            <w:color w:val="0000EE"/>
-            <w:u w:val="single"/>
-          </w:rPr>
-          <w:t>1 Chronicles 8:29–40</w:t>
-        </w:r>
-      </w:hyperlink>
+      <w:r>
+        <w:rPr>
+          <w:lang w:val="en_US" w:bidi="en_US"/>
+        </w:rPr>
+        <w:t>1 Chronicles 8:29–40</w:t>
+      </w:r>
       <w:r>
         <w:rPr>
           <w:lang w:val="en_US" w:bidi="en_US"/>
         </w:rPr>
         <w:t>). Repeating this information helps move from the genealogies to the stories, starting with Saul's death (</w:t>
       </w:r>
-      <w:hyperlink r:id="rId143">
-        <w:r>
-          <w:rPr>
-            <w:lang w:val="en_US" w:bidi="en_US"/>
-          </w:rPr>
-          <w:rPr>
-            <w:color w:val="0000EE"/>
-            <w:u w:val="single"/>
-          </w:rPr>
-          <w:t>1 Chronicles 10</w:t>
-        </w:r>
-      </w:hyperlink>
+      <w:r>
+        <w:rPr>
+          <w:lang w:val="en_US" w:bidi="en_US"/>
+        </w:rPr>
+        <w:t>1 Chronicles 10</w:t>
+      </w:r>
       <w:r>
         <w:rPr>
           <w:lang w:val="en_US" w:bidi="en_US"/>
@@ -7580,36 +6758,24 @@
         </w:rPr>
         <w:t xml:space="preserve"> The Chronicler does not mention Saul’s armor bearer or the rest of his troops (see </w:t>
       </w:r>
-      <w:hyperlink r:id="rId144">
-        <w:r>
-          <w:rPr>
-            <w:lang w:val="en_US" w:bidi="en_US"/>
-          </w:rPr>
-          <w:rPr>
-            <w:color w:val="0000EE"/>
-            <w:u w:val="single"/>
-          </w:rPr>
-          <w:t>1 Samuel 31:6</w:t>
-        </w:r>
-      </w:hyperlink>
+      <w:r>
+        <w:rPr>
+          <w:lang w:val="en_US" w:bidi="en_US"/>
+        </w:rPr>
+        <w:t>1 Samuel 31:6</w:t>
+      </w:r>
       <w:r>
         <w:rPr>
           <w:lang w:val="en_US" w:bidi="en_US"/>
         </w:rPr>
         <w:t>). This emphasizes God's role in removing Saul and replacing him with David (</w:t>
       </w:r>
-      <w:hyperlink r:id="rId145">
-        <w:r>
-          <w:rPr>
-            <w:lang w:val="en_US" w:bidi="en_US"/>
-          </w:rPr>
-          <w:rPr>
-            <w:color w:val="0000EE"/>
-            <w:u w:val="single"/>
-          </w:rPr>
-          <w:t>1 Chronicles 10:14</w:t>
-        </w:r>
-      </w:hyperlink>
+      <w:r>
+        <w:rPr>
+          <w:lang w:val="en_US" w:bidi="en_US"/>
+        </w:rPr>
+        <w:t>1 Chronicles 10:14</w:t>
+      </w:r>
       <w:r>
         <w:rPr>
           <w:lang w:val="en_US" w:bidi="en_US"/>
@@ -7664,72 +6830,48 @@
         </w:rPr>
         <w:t>David first became king of Judah in Hebron and ruled there for seven and a half years (</w:t>
       </w:r>
-      <w:hyperlink r:id="rId146">
-        <w:r>
-          <w:rPr>
-            <w:lang w:val="en_US" w:bidi="en_US"/>
-          </w:rPr>
-          <w:rPr>
-            <w:color w:val="0000EE"/>
-            <w:u w:val="single"/>
-          </w:rPr>
-          <w:t>1 Chronicles 3:4</w:t>
-        </w:r>
-      </w:hyperlink>
+      <w:r>
+        <w:rPr>
+          <w:lang w:val="en_US" w:bidi="en_US"/>
+        </w:rPr>
+        <w:t>1 Chronicles 3:4</w:t>
+      </w:r>
       <w:r>
         <w:rPr>
           <w:lang w:val="en_US" w:bidi="en_US"/>
         </w:rPr>
         <w:t xml:space="preserve">; </w:t>
       </w:r>
-      <w:hyperlink r:id="rId147">
-        <w:r>
-          <w:rPr>
-            <w:lang w:val="en_US" w:bidi="en_US"/>
-          </w:rPr>
-          <w:rPr>
-            <w:color w:val="0000EE"/>
-            <w:u w:val="single"/>
-          </w:rPr>
-          <w:t>2 Samuel 5:5</w:t>
-        </w:r>
-      </w:hyperlink>
+      <w:r>
+        <w:rPr>
+          <w:lang w:val="en_US" w:bidi="en_US"/>
+        </w:rPr>
+        <w:t>2 Samuel 5:5</w:t>
+      </w:r>
       <w:r>
         <w:rPr>
           <w:lang w:val="en_US" w:bidi="en_US"/>
         </w:rPr>
         <w:t xml:space="preserve">). The Chronicler does not include the details of that time (see </w:t>
       </w:r>
-      <w:hyperlink r:id="rId148">
-        <w:r>
-          <w:rPr>
-            <w:lang w:val="en_US" w:bidi="en_US"/>
-          </w:rPr>
-          <w:rPr>
-            <w:color w:val="0000EE"/>
-            <w:u w:val="single"/>
-          </w:rPr>
-          <w:t>2 Samuel 2–4</w:t>
-        </w:r>
-      </w:hyperlink>
+      <w:r>
+        <w:rPr>
+          <w:lang w:val="en_US" w:bidi="en_US"/>
+        </w:rPr>
+        <w:t>2 Samuel 2–4</w:t>
+      </w:r>
       <w:r>
         <w:rPr>
           <w:lang w:val="en_US" w:bidi="en_US"/>
         </w:rPr>
         <w:t xml:space="preserve">) and instead focuses on David’s 33 and a half years ruling the entire nation. This began with his agreement with all the elders of Israel at Hebron (see </w:t>
       </w:r>
-      <w:hyperlink r:id="rId149">
-        <w:r>
-          <w:rPr>
-            <w:lang w:val="en_US" w:bidi="en_US"/>
-          </w:rPr>
-          <w:rPr>
-            <w:color w:val="0000EE"/>
-            <w:u w:val="single"/>
-          </w:rPr>
-          <w:t>2 Samuel 5:1–5</w:t>
-        </w:r>
-      </w:hyperlink>
+      <w:r>
+        <w:rPr>
+          <w:lang w:val="en_US" w:bidi="en_US"/>
+        </w:rPr>
+        <w:t>2 Samuel 5:1–5</w:t>
+      </w:r>
       <w:r>
         <w:rPr>
           <w:lang w:val="en_US" w:bidi="en_US"/>
@@ -7832,36 +6974,24 @@
         </w:rPr>
         <w:t xml:space="preserve">As the Lord promised, God chose David to be king, not David or the people (compare </w:t>
       </w:r>
-      <w:hyperlink r:id="rId150">
-        <w:r>
-          <w:rPr>
-            <w:lang w:val="en_US" w:bidi="en_US"/>
-          </w:rPr>
-          <w:rPr>
-            <w:color w:val="0000EE"/>
-            <w:u w:val="single"/>
-          </w:rPr>
-          <w:t>1 Chronicles 11:3</w:t>
-        </w:r>
-      </w:hyperlink>
+      <w:r>
+        <w:rPr>
+          <w:lang w:val="en_US" w:bidi="en_US"/>
+        </w:rPr>
+        <w:t>1 Chronicles 11:3</w:t>
+      </w:r>
       <w:r>
         <w:rPr>
           <w:lang w:val="en_US" w:bidi="en_US"/>
         </w:rPr>
         <w:t xml:space="preserve">; </w:t>
       </w:r>
-      <w:hyperlink r:id="rId151">
-        <w:r>
-          <w:rPr>
-            <w:lang w:val="en_US" w:bidi="en_US"/>
-          </w:rPr>
-          <w:rPr>
-            <w:color w:val="0000EE"/>
-            <w:u w:val="single"/>
-          </w:rPr>
-          <w:t>1 Samuel 16:11–14</w:t>
-        </w:r>
-      </w:hyperlink>
+      <w:r>
+        <w:rPr>
+          <w:lang w:val="en_US" w:bidi="en_US"/>
+        </w:rPr>
+        <w:t>1 Samuel 16:11–14</w:t>
+      </w:r>
       <w:r>
         <w:rPr>
           <w:lang w:val="en_US" w:bidi="en_US"/>
@@ -7916,18 +7046,12 @@
         </w:rPr>
         <w:t xml:space="preserve">This story about David's mighty warriors shows that Israel's best and bravest men supported him, along with all of Israel (compare </w:t>
       </w:r>
-      <w:hyperlink r:id="rId152">
-        <w:r>
-          <w:rPr>
-            <w:lang w:val="en_US" w:bidi="en_US"/>
-          </w:rPr>
-          <w:rPr>
-            <w:color w:val="0000EE"/>
-            <w:u w:val="single"/>
-          </w:rPr>
-          <w:t>2 Samuel 23:8–39</w:t>
-        </w:r>
-      </w:hyperlink>
+      <w:r>
+        <w:rPr>
+          <w:lang w:val="en_US" w:bidi="en_US"/>
+        </w:rPr>
+        <w:t>2 Samuel 23:8–39</w:t>
+      </w:r>
       <w:r>
         <w:rPr>
           <w:lang w:val="en_US" w:bidi="en_US"/>
@@ -7989,18 +7113,12 @@
         </w:rPr>
         <w:t xml:space="preserve">: These warriors, not mentioned in </w:t>
       </w:r>
-      <w:hyperlink r:id="rId153">
-        <w:r>
-          <w:rPr>
-            <w:lang w:val="en_US" w:bidi="en_US"/>
-          </w:rPr>
-          <w:rPr>
-            <w:color w:val="0000EE"/>
-            <w:u w:val="single"/>
-          </w:rPr>
-          <w:t>2 Samuel 23</w:t>
-        </w:r>
-      </w:hyperlink>
+      <w:r>
+        <w:rPr>
+          <w:lang w:val="en_US" w:bidi="en_US"/>
+        </w:rPr>
+        <w:t>2 Samuel 23</w:t>
+      </w:r>
       <w:r>
         <w:rPr>
           <w:lang w:val="en_US" w:bidi="en_US"/>
@@ -8055,36 +7173,24 @@
         </w:rPr>
         <w:t>Support for making David king started before Saul's death. When Saul was king and David was on the run, warriors joined David, forming a large group from various tribes across Israel. Even Saul's relatives left him to support David as king (</w:t>
       </w:r>
-      <w:hyperlink r:id="rId154">
-        <w:r>
-          <w:rPr>
-            <w:lang w:val="en_US" w:bidi="en_US"/>
-          </w:rPr>
-          <w:rPr>
-            <w:color w:val="0000EE"/>
-            <w:u w:val="single"/>
-          </w:rPr>
-          <w:t>1 Chronicles 12:2</w:t>
-        </w:r>
-      </w:hyperlink>
+      <w:r>
+        <w:rPr>
+          <w:lang w:val="en_US" w:bidi="en_US"/>
+        </w:rPr>
+        <w:t>1 Chronicles 12:2</w:t>
+      </w:r>
       <w:r>
         <w:rPr>
           <w:lang w:val="en_US" w:bidi="en_US"/>
         </w:rPr>
         <w:t>). David wisely assessed these deserters (</w:t>
       </w:r>
-      <w:hyperlink r:id="rId155">
-        <w:r>
-          <w:rPr>
-            <w:lang w:val="en_US" w:bidi="en_US"/>
-          </w:rPr>
-          <w:rPr>
-            <w:color w:val="0000EE"/>
-            <w:u w:val="single"/>
-          </w:rPr>
-          <w:t>1 Chronicles 12:17</w:t>
-        </w:r>
-      </w:hyperlink>
+      <w:r>
+        <w:rPr>
+          <w:lang w:val="en_US" w:bidi="en_US"/>
+        </w:rPr>
+        <w:t>1 Chronicles 12:17</w:t>
+      </w:r>
       <w:r>
         <w:rPr>
           <w:lang w:val="en_US" w:bidi="en_US"/>
@@ -8139,54 +7245,36 @@
         </w:rPr>
         <w:t>The succession of a king was often a contentious issue, especially when the new king came from a different family. The gathering of all twelve tribes at Hebron, including some of Saul’s relatives (</w:t>
       </w:r>
-      <w:hyperlink r:id="rId156">
-        <w:r>
-          <w:rPr>
-            <w:lang w:val="en_US" w:bidi="en_US"/>
-          </w:rPr>
-          <w:rPr>
-            <w:color w:val="0000EE"/>
-            <w:u w:val="single"/>
-          </w:rPr>
-          <w:t>1 Chronicles 12:29</w:t>
-        </w:r>
-      </w:hyperlink>
+      <w:r>
+        <w:rPr>
+          <w:lang w:val="en_US" w:bidi="en_US"/>
+        </w:rPr>
+        <w:t>1 Chronicles 12:29</w:t>
+      </w:r>
       <w:r>
         <w:rPr>
           <w:lang w:val="en_US" w:bidi="en_US"/>
         </w:rPr>
         <w:t>), to confirm David’s rule showed that the tribes had resolved their conflicts after Saul’s death (</w:t>
       </w:r>
-      <w:hyperlink r:id="rId157">
-        <w:r>
-          <w:rPr>
-            <w:lang w:val="en_US" w:bidi="en_US"/>
-          </w:rPr>
-          <w:rPr>
-            <w:color w:val="0000EE"/>
-            <w:u w:val="single"/>
-          </w:rPr>
-          <w:t>12:23–37</w:t>
-        </w:r>
-      </w:hyperlink>
+      <w:r>
+        <w:rPr>
+          <w:lang w:val="en_US" w:bidi="en_US"/>
+        </w:rPr>
+        <w:t>12:23–37</w:t>
+      </w:r>
       <w:r>
         <w:rPr>
           <w:lang w:val="en_US" w:bidi="en_US"/>
         </w:rPr>
         <w:t>). The Chronicler emphasizes the unity among the tribes by stating that they all had the single purpose of making David the king over all Israel (</w:t>
       </w:r>
-      <w:hyperlink r:id="rId158">
-        <w:r>
-          <w:rPr>
-            <w:lang w:val="en_US" w:bidi="en_US"/>
-          </w:rPr>
-          <w:rPr>
-            <w:color w:val="0000EE"/>
-            <w:u w:val="single"/>
-          </w:rPr>
-          <w:t>1 Chronicles 12:38</w:t>
-        </w:r>
-      </w:hyperlink>
+      <w:r>
+        <w:rPr>
+          <w:lang w:val="en_US" w:bidi="en_US"/>
+        </w:rPr>
+        <w:t>1 Chronicles 12:38</w:t>
+      </w:r>
       <w:r>
         <w:rPr>
           <w:lang w:val="en_US" w:bidi="en_US"/>
@@ -8241,36 +7329,24 @@
         </w:rPr>
         <w:t>These chapters describe how Jerusalem became the political and religious center of Israel. The story begins with David's failed attempt to move the Ark of God from Kiriath-jearim to Jerusalem (</w:t>
       </w:r>
-      <w:hyperlink r:id="rId159">
-        <w:r>
-          <w:rPr>
-            <w:lang w:val="en_US" w:bidi="en_US"/>
-          </w:rPr>
-          <w:rPr>
-            <w:color w:val="0000EE"/>
-            <w:u w:val="single"/>
-          </w:rPr>
-          <w:t>1 Chronicles 13:1–14</w:t>
-        </w:r>
-      </w:hyperlink>
+      <w:r>
+        <w:rPr>
+          <w:lang w:val="en_US" w:bidi="en_US"/>
+        </w:rPr>
+        <w:t>1 Chronicles 13:1–14</w:t>
+      </w:r>
       <w:r>
         <w:rPr>
           <w:lang w:val="en_US" w:bidi="en_US"/>
         </w:rPr>
         <w:t xml:space="preserve">; compare </w:t>
       </w:r>
-      <w:hyperlink r:id="rId160">
-        <w:r>
-          <w:rPr>
-            <w:lang w:val="en_US" w:bidi="en_US"/>
-          </w:rPr>
-          <w:rPr>
-            <w:color w:val="0000EE"/>
-            <w:u w:val="single"/>
-          </w:rPr>
-          <w:t>2 Samuel 6:2–11</w:t>
-        </w:r>
-      </w:hyperlink>
+      <w:r>
+        <w:rPr>
+          <w:lang w:val="en_US" w:bidi="en_US"/>
+        </w:rPr>
+        <w:t>2 Samuel 6:2–11</w:t>
+      </w:r>
       <w:r>
         <w:rPr>
           <w:lang w:val="en_US" w:bidi="en_US"/>
@@ -8325,18 +7401,12 @@
         </w:rPr>
         <w:t xml:space="preserve">When Uzzah died, Israel's celebration quickly turned to sorrow. Touching the ark led to death because it violated its holiness (see </w:t>
       </w:r>
-      <w:hyperlink r:id="rId161">
-        <w:r>
-          <w:rPr>
-            <w:lang w:val="en_US" w:bidi="en_US"/>
-          </w:rPr>
-          <w:rPr>
-            <w:color w:val="0000EE"/>
-            <w:u w:val="single"/>
-          </w:rPr>
-          <w:t>1 Chronicles 15:13</w:t>
-        </w:r>
-      </w:hyperlink>
+      <w:r>
+        <w:rPr>
+          <w:lang w:val="en_US" w:bidi="en_US"/>
+        </w:rPr>
+        <w:t>1 Chronicles 15:13</w:t>
+      </w:r>
       <w:r>
         <w:rPr>
           <w:lang w:val="en_US" w:bidi="en_US"/>
@@ -8487,36 +7557,24 @@
         </w:rPr>
         <w:t>Although the ark was not in Jerusalem (</w:t>
       </w:r>
-      <w:hyperlink r:id="rId159">
-        <w:r>
-          <w:rPr>
-            <w:lang w:val="en_US" w:bidi="en_US"/>
-          </w:rPr>
-          <w:rPr>
-            <w:color w:val="0000EE"/>
-            <w:u w:val="single"/>
-          </w:rPr>
-          <w:t>1 Chronicles 13:1–14</w:t>
-        </w:r>
-      </w:hyperlink>
+      <w:r>
+        <w:rPr>
+          <w:lang w:val="en_US" w:bidi="en_US"/>
+        </w:rPr>
+        <w:t>1 Chronicles 13:1–14</w:t>
+      </w:r>
       <w:r>
         <w:rPr>
           <w:lang w:val="en_US" w:bidi="en_US"/>
         </w:rPr>
         <w:t>), God blessed David's palace, his children, and his victory over the Philistines. God's blessing did not rely on the ark's presence. These blessings eventually motivated David to follow through with his original plan to bring the ark into Jerusalem (</w:t>
       </w:r>
-      <w:hyperlink r:id="rId162">
-        <w:r>
-          <w:rPr>
-            <w:lang w:val="en_US" w:bidi="en_US"/>
-          </w:rPr>
-          <w:rPr>
-            <w:color w:val="0000EE"/>
-            <w:u w:val="single"/>
-          </w:rPr>
-          <w:t>1 Chronicles 15:1–29</w:t>
-        </w:r>
-      </w:hyperlink>
+      <w:r>
+        <w:rPr>
+          <w:lang w:val="en_US" w:bidi="en_US"/>
+        </w:rPr>
+        <w:t>1 Chronicles 15:1–29</w:t>
+      </w:r>
       <w:r>
         <w:rPr>
           <w:lang w:val="en_US" w:bidi="en_US"/>
@@ -8571,54 +7629,36 @@
         </w:rPr>
         <w:t xml:space="preserve">When David became ruler of all Israel, the Philistines attacked. They no longer saw him as under their control, as they did when he only ruled Judah. They attacked through the valley southwest of Jerusalem (see </w:t>
       </w:r>
-      <w:hyperlink r:id="rId163">
-        <w:r>
-          <w:rPr>
-            <w:lang w:val="en_US" w:bidi="en_US"/>
-          </w:rPr>
-          <w:rPr>
-            <w:color w:val="0000EE"/>
-            <w:u w:val="single"/>
-          </w:rPr>
-          <w:t>Joshua 15:8</w:t>
-        </w:r>
-      </w:hyperlink>
+      <w:r>
+        <w:rPr>
+          <w:lang w:val="en_US" w:bidi="en_US"/>
+        </w:rPr>
+        <w:t>Joshua 15:8</w:t>
+      </w:r>
       <w:r>
         <w:rPr>
           <w:lang w:val="en_US" w:bidi="en_US"/>
         </w:rPr>
         <w:t>). Before the battle, David asked the Lord for guidance, unlike Saul, who asked a medium for help against the Philistines (</w:t>
       </w:r>
-      <w:hyperlink r:id="rId164">
-        <w:r>
-          <w:rPr>
-            <w:lang w:val="en_US" w:bidi="en_US"/>
-          </w:rPr>
-          <w:rPr>
-            <w:color w:val="0000EE"/>
-            <w:u w:val="single"/>
-          </w:rPr>
-          <w:t>1 Chronicles 10:13</w:t>
-        </w:r>
-      </w:hyperlink>
+      <w:r>
+        <w:rPr>
+          <w:lang w:val="en_US" w:bidi="en_US"/>
+        </w:rPr>
+        <w:t>1 Chronicles 10:13</w:t>
+      </w:r>
       <w:r>
         <w:rPr>
           <w:lang w:val="en_US" w:bidi="en_US"/>
         </w:rPr>
         <w:t xml:space="preserve">; see </w:t>
       </w:r>
-      <w:hyperlink r:id="rId165">
-        <w:r>
-          <w:rPr>
-            <w:lang w:val="en_US" w:bidi="en_US"/>
-          </w:rPr>
-          <w:rPr>
-            <w:color w:val="0000EE"/>
-            <w:u w:val="single"/>
-          </w:rPr>
-          <w:t>1 Samuel 28</w:t>
-        </w:r>
-      </w:hyperlink>
+      <w:r>
+        <w:rPr>
+          <w:lang w:val="en_US" w:bidi="en_US"/>
+        </w:rPr>
+        <w:t>1 Samuel 28</w:t>
+      </w:r>
       <w:r>
         <w:rPr>
           <w:lang w:val="en_US" w:bidi="en_US"/>
@@ -8673,18 +7713,12 @@
         </w:rPr>
         <w:t>David's orders to burn the Philistine idols followed God's instructions (</w:t>
       </w:r>
-      <w:hyperlink r:id="rId166">
-        <w:r>
-          <w:rPr>
-            <w:lang w:val="en_US" w:bidi="en_US"/>
-          </w:rPr>
-          <w:rPr>
-            <w:color w:val="0000EE"/>
-            <w:u w:val="single"/>
-          </w:rPr>
-          <w:t>Deuteronomy 7:5</w:t>
-        </w:r>
-      </w:hyperlink>
+      <w:r>
+        <w:rPr>
+          <w:lang w:val="en_US" w:bidi="en_US"/>
+        </w:rPr>
+        <w:t>Deuteronomy 7:5</w:t>
+      </w:r>
       <w:r>
         <w:rPr>
           <w:lang w:val="en_US" w:bidi="en_US"/>
@@ -8739,108 +7773,72 @@
         </w:rPr>
         <w:t>The first attempt to bring the ark to Jerusalem (</w:t>
       </w:r>
-      <w:hyperlink r:id="rId159">
-        <w:r>
-          <w:rPr>
-            <w:lang w:val="en_US" w:bidi="en_US"/>
-          </w:rPr>
-          <w:rPr>
-            <w:color w:val="0000EE"/>
-            <w:u w:val="single"/>
-          </w:rPr>
-          <w:t>1 Chronicles 13:1–14</w:t>
-        </w:r>
-      </w:hyperlink>
+      <w:r>
+        <w:rPr>
+          <w:lang w:val="en_US" w:bidi="en_US"/>
+        </w:rPr>
+        <w:t>1 Chronicles 13:1–14</w:t>
+      </w:r>
       <w:r>
         <w:rPr>
           <w:lang w:val="en_US" w:bidi="en_US"/>
         </w:rPr>
         <w:t xml:space="preserve">) failed due to improper procedure (see </w:t>
       </w:r>
-      <w:hyperlink r:id="rId161">
-        <w:r>
-          <w:rPr>
-            <w:lang w:val="en_US" w:bidi="en_US"/>
-          </w:rPr>
-          <w:rPr>
-            <w:color w:val="0000EE"/>
-            <w:u w:val="single"/>
-          </w:rPr>
-          <w:t>15:13</w:t>
-        </w:r>
-      </w:hyperlink>
+      <w:r>
+        <w:rPr>
+          <w:lang w:val="en_US" w:bidi="en_US"/>
+        </w:rPr>
+        <w:t>15:13</w:t>
+      </w:r>
       <w:r>
         <w:rPr>
           <w:lang w:val="en_US" w:bidi="en_US"/>
         </w:rPr>
         <w:t>). This time, David prepared a place for the ark in Jerusalem and organized the Levites to carry it, as this was their responsibility (</w:t>
       </w:r>
-      <w:hyperlink r:id="rId167">
-        <w:r>
-          <w:rPr>
-            <w:lang w:val="en_US" w:bidi="en_US"/>
-          </w:rPr>
-          <w:rPr>
-            <w:color w:val="0000EE"/>
-            <w:u w:val="single"/>
-          </w:rPr>
-          <w:t>Deuteronomy 10:8</w:t>
-        </w:r>
-      </w:hyperlink>
+      <w:r>
+        <w:rPr>
+          <w:lang w:val="en_US" w:bidi="en_US"/>
+        </w:rPr>
+        <w:t>Deuteronomy 10:8</w:t>
+      </w:r>
       <w:r>
         <w:rPr>
           <w:lang w:val="en_US" w:bidi="en_US"/>
         </w:rPr>
         <w:t xml:space="preserve">; </w:t>
       </w:r>
-      <w:hyperlink r:id="rId168">
-        <w:r>
-          <w:rPr>
-            <w:lang w:val="en_US" w:bidi="en_US"/>
-          </w:rPr>
-          <w:rPr>
-            <w:color w:val="0000EE"/>
-            <w:u w:val="single"/>
-          </w:rPr>
-          <w:t>18:5</w:t>
-        </w:r>
-      </w:hyperlink>
+      <w:r>
+        <w:rPr>
+          <w:lang w:val="en_US" w:bidi="en_US"/>
+        </w:rPr>
+        <w:t>18:5</w:t>
+      </w:r>
       <w:r>
         <w:rPr>
           <w:lang w:val="en_US" w:bidi="en_US"/>
         </w:rPr>
         <w:t xml:space="preserve">). The special tent David prepared for the ark was not the tabernacle, which was located at Gibeon at that time (see </w:t>
       </w:r>
-      <w:hyperlink r:id="rId169">
-        <w:r>
-          <w:rPr>
-            <w:lang w:val="en_US" w:bidi="en_US"/>
-          </w:rPr>
-          <w:rPr>
-            <w:color w:val="0000EE"/>
-            <w:u w:val="single"/>
-          </w:rPr>
-          <w:t>1 Chronicles 16:39</w:t>
-        </w:r>
-      </w:hyperlink>
+      <w:r>
+        <w:rPr>
+          <w:lang w:val="en_US" w:bidi="en_US"/>
+        </w:rPr>
+        <w:t>1 Chronicles 16:39</w:t>
+      </w:r>
       <w:r>
         <w:rPr>
           <w:lang w:val="en_US" w:bidi="en_US"/>
         </w:rPr>
         <w:t xml:space="preserve">; </w:t>
       </w:r>
-      <w:hyperlink r:id="rId170">
-        <w:r>
-          <w:rPr>
-            <w:lang w:val="en_US" w:bidi="en_US"/>
-          </w:rPr>
-          <w:rPr>
-            <w:color w:val="0000EE"/>
-            <w:u w:val="single"/>
-          </w:rPr>
-          <w:t>21:29</w:t>
-        </w:r>
-      </w:hyperlink>
+      <w:r>
+        <w:rPr>
+          <w:lang w:val="en_US" w:bidi="en_US"/>
+        </w:rPr>
+        <w:t>21:29</w:t>
+      </w:r>
       <w:r>
         <w:rPr>
           <w:lang w:val="en_US" w:bidi="en_US"/>
@@ -8943,18 +7941,12 @@
         </w:rPr>
         <w:t xml:space="preserve">See </w:t>
       </w:r>
-      <w:hyperlink r:id="rId171">
-        <w:r>
-          <w:rPr>
-            <w:lang w:val="en_US" w:bidi="en_US"/>
-          </w:rPr>
-          <w:rPr>
-            <w:color w:val="0000EE"/>
-            <w:u w:val="single"/>
-          </w:rPr>
-          <w:t>1 Chronicles 13:1–10</w:t>
-        </w:r>
-      </w:hyperlink>
+      <w:r>
+        <w:rPr>
+          <w:lang w:val="en_US" w:bidi="en_US"/>
+        </w:rPr>
+        <w:t>1 Chronicles 13:1–10</w:t>
+      </w:r>
       <w:r>
         <w:rPr>
           <w:lang w:val="en_US" w:bidi="en_US"/>
@@ -9009,36 +8001,24 @@
         </w:rPr>
         <w:t xml:space="preserve">This is the first of three lists of Levitical musicians (see </w:t>
       </w:r>
-      <w:hyperlink r:id="rId172">
-        <w:r>
-          <w:rPr>
-            <w:lang w:val="en_US" w:bidi="en_US"/>
-          </w:rPr>
-          <w:rPr>
-            <w:color w:val="0000EE"/>
-            <w:u w:val="single"/>
-          </w:rPr>
-          <w:t>1 Chronicles 15:19–22</w:t>
-        </w:r>
-      </w:hyperlink>
+      <w:r>
+        <w:rPr>
+          <w:lang w:val="en_US" w:bidi="en_US"/>
+        </w:rPr>
+        <w:t>1 Chronicles 15:19–22</w:t>
+      </w:r>
       <w:r>
         <w:rPr>
           <w:lang w:val="en_US" w:bidi="en_US"/>
         </w:rPr>
         <w:t xml:space="preserve">; </w:t>
       </w:r>
-      <w:hyperlink r:id="rId173">
-        <w:r>
-          <w:rPr>
-            <w:lang w:val="en_US" w:bidi="en_US"/>
-          </w:rPr>
-          <w:rPr>
-            <w:color w:val="0000EE"/>
-            <w:u w:val="single"/>
-          </w:rPr>
-          <w:t>16:4–6</w:t>
-        </w:r>
-      </w:hyperlink>
+      <w:r>
+        <w:rPr>
+          <w:lang w:val="en_US" w:bidi="en_US"/>
+        </w:rPr>
+        <w:t>16:4–6</w:t>
+      </w:r>
       <w:r>
         <w:rPr>
           <w:lang w:val="en_US" w:bidi="en_US"/>
@@ -9084,18 +8064,12 @@
         </w:rPr>
         <w:t xml:space="preserve"> see </w:t>
       </w:r>
-      <w:hyperlink r:id="rId174">
-        <w:r>
-          <w:rPr>
-            <w:lang w:val="en_US" w:bidi="en_US"/>
-          </w:rPr>
-          <w:rPr>
-            <w:color w:val="0000EE"/>
-            <w:u w:val="single"/>
-          </w:rPr>
-          <w:t>1 Chronicles 6:33–47</w:t>
-        </w:r>
-      </w:hyperlink>
+      <w:r>
+        <w:rPr>
+          <w:lang w:val="en_US" w:bidi="en_US"/>
+        </w:rPr>
+        <w:t>1 Chronicles 6:33–47</w:t>
+      </w:r>
       <w:r>
         <w:rPr>
           <w:lang w:val="en_US" w:bidi="en_US"/>
@@ -9347,108 +8321,72 @@
         </w:rPr>
         <w:t xml:space="preserve">Michal's contempt for David (compare </w:t>
       </w:r>
-      <w:hyperlink r:id="rId175">
-        <w:r>
-          <w:rPr>
-            <w:lang w:val="en_US" w:bidi="en_US"/>
-          </w:rPr>
-          <w:rPr>
-            <w:color w:val="0000EE"/>
-            <w:u w:val="single"/>
-          </w:rPr>
-          <w:t>2 Samuel 6:16–23</w:t>
-        </w:r>
-      </w:hyperlink>
+      <w:r>
+        <w:rPr>
+          <w:lang w:val="en_US" w:bidi="en_US"/>
+        </w:rPr>
+        <w:t>2 Samuel 6:16–23</w:t>
+      </w:r>
       <w:r>
         <w:rPr>
           <w:lang w:val="en_US" w:bidi="en_US"/>
         </w:rPr>
         <w:t>) contrasts with God's blessing on the celebration (</w:t>
       </w:r>
-      <w:hyperlink r:id="rId176">
-        <w:r>
-          <w:rPr>
-            <w:lang w:val="en_US" w:bidi="en_US"/>
-          </w:rPr>
-          <w:rPr>
-            <w:color w:val="0000EE"/>
-            <w:u w:val="single"/>
-          </w:rPr>
-          <w:t>1 Chronicles 15:26</w:t>
-        </w:r>
-      </w:hyperlink>
+      <w:r>
+        <w:rPr>
+          <w:lang w:val="en_US" w:bidi="en_US"/>
+        </w:rPr>
+        <w:t>1 Chronicles 15:26</w:t>
+      </w:r>
       <w:r>
         <w:rPr>
           <w:lang w:val="en_US" w:bidi="en_US"/>
         </w:rPr>
         <w:t xml:space="preserve">). Her description as Saul's daughter suggests her attitude reflected her father's disregard for the Lord (see </w:t>
       </w:r>
-      <w:hyperlink r:id="rId177">
-        <w:r>
-          <w:rPr>
-            <w:lang w:val="en_US" w:bidi="en_US"/>
-          </w:rPr>
-          <w:rPr>
-            <w:color w:val="0000EE"/>
-            <w:u w:val="single"/>
-          </w:rPr>
-          <w:t>1 Samuel 10:10–12</w:t>
-        </w:r>
-      </w:hyperlink>
+      <w:r>
+        <w:rPr>
+          <w:lang w:val="en_US" w:bidi="en_US"/>
+        </w:rPr>
+        <w:t>1 Samuel 10:10–12</w:t>
+      </w:r>
       <w:r>
         <w:rPr>
           <w:lang w:val="en_US" w:bidi="en_US"/>
         </w:rPr>
         <w:t xml:space="preserve">; </w:t>
       </w:r>
-      <w:hyperlink r:id="rId178">
-        <w:r>
-          <w:rPr>
-            <w:lang w:val="en_US" w:bidi="en_US"/>
-          </w:rPr>
-          <w:rPr>
-            <w:color w:val="0000EE"/>
-            <w:u w:val="single"/>
-          </w:rPr>
-          <w:t>13:7–14</w:t>
-        </w:r>
-      </w:hyperlink>
+      <w:r>
+        <w:rPr>
+          <w:lang w:val="en_US" w:bidi="en_US"/>
+        </w:rPr>
+        <w:t>13:7–14</w:t>
+      </w:r>
       <w:r>
         <w:rPr>
           <w:lang w:val="en_US" w:bidi="en_US"/>
         </w:rPr>
         <w:t xml:space="preserve">; </w:t>
       </w:r>
-      <w:hyperlink r:id="rId179">
-        <w:r>
-          <w:rPr>
-            <w:lang w:val="en_US" w:bidi="en_US"/>
-          </w:rPr>
-          <w:rPr>
-            <w:color w:val="0000EE"/>
-            <w:u w:val="single"/>
-          </w:rPr>
-          <w:t>15:10–23</w:t>
-        </w:r>
-      </w:hyperlink>
+      <w:r>
+        <w:rPr>
+          <w:lang w:val="en_US" w:bidi="en_US"/>
+        </w:rPr>
+        <w:t>15:10–23</w:t>
+      </w:r>
       <w:r>
         <w:rPr>
           <w:lang w:val="en_US" w:bidi="en_US"/>
         </w:rPr>
         <w:t xml:space="preserve">; </w:t>
       </w:r>
-      <w:hyperlink r:id="rId165">
-        <w:r>
-          <w:rPr>
-            <w:lang w:val="en_US" w:bidi="en_US"/>
-          </w:rPr>
-          <w:rPr>
-            <w:color w:val="0000EE"/>
-            <w:u w:val="single"/>
-          </w:rPr>
-          <w:t>28:1–25</w:t>
-        </w:r>
-      </w:hyperlink>
+      <w:r>
+        <w:rPr>
+          <w:lang w:val="en_US" w:bidi="en_US"/>
+        </w:rPr>
+        <w:t>28:1–25</w:t>
+      </w:r>
       <w:r>
         <w:rPr>
           <w:lang w:val="en_US" w:bidi="en_US"/>
@@ -9503,72 +8441,48 @@
         </w:rPr>
         <w:t>The transfer of the ark (</w:t>
       </w:r>
-      <w:hyperlink r:id="rId180">
-        <w:r>
-          <w:rPr>
-            <w:lang w:val="en_US" w:bidi="en_US"/>
-          </w:rPr>
-          <w:rPr>
-            <w:color w:val="0000EE"/>
-            <w:u w:val="single"/>
-          </w:rPr>
-          <w:t>1 Chronicles 16:1–3</w:t>
-        </w:r>
-      </w:hyperlink>
+      <w:r>
+        <w:rPr>
+          <w:lang w:val="en_US" w:bidi="en_US"/>
+        </w:rPr>
+        <w:t>1 Chronicles 16:1–3</w:t>
+      </w:r>
       <w:r>
         <w:rPr>
           <w:lang w:val="en_US" w:bidi="en_US"/>
         </w:rPr>
         <w:t>) and the event's conclusion (</w:t>
       </w:r>
-      <w:hyperlink r:id="rId181">
-        <w:r>
-          <w:rPr>
-            <w:lang w:val="en_US" w:bidi="en_US"/>
-          </w:rPr>
-          <w:rPr>
-            <w:color w:val="0000EE"/>
-            <w:u w:val="single"/>
-          </w:rPr>
-          <w:t>16:43</w:t>
-        </w:r>
-      </w:hyperlink>
+      <w:r>
+        <w:rPr>
+          <w:lang w:val="en_US" w:bidi="en_US"/>
+        </w:rPr>
+        <w:t>16:43</w:t>
+      </w:r>
       <w:r>
         <w:rPr>
           <w:lang w:val="en_US" w:bidi="en_US"/>
         </w:rPr>
         <w:t xml:space="preserve">) are reported just like in Samuel (see </w:t>
       </w:r>
-      <w:hyperlink r:id="rId182">
-        <w:r>
-          <w:rPr>
-            <w:lang w:val="en_US" w:bidi="en_US"/>
-          </w:rPr>
-          <w:rPr>
-            <w:color w:val="0000EE"/>
-            <w:u w:val="single"/>
-          </w:rPr>
-          <w:t>2 Samuel 6:17–20</w:t>
-        </w:r>
-      </w:hyperlink>
+      <w:r>
+        <w:rPr>
+          <w:lang w:val="en_US" w:bidi="en_US"/>
+        </w:rPr>
+        <w:t>2 Samuel 6:17–20</w:t>
+      </w:r>
       <w:r>
         <w:rPr>
           <w:lang w:val="en_US" w:bidi="en_US"/>
         </w:rPr>
         <w:t>). However, between these parts, the Chronicler adds details about the celebrations and the permanent worship arrangements (</w:t>
       </w:r>
-      <w:hyperlink r:id="rId183">
-        <w:r>
-          <w:rPr>
-            <w:lang w:val="en_US" w:bidi="en_US"/>
-          </w:rPr>
-          <w:rPr>
-            <w:color w:val="0000EE"/>
-            <w:u w:val="single"/>
-          </w:rPr>
-          <w:t>1 Chronicles 16:4–42</w:t>
-        </w:r>
-      </w:hyperlink>
+      <w:r>
+        <w:rPr>
+          <w:lang w:val="en_US" w:bidi="en_US"/>
+        </w:rPr>
+        <w:t>1 Chronicles 16:4–42</w:t>
+      </w:r>
       <w:r>
         <w:rPr>
           <w:lang w:val="en_US" w:bidi="en_US"/>
@@ -9635,36 +8549,24 @@
           <w:lang w:val="en_US" w:bidi="en_US"/>
         </w:rPr>
       </w:r>
-      <w:hyperlink r:id="rId184">
-        <w:r>
-          <w:rPr>
-            <w:lang w:val="en_US" w:bidi="en_US"/>
-          </w:rPr>
-          <w:rPr>
-            <w:color w:val="0000EE"/>
-            <w:u w:val="single"/>
-          </w:rPr>
-          <w:t>First Chronicles 16:8–22</w:t>
-        </w:r>
-      </w:hyperlink>
+      <w:r>
+        <w:rPr>
+          <w:lang w:val="en_US" w:bidi="en_US"/>
+        </w:rPr>
+        <w:t>First Chronicles 16:8–22</w:t>
+      </w:r>
       <w:r>
         <w:rPr>
           <w:lang w:val="en_US" w:bidi="en_US"/>
         </w:rPr>
         <w:t xml:space="preserve"> uses </w:t>
       </w:r>
-      <w:hyperlink r:id="rId185">
-        <w:r>
-          <w:rPr>
-            <w:lang w:val="en_US" w:bidi="en_US"/>
-          </w:rPr>
-          <w:rPr>
-            <w:color w:val="0000EE"/>
-            <w:u w:val="single"/>
-          </w:rPr>
-          <w:t>Psalm 105:1–15</w:t>
-        </w:r>
-      </w:hyperlink>
+      <w:r>
+        <w:rPr>
+          <w:lang w:val="en_US" w:bidi="en_US"/>
+        </w:rPr>
+        <w:t>Psalm 105:1–15</w:t>
+      </w:r>
     </w:p>
     <w:p>
       <w:pPr>
@@ -9677,36 +8579,24 @@
           <w:lang w:val="en_US" w:bidi="en_US"/>
         </w:rPr>
       </w:r>
-      <w:hyperlink r:id="rId186">
-        <w:r>
-          <w:rPr>
-            <w:lang w:val="en_US" w:bidi="en_US"/>
-          </w:rPr>
-          <w:rPr>
-            <w:color w:val="0000EE"/>
-            <w:u w:val="single"/>
-          </w:rPr>
-          <w:t>First Chronicles 16:23–33</w:t>
-        </w:r>
-      </w:hyperlink>
+      <w:r>
+        <w:rPr>
+          <w:lang w:val="en_US" w:bidi="en_US"/>
+        </w:rPr>
+        <w:t>First Chronicles 16:23–33</w:t>
+      </w:r>
       <w:r>
         <w:rPr>
           <w:lang w:val="en_US" w:bidi="en_US"/>
         </w:rPr>
         <w:t xml:space="preserve"> uses </w:t>
       </w:r>
-      <w:hyperlink r:id="rId187">
-        <w:r>
-          <w:rPr>
-            <w:lang w:val="en_US" w:bidi="en_US"/>
-          </w:rPr>
-          <w:rPr>
-            <w:color w:val="0000EE"/>
-            <w:u w:val="single"/>
-          </w:rPr>
-          <w:t>Psalm 96</w:t>
-        </w:r>
-      </w:hyperlink>
+      <w:r>
+        <w:rPr>
+          <w:lang w:val="en_US" w:bidi="en_US"/>
+        </w:rPr>
+        <w:t>Psalm 96</w:t>
+      </w:r>
     </w:p>
     <w:p>
       <w:pPr>
@@ -9719,54 +8609,36 @@
           <w:lang w:val="en_US" w:bidi="en_US"/>
         </w:rPr>
       </w:r>
-      <w:hyperlink r:id="rId188">
-        <w:r>
-          <w:rPr>
-            <w:lang w:val="en_US" w:bidi="en_US"/>
-          </w:rPr>
-          <w:rPr>
-            <w:color w:val="0000EE"/>
-            <w:u w:val="single"/>
-          </w:rPr>
-          <w:t>First Chronicles 16:34–38</w:t>
-        </w:r>
-      </w:hyperlink>
+      <w:r>
+        <w:rPr>
+          <w:lang w:val="en_US" w:bidi="en_US"/>
+        </w:rPr>
+        <w:t>First Chronicles 16:34–38</w:t>
+      </w:r>
       <w:r>
         <w:rPr>
           <w:lang w:val="en_US" w:bidi="en_US"/>
         </w:rPr>
         <w:t xml:space="preserve"> uses </w:t>
       </w:r>
-      <w:hyperlink r:id="rId189">
-        <w:r>
-          <w:rPr>
-            <w:lang w:val="en_US" w:bidi="en_US"/>
-          </w:rPr>
-          <w:rPr>
-            <w:color w:val="0000EE"/>
-            <w:u w:val="single"/>
-          </w:rPr>
-          <w:t>Psalm 106:1</w:t>
-        </w:r>
-      </w:hyperlink>
+      <w:r>
+        <w:rPr>
+          <w:lang w:val="en_US" w:bidi="en_US"/>
+        </w:rPr>
+        <w:t>Psalm 106:1</w:t>
+      </w:r>
       <w:r>
         <w:rPr>
           <w:lang w:val="en_US" w:bidi="en_US"/>
         </w:rPr>
         <w:t xml:space="preserve">, </w:t>
       </w:r>
-      <w:hyperlink r:id="rId190">
-        <w:r>
-          <w:rPr>
-            <w:lang w:val="en_US" w:bidi="en_US"/>
-          </w:rPr>
-          <w:rPr>
-            <w:color w:val="0000EE"/>
-            <w:u w:val="single"/>
-          </w:rPr>
-          <w:t>47–48</w:t>
-        </w:r>
-      </w:hyperlink>
+      <w:r>
+        <w:rPr>
+          <w:lang w:val="en_US" w:bidi="en_US"/>
+        </w:rPr>
+        <w:t>47–48</w:t>
+      </w:r>
     </w:p>
     <w:p>
       <w:pPr/>
@@ -9781,18 +8653,12 @@
         </w:rPr>
         <w:t>The composer adjusted the sources for this occasion. The Temple did not exist when the ark was brought to Jerusalem, so the Chronicler says strength and joy fill his dwelling (</w:t>
       </w:r>
-      <w:hyperlink r:id="rId191">
-        <w:r>
-          <w:rPr>
-            <w:lang w:val="en_US" w:bidi="en_US"/>
-          </w:rPr>
-          <w:rPr>
-            <w:color w:val="0000EE"/>
-            <w:u w:val="single"/>
-          </w:rPr>
-          <w:t>1 Chronicles 16:27</w:t>
-        </w:r>
-      </w:hyperlink>
+      <w:r>
+        <w:rPr>
+          <w:lang w:val="en_US" w:bidi="en_US"/>
+        </w:rPr>
+        <w:t>1 Chronicles 16:27</w:t>
+      </w:r>
       <w:r>
         <w:rPr>
           <w:lang w:val="en_US" w:bidi="en_US"/>
@@ -9812,36 +8678,24 @@
         </w:rPr>
         <w:t xml:space="preserve"> (</w:t>
       </w:r>
-      <w:hyperlink r:id="rId192">
-        <w:r>
-          <w:rPr>
-            <w:lang w:val="en_US" w:bidi="en_US"/>
-          </w:rPr>
-          <w:rPr>
-            <w:color w:val="0000EE"/>
-            <w:u w:val="single"/>
-          </w:rPr>
-          <w:t>Psalm 96:6</w:t>
-        </w:r>
-      </w:hyperlink>
+      <w:r>
+        <w:rPr>
+          <w:lang w:val="en_US" w:bidi="en_US"/>
+        </w:rPr>
+        <w:t>Psalm 96:6</w:t>
+      </w:r>
       <w:r>
         <w:rPr>
           <w:lang w:val="en_US" w:bidi="en_US"/>
         </w:rPr>
         <w:t>) and asks the worshiper to come into his presence (</w:t>
       </w:r>
-      <w:hyperlink r:id="rId193">
-        <w:r>
-          <w:rPr>
-            <w:lang w:val="en_US" w:bidi="en_US"/>
-          </w:rPr>
-          <w:rPr>
-            <w:color w:val="0000EE"/>
-            <w:u w:val="single"/>
-          </w:rPr>
-          <w:t>1 Chronicles 16:29</w:t>
-        </w:r>
-      </w:hyperlink>
+      <w:r>
+        <w:rPr>
+          <w:lang w:val="en_US" w:bidi="en_US"/>
+        </w:rPr>
+        <w:t>1 Chronicles 16:29</w:t>
+      </w:r>
       <w:r>
         <w:rPr>
           <w:lang w:val="en_US" w:bidi="en_US"/>
@@ -9874,18 +8728,12 @@
         </w:rPr>
         <w:t xml:space="preserve"> (</w:t>
       </w:r>
-      <w:hyperlink r:id="rId194">
-        <w:r>
-          <w:rPr>
-            <w:lang w:val="en_US" w:bidi="en_US"/>
-          </w:rPr>
-          <w:rPr>
-            <w:color w:val="0000EE"/>
-            <w:u w:val="single"/>
-          </w:rPr>
-          <w:t>Psalm 96:8</w:t>
-        </w:r>
-      </w:hyperlink>
+      <w:r>
+        <w:rPr>
+          <w:lang w:val="en_US" w:bidi="en_US"/>
+        </w:rPr>
+        <w:t>Psalm 96:8</w:t>
+      </w:r>
       <w:r>
         <w:rPr>
           <w:lang w:val="en_US" w:bidi="en_US"/>
@@ -9905,18 +8753,12 @@
         </w:rPr>
         <w:t xml:space="preserve"> (</w:t>
       </w:r>
-      <w:hyperlink r:id="rId195">
-        <w:r>
-          <w:rPr>
-            <w:lang w:val="en_US" w:bidi="en_US"/>
-          </w:rPr>
-          <w:rPr>
-            <w:color w:val="0000EE"/>
-            <w:u w:val="single"/>
-          </w:rPr>
-          <w:t>Psalm 105:9</w:t>
-        </w:r>
-      </w:hyperlink>
+      <w:r>
+        <w:rPr>
+          <w:lang w:val="en_US" w:bidi="en_US"/>
+        </w:rPr>
+        <w:t>Psalm 105:9</w:t>
+      </w:r>
       <w:r>
         <w:rPr>
           <w:lang w:val="en_US" w:bidi="en_US"/>
@@ -9936,90 +8778,60 @@
         </w:rPr>
         <w:t xml:space="preserve"> (</w:t>
       </w:r>
-      <w:hyperlink r:id="rId196">
-        <w:r>
-          <w:rPr>
-            <w:lang w:val="en_US" w:bidi="en_US"/>
-          </w:rPr>
-          <w:rPr>
-            <w:color w:val="0000EE"/>
-            <w:u w:val="single"/>
-          </w:rPr>
-          <w:t>1 Chronicles 16:13</w:t>
-        </w:r>
-      </w:hyperlink>
+      <w:r>
+        <w:rPr>
+          <w:lang w:val="en_US" w:bidi="en_US"/>
+        </w:rPr>
+        <w:t>1 Chronicles 16:13</w:t>
+      </w:r>
       <w:r>
         <w:rPr>
           <w:lang w:val="en_US" w:bidi="en_US"/>
         </w:rPr>
         <w:t>) to focus on the nation as the fulfillment of Abraham's promises. The hymn does not mention the judgment of the earth (</w:t>
       </w:r>
-      <w:hyperlink r:id="rId197">
-        <w:r>
-          <w:rPr>
-            <w:lang w:val="en_US" w:bidi="en_US"/>
-          </w:rPr>
-          <w:rPr>
-            <w:color w:val="0000EE"/>
-            <w:u w:val="single"/>
-          </w:rPr>
-          <w:t>Psalm 96:10</w:t>
-        </w:r>
-      </w:hyperlink>
+      <w:r>
+        <w:rPr>
+          <w:lang w:val="en_US" w:bidi="en_US"/>
+        </w:rPr>
+        <w:t>Psalm 96:10</w:t>
+      </w:r>
       <w:r>
         <w:rPr>
           <w:lang w:val="en_US" w:bidi="en_US"/>
         </w:rPr>
         <w:t xml:space="preserve">, </w:t>
       </w:r>
-      <w:hyperlink r:id="rId198">
-        <w:r>
-          <w:rPr>
-            <w:lang w:val="en_US" w:bidi="en_US"/>
-          </w:rPr>
-          <w:rPr>
-            <w:color w:val="0000EE"/>
-            <w:u w:val="single"/>
-          </w:rPr>
-          <w:t>13</w:t>
-        </w:r>
-      </w:hyperlink>
+      <w:r>
+        <w:rPr>
+          <w:lang w:val="en_US" w:bidi="en_US"/>
+        </w:rPr>
+        <w:t>13</w:t>
+      </w:r>
       <w:r>
         <w:rPr>
           <w:lang w:val="en_US" w:bidi="en_US"/>
         </w:rPr>
         <w:t xml:space="preserve">; compare </w:t>
       </w:r>
-      <w:hyperlink r:id="rId199">
-        <w:r>
-          <w:rPr>
-            <w:lang w:val="en_US" w:bidi="en_US"/>
-          </w:rPr>
-          <w:rPr>
-            <w:color w:val="0000EE"/>
-            <w:u w:val="single"/>
-          </w:rPr>
-          <w:t>1 Chronicles 16:30</w:t>
-        </w:r>
-      </w:hyperlink>
+      <w:r>
+        <w:rPr>
+          <w:lang w:val="en_US" w:bidi="en_US"/>
+        </w:rPr>
+        <w:t>1 Chronicles 16:30</w:t>
+      </w:r>
       <w:r>
         <w:rPr>
           <w:lang w:val="en_US" w:bidi="en_US"/>
         </w:rPr>
         <w:t xml:space="preserve">, </w:t>
       </w:r>
-      <w:hyperlink r:id="rId200">
-        <w:r>
-          <w:rPr>
-            <w:lang w:val="en_US" w:bidi="en_US"/>
-          </w:rPr>
-          <w:rPr>
-            <w:color w:val="0000EE"/>
-            <w:u w:val="single"/>
-          </w:rPr>
-          <w:t>33</w:t>
-        </w:r>
-      </w:hyperlink>
+      <w:r>
+        <w:rPr>
+          <w:lang w:val="en_US" w:bidi="en_US"/>
+        </w:rPr>
+        <w:t>33</w:t>
+      </w:r>
       <w:r>
         <w:rPr>
           <w:lang w:val="en_US" w:bidi="en_US"/>
@@ -10074,36 +8886,24 @@
         </w:rPr>
         <w:t xml:space="preserve">Gibeon was the main place of worship until they built the temple in Jerusalem (see </w:t>
       </w:r>
-      <w:hyperlink r:id="rId170">
-        <w:r>
-          <w:rPr>
-            <w:lang w:val="en_US" w:bidi="en_US"/>
-          </w:rPr>
-          <w:rPr>
-            <w:color w:val="0000EE"/>
-            <w:u w:val="single"/>
-          </w:rPr>
-          <w:t>1 Chronicles 21:29</w:t>
-        </w:r>
-      </w:hyperlink>
+      <w:r>
+        <w:rPr>
+          <w:lang w:val="en_US" w:bidi="en_US"/>
+        </w:rPr>
+        <w:t>1 Chronicles 21:29</w:t>
+      </w:r>
       <w:r>
         <w:rPr>
           <w:lang w:val="en_US" w:bidi="en_US"/>
         </w:rPr>
         <w:t xml:space="preserve">; </w:t>
       </w:r>
-      <w:hyperlink r:id="rId201">
-        <w:r>
-          <w:rPr>
-            <w:lang w:val="en_US" w:bidi="en_US"/>
-          </w:rPr>
-          <w:rPr>
-            <w:color w:val="0000EE"/>
-            <w:u w:val="single"/>
-          </w:rPr>
-          <w:t>2 Chronicles 1:3</w:t>
-        </w:r>
-      </w:hyperlink>
+      <w:r>
+        <w:rPr>
+          <w:lang w:val="en_US" w:bidi="en_US"/>
+        </w:rPr>
+        <w:t>2 Chronicles 1:3</w:t>
+      </w:r>
       <w:r>
         <w:rPr>
           <w:lang w:val="en_US" w:bidi="en_US"/>
@@ -10171,18 +8971,12 @@
         </w:rPr>
         <w:t xml:space="preserve"> but the Lord chose David’s heir, Solomon (</w:t>
       </w:r>
-      <w:hyperlink r:id="rId202">
-        <w:r>
-          <w:rPr>
-            <w:lang w:val="en_US" w:bidi="en_US"/>
-          </w:rPr>
-          <w:rPr>
-            <w:color w:val="0000EE"/>
-            <w:u w:val="single"/>
-          </w:rPr>
-          <w:t>1 Chronicles 22</w:t>
-        </w:r>
-      </w:hyperlink>
+      <w:r>
+        <w:rPr>
+          <w:lang w:val="en_US" w:bidi="en_US"/>
+        </w:rPr>
+        <w:t>1 Chronicles 22</w:t>
+      </w:r>
       <w:r>
         <w:rPr>
           <w:lang w:val="en_US" w:bidi="en_US"/>
@@ -10237,18 +9031,12 @@
         </w:rPr>
         <w:t>The larger section (</w:t>
       </w:r>
-      <w:hyperlink r:id="rId203">
-        <w:r>
-          <w:rPr>
-            <w:lang w:val="en_US" w:bidi="en_US"/>
-          </w:rPr>
-          <w:rPr>
-            <w:color w:val="0000EE"/>
-            <w:u w:val="single"/>
-          </w:rPr>
-          <w:t>1 Chronicles 13:1–17:27</w:t>
-        </w:r>
-      </w:hyperlink>
+      <w:r>
+        <w:rPr>
+          <w:lang w:val="en_US" w:bidi="en_US"/>
+        </w:rPr>
+        <w:t>1 Chronicles 13:1–17:27</w:t>
+      </w:r>
       <w:r>
         <w:rPr>
           <w:lang w:val="en_US" w:bidi="en_US"/>
@@ -10351,18 +9139,12 @@
         </w:rPr>
         <w:t>Building the temple was a key part of God's kingdom on earth. Solomon built the temple (</w:t>
       </w:r>
-      <w:hyperlink r:id="rId204">
-        <w:r>
-          <w:rPr>
-            <w:lang w:val="en_US" w:bidi="en_US"/>
-          </w:rPr>
-          <w:rPr>
-            <w:color w:val="0000EE"/>
-            <w:u w:val="single"/>
-          </w:rPr>
-          <w:t>2 Chronicles 2–7</w:t>
-        </w:r>
-      </w:hyperlink>
+      <w:r>
+        <w:rPr>
+          <w:lang w:val="en_US" w:bidi="en_US"/>
+        </w:rPr>
+        <w:t>2 Chronicles 2–7</w:t>
+      </w:r>
       <w:r>
         <w:rPr>
           <w:lang w:val="en_US" w:bidi="en_US"/>
@@ -10417,54 +9199,36 @@
         </w:rPr>
         <w:t xml:space="preserve">The Chronicler specifically made this statement about Solomon (see </w:t>
       </w:r>
-      <w:hyperlink r:id="rId205">
-        <w:r>
-          <w:rPr>
-            <w:lang w:val="en_US" w:bidi="en_US"/>
-          </w:rPr>
-          <w:rPr>
-            <w:color w:val="0000EE"/>
-            <w:u w:val="single"/>
-          </w:rPr>
-          <w:t>1 Chronicles 22:9</w:t>
-        </w:r>
-      </w:hyperlink>
+      <w:r>
+        <w:rPr>
+          <w:lang w:val="en_US" w:bidi="en_US"/>
+        </w:rPr>
+        <w:t>1 Chronicles 22:9</w:t>
+      </w:r>
       <w:r>
         <w:rPr>
           <w:lang w:val="en_US" w:bidi="en_US"/>
         </w:rPr>
         <w:t xml:space="preserve">; </w:t>
       </w:r>
-      <w:hyperlink r:id="rId206">
-        <w:r>
-          <w:rPr>
-            <w:lang w:val="en_US" w:bidi="en_US"/>
-          </w:rPr>
-          <w:rPr>
-            <w:color w:val="0000EE"/>
-            <w:u w:val="single"/>
-          </w:rPr>
-          <w:t>28:5–6</w:t>
-        </w:r>
-      </w:hyperlink>
+      <w:r>
+        <w:rPr>
+          <w:lang w:val="en_US" w:bidi="en_US"/>
+        </w:rPr>
+        <w:t>28:5–6</w:t>
+      </w:r>
       <w:r>
         <w:rPr>
           <w:lang w:val="en_US" w:bidi="en_US"/>
         </w:rPr>
         <w:t xml:space="preserve">; compare </w:t>
       </w:r>
-      <w:hyperlink r:id="rId207">
-        <w:r>
-          <w:rPr>
-            <w:lang w:val="en_US" w:bidi="en_US"/>
-          </w:rPr>
-          <w:rPr>
-            <w:color w:val="0000EE"/>
-            <w:u w:val="single"/>
-          </w:rPr>
-          <w:t>2 Samuel 7:14</w:t>
-        </w:r>
-      </w:hyperlink>
+      <w:r>
+        <w:rPr>
+          <w:lang w:val="en_US" w:bidi="en_US"/>
+        </w:rPr>
+        <w:t>2 Samuel 7:14</w:t>
+      </w:r>
       <w:r>
         <w:rPr>
           <w:lang w:val="en_US" w:bidi="en_US"/>
@@ -10519,18 +9283,12 @@
         </w:rPr>
         <w:t xml:space="preserve">In </w:t>
       </w:r>
-      <w:hyperlink r:id="rId208">
-        <w:r>
-          <w:rPr>
-            <w:lang w:val="en_US" w:bidi="en_US"/>
-          </w:rPr>
-          <w:rPr>
-            <w:color w:val="0000EE"/>
-            <w:u w:val="single"/>
-          </w:rPr>
-          <w:t>2 Samuel 7:16</w:t>
-        </w:r>
-      </w:hyperlink>
+      <w:r>
+        <w:rPr>
+          <w:lang w:val="en_US" w:bidi="en_US"/>
+        </w:rPr>
+        <w:t>2 Samuel 7:16</w:t>
+      </w:r>
       <w:r>
         <w:rPr>
           <w:lang w:val="en_US" w:bidi="en_US"/>
@@ -10634,18 +9392,12 @@
         </w:rPr>
         <w:t xml:space="preserve"> a Philistine king still ruled in Gath at the end of David's reign (</w:t>
       </w:r>
-      <w:hyperlink r:id="rId209">
-        <w:r>
-          <w:rPr>
-            <w:lang w:val="en_US" w:bidi="en_US"/>
-          </w:rPr>
-          <w:rPr>
-            <w:color w:val="0000EE"/>
-            <w:u w:val="single"/>
-          </w:rPr>
-          <w:t>1 Kings 2:39</w:t>
-        </w:r>
-      </w:hyperlink>
+      <w:r>
+        <w:rPr>
+          <w:lang w:val="en_US" w:bidi="en_US"/>
+        </w:rPr>
+        <w:t>1 Kings 2:39</w:t>
+      </w:r>
       <w:r>
         <w:rPr>
           <w:lang w:val="en_US" w:bidi="en_US"/>
@@ -10718,18 +9470,12 @@
         </w:rPr>
         <w:t>The Philistines (</w:t>
       </w:r>
-      <w:hyperlink r:id="rId210">
-        <w:r>
-          <w:rPr>
-            <w:lang w:val="en_US" w:bidi="en_US"/>
-          </w:rPr>
-          <w:rPr>
-            <w:color w:val="0000EE"/>
-            <w:u w:val="single"/>
-          </w:rPr>
-          <w:t>1 Chronicles 18:1</w:t>
-        </w:r>
-      </w:hyperlink>
+      <w:r>
+        <w:rPr>
+          <w:lang w:val="en_US" w:bidi="en_US"/>
+        </w:rPr>
+        <w:t>1 Chronicles 18:1</w:t>
+      </w:r>
       <w:r>
         <w:rPr>
           <w:lang w:val="en_US" w:bidi="en_US"/>
@@ -10754,18 +9500,12 @@
         </w:rPr>
         <w:t>Moab (</w:t>
       </w:r>
-      <w:hyperlink r:id="rId211">
-        <w:r>
-          <w:rPr>
-            <w:lang w:val="en_US" w:bidi="en_US"/>
-          </w:rPr>
-          <w:rPr>
-            <w:color w:val="0000EE"/>
-            <w:u w:val="single"/>
-          </w:rPr>
-          <w:t>1 Chronicles 18:2</w:t>
-        </w:r>
-      </w:hyperlink>
+      <w:r>
+        <w:rPr>
+          <w:lang w:val="en_US" w:bidi="en_US"/>
+        </w:rPr>
+        <w:t>1 Chronicles 18:2</w:t>
+      </w:r>
       <w:r>
         <w:rPr>
           <w:lang w:val="en_US" w:bidi="en_US"/>
@@ -10790,18 +9530,12 @@
         </w:rPr>
         <w:t>Zobah (</w:t>
       </w:r>
-      <w:hyperlink r:id="rId212">
-        <w:r>
-          <w:rPr>
-            <w:lang w:val="en_US" w:bidi="en_US"/>
-          </w:rPr>
-          <w:rPr>
-            <w:color w:val="0000EE"/>
-            <w:u w:val="single"/>
-          </w:rPr>
-          <w:t>1 Chronicles 18:3–4</w:t>
-        </w:r>
-      </w:hyperlink>
+      <w:r>
+        <w:rPr>
+          <w:lang w:val="en_US" w:bidi="en_US"/>
+        </w:rPr>
+        <w:t>1 Chronicles 18:3–4</w:t>
+      </w:r>
       <w:r>
         <w:rPr>
           <w:lang w:val="en_US" w:bidi="en_US"/>
@@ -10826,18 +9560,12 @@
         </w:rPr>
         <w:t>Damascus (</w:t>
       </w:r>
-      <w:hyperlink r:id="rId213">
-        <w:r>
-          <w:rPr>
-            <w:lang w:val="en_US" w:bidi="en_US"/>
-          </w:rPr>
-          <w:rPr>
-            <w:color w:val="0000EE"/>
-            <w:u w:val="single"/>
-          </w:rPr>
-          <w:t>1 Chronicles 18:5–6</w:t>
-        </w:r>
-      </w:hyperlink>
+      <w:r>
+        <w:rPr>
+          <w:lang w:val="en_US" w:bidi="en_US"/>
+        </w:rPr>
+        <w:t>1 Chronicles 18:5–6</w:t>
+      </w:r>
       <w:r>
         <w:rPr>
           <w:lang w:val="en_US" w:bidi="en_US"/>
@@ -10862,18 +9590,12 @@
         </w:rPr>
         <w:t>Edom (</w:t>
       </w:r>
-      <w:hyperlink r:id="rId214">
-        <w:r>
-          <w:rPr>
-            <w:lang w:val="en_US" w:bidi="en_US"/>
-          </w:rPr>
-          <w:rPr>
-            <w:color w:val="0000EE"/>
-            <w:u w:val="single"/>
-          </w:rPr>
-          <w:t>1 Chronicles 18:12–13</w:t>
-        </w:r>
-      </w:hyperlink>
+      <w:r>
+        <w:rPr>
+          <w:lang w:val="en_US" w:bidi="en_US"/>
+        </w:rPr>
+        <w:t>1 Chronicles 18:12–13</w:t>
+      </w:r>
       <w:r>
         <w:rPr>
           <w:lang w:val="en_US" w:bidi="en_US"/>
@@ -10894,54 +9616,36 @@
         </w:rPr>
         <w:t>They include details about David’s international relations, the treasures he gained, and the tributes he received (</w:t>
       </w:r>
-      <w:hyperlink r:id="rId215">
-        <w:r>
-          <w:rPr>
-            <w:lang w:val="en_US" w:bidi="en_US"/>
-          </w:rPr>
-          <w:rPr>
-            <w:color w:val="0000EE"/>
-            <w:u w:val="single"/>
-          </w:rPr>
-          <w:t>1 Chronicles 18:7–11</w:t>
-        </w:r>
-      </w:hyperlink>
+      <w:r>
+        <w:rPr>
+          <w:lang w:val="en_US" w:bidi="en_US"/>
+        </w:rPr>
+        <w:t>1 Chronicles 18:7–11</w:t>
+      </w:r>
       <w:r>
         <w:rPr>
           <w:lang w:val="en_US" w:bidi="en_US"/>
         </w:rPr>
         <w:t>). A common theme is that the Lord gave David victory wherever he went (</w:t>
       </w:r>
-      <w:hyperlink r:id="rId216">
-        <w:r>
-          <w:rPr>
-            <w:lang w:val="en_US" w:bidi="en_US"/>
-          </w:rPr>
-          <w:rPr>
-            <w:color w:val="0000EE"/>
-            <w:u w:val="single"/>
-          </w:rPr>
-          <w:t>1 Chronicles 18:6</w:t>
-        </w:r>
-      </w:hyperlink>
+      <w:r>
+        <w:rPr>
+          <w:lang w:val="en_US" w:bidi="en_US"/>
+        </w:rPr>
+        <w:t>1 Chronicles 18:6</w:t>
+      </w:r>
       <w:r>
         <w:rPr>
           <w:lang w:val="en_US" w:bidi="en_US"/>
         </w:rPr>
         <w:t xml:space="preserve">, </w:t>
       </w:r>
-      <w:hyperlink r:id="rId217">
-        <w:r>
-          <w:rPr>
-            <w:lang w:val="en_US" w:bidi="en_US"/>
-          </w:rPr>
-          <w:rPr>
-            <w:color w:val="0000EE"/>
-            <w:u w:val="single"/>
-          </w:rPr>
-          <w:t>13</w:t>
-        </w:r>
-      </w:hyperlink>
+      <w:r>
+        <w:rPr>
+          <w:lang w:val="en_US" w:bidi="en_US"/>
+        </w:rPr>
+        <w:t>13</w:t>
+      </w:r>
       <w:r>
         <w:rPr>
           <w:lang w:val="en_US" w:bidi="en_US"/>
@@ -11040,36 +9744,24 @@
         </w:rPr>
         <w:t>Battles during the kingdom's expansion (</w:t>
       </w:r>
-      <w:hyperlink r:id="rId218">
-        <w:r>
-          <w:rPr>
-            <w:lang w:val="en_US" w:bidi="en_US"/>
-          </w:rPr>
-          <w:rPr>
-            <w:color w:val="0000EE"/>
-            <w:u w:val="single"/>
-          </w:rPr>
-          <w:t>1 Chronicles 18:1–17</w:t>
-        </w:r>
-      </w:hyperlink>
+      <w:r>
+        <w:rPr>
+          <w:lang w:val="en_US" w:bidi="en_US"/>
+        </w:rPr>
+        <w:t>1 Chronicles 18:1–17</w:t>
+      </w:r>
       <w:r>
         <w:rPr>
           <w:lang w:val="en_US" w:bidi="en_US"/>
         </w:rPr>
         <w:t xml:space="preserve">; see </w:t>
       </w:r>
-      <w:hyperlink r:id="rId219">
-        <w:r>
-          <w:rPr>
-            <w:lang w:val="en_US" w:bidi="en_US"/>
-          </w:rPr>
-          <w:rPr>
-            <w:color w:val="0000EE"/>
-            <w:u w:val="single"/>
-          </w:rPr>
-          <w:t>2 Samuel 8:1–16</w:t>
-        </w:r>
-      </w:hyperlink>
+      <w:r>
+        <w:rPr>
+          <w:lang w:val="en_US" w:bidi="en_US"/>
+        </w:rPr>
+        <w:t>2 Samuel 8:1–16</w:t>
+      </w:r>
       <w:r>
         <w:rPr>
           <w:lang w:val="en_US" w:bidi="en_US"/>
@@ -11094,54 +9786,36 @@
         </w:rPr>
         <w:t>The battle against the Ammonites (</w:t>
       </w:r>
-      <w:hyperlink r:id="rId220">
-        <w:r>
-          <w:rPr>
-            <w:lang w:val="en_US" w:bidi="en_US"/>
-          </w:rPr>
-          <w:rPr>
-            <w:color w:val="0000EE"/>
-            <w:u w:val="single"/>
-          </w:rPr>
-          <w:t>1 Chronicles 19:1–20:3</w:t>
-        </w:r>
-      </w:hyperlink>
+      <w:r>
+        <w:rPr>
+          <w:lang w:val="en_US" w:bidi="en_US"/>
+        </w:rPr>
+        <w:t>1 Chronicles 19:1–20:3</w:t>
+      </w:r>
       <w:r>
         <w:rPr>
           <w:lang w:val="en_US" w:bidi="en_US"/>
         </w:rPr>
         <w:t xml:space="preserve">; see </w:t>
       </w:r>
-      <w:hyperlink r:id="rId221">
-        <w:r>
-          <w:rPr>
-            <w:lang w:val="en_US" w:bidi="en_US"/>
-          </w:rPr>
-          <w:rPr>
-            <w:color w:val="0000EE"/>
-            <w:u w:val="single"/>
-          </w:rPr>
-          <w:t>2 Samuel 10:1–11:1</w:t>
-        </w:r>
-      </w:hyperlink>
+      <w:r>
+        <w:rPr>
+          <w:lang w:val="en_US" w:bidi="en_US"/>
+        </w:rPr>
+        <w:t>2 Samuel 10:1–11:1</w:t>
+      </w:r>
       <w:r>
         <w:rPr>
           <w:lang w:val="en_US" w:bidi="en_US"/>
         </w:rPr>
         <w:t xml:space="preserve">; </w:t>
       </w:r>
-      <w:hyperlink r:id="rId222">
-        <w:r>
-          <w:rPr>
-            <w:lang w:val="en_US" w:bidi="en_US"/>
-          </w:rPr>
-          <w:rPr>
-            <w:color w:val="0000EE"/>
-            <w:u w:val="single"/>
-          </w:rPr>
-          <w:t>12:30–31</w:t>
-        </w:r>
-      </w:hyperlink>
+      <w:r>
+        <w:rPr>
+          <w:lang w:val="en_US" w:bidi="en_US"/>
+        </w:rPr>
+        <w:t>12:30–31</w:t>
+      </w:r>
       <w:r>
         <w:rPr>
           <w:lang w:val="en_US" w:bidi="en_US"/>
@@ -11166,36 +9840,24 @@
         </w:rPr>
         <w:t>The deeds of David's mighty men (</w:t>
       </w:r>
-      <w:hyperlink r:id="rId223">
-        <w:r>
-          <w:rPr>
-            <w:lang w:val="en_US" w:bidi="en_US"/>
-          </w:rPr>
-          <w:rPr>
-            <w:color w:val="0000EE"/>
-            <w:u w:val="single"/>
-          </w:rPr>
-          <w:t>1 Chronicles 20:4–8</w:t>
-        </w:r>
-      </w:hyperlink>
+      <w:r>
+        <w:rPr>
+          <w:lang w:val="en_US" w:bidi="en_US"/>
+        </w:rPr>
+        <w:t>1 Chronicles 20:4–8</w:t>
+      </w:r>
       <w:r>
         <w:rPr>
           <w:lang w:val="en_US" w:bidi="en_US"/>
         </w:rPr>
         <w:t xml:space="preserve">; see </w:t>
       </w:r>
-      <w:hyperlink r:id="rId224">
-        <w:r>
-          <w:rPr>
-            <w:lang w:val="en_US" w:bidi="en_US"/>
-          </w:rPr>
-          <w:rPr>
-            <w:color w:val="0000EE"/>
-            <w:u w:val="single"/>
-          </w:rPr>
-          <w:t>2 Samuel 21:18–22</w:t>
-        </w:r>
-      </w:hyperlink>
+      <w:r>
+        <w:rPr>
+          <w:lang w:val="en_US" w:bidi="en_US"/>
+        </w:rPr>
+        <w:t>2 Samuel 21:18–22</w:t>
+      </w:r>
       <w:r>
         <w:rPr>
           <w:lang w:val="en_US" w:bidi="en_US"/>
@@ -11229,54 +9891,36 @@
         </w:rPr>
         <w:t>) that loosely connects these events (</w:t>
       </w:r>
-      <w:hyperlink r:id="rId210">
-        <w:r>
-          <w:rPr>
-            <w:lang w:val="en_US" w:bidi="en_US"/>
-          </w:rPr>
-          <w:rPr>
-            <w:color w:val="0000EE"/>
-            <w:u w:val="single"/>
-          </w:rPr>
-          <w:t>1 Chronicles 18:1</w:t>
-        </w:r>
-      </w:hyperlink>
+      <w:r>
+        <w:rPr>
+          <w:lang w:val="en_US" w:bidi="en_US"/>
+        </w:rPr>
+        <w:t>1 Chronicles 18:1</w:t>
+      </w:r>
       <w:r>
         <w:rPr>
           <w:lang w:val="en_US" w:bidi="en_US"/>
         </w:rPr>
         <w:t xml:space="preserve">; </w:t>
       </w:r>
-      <w:hyperlink r:id="rId225">
-        <w:r>
-          <w:rPr>
-            <w:lang w:val="en_US" w:bidi="en_US"/>
-          </w:rPr>
-          <w:rPr>
-            <w:color w:val="0000EE"/>
-            <w:u w:val="single"/>
-          </w:rPr>
-          <w:t>19:1</w:t>
-        </w:r>
-      </w:hyperlink>
+      <w:r>
+        <w:rPr>
+          <w:lang w:val="en_US" w:bidi="en_US"/>
+        </w:rPr>
+        <w:t>19:1</w:t>
+      </w:r>
       <w:r>
         <w:rPr>
           <w:lang w:val="en_US" w:bidi="en_US"/>
         </w:rPr>
         <w:t xml:space="preserve">; </w:t>
       </w:r>
-      <w:hyperlink r:id="rId226">
-        <w:r>
-          <w:rPr>
-            <w:lang w:val="en_US" w:bidi="en_US"/>
-          </w:rPr>
-          <w:rPr>
-            <w:color w:val="0000EE"/>
-            <w:u w:val="single"/>
-          </w:rPr>
-          <w:t>20:4</w:t>
-        </w:r>
-      </w:hyperlink>
+      <w:r>
+        <w:rPr>
+          <w:lang w:val="en_US" w:bidi="en_US"/>
+        </w:rPr>
+        <w:t>20:4</w:t>
+      </w:r>
       <w:r>
         <w:rPr>
           <w:lang w:val="en_US" w:bidi="en_US"/>
@@ -11331,36 +9975,24 @@
         </w:rPr>
         <w:t>David conquered areas east of the Jordan River in stages. First, he took over Moab in the south, securing control of the plateau north of the Arnon River. His victory over the Aramean alliance led by Hadadezer resulted in an alliance with King Toi of Hamath, who was Hadadezer's enemy (</w:t>
       </w:r>
-      <w:hyperlink r:id="rId227">
-        <w:r>
-          <w:rPr>
-            <w:lang w:val="en_US" w:bidi="en_US"/>
-          </w:rPr>
-          <w:rPr>
-            <w:color w:val="0000EE"/>
-            <w:u w:val="single"/>
-          </w:rPr>
-          <w:t>1 Chronicles 18:9–11</w:t>
-        </w:r>
-      </w:hyperlink>
+      <w:r>
+        <w:rPr>
+          <w:lang w:val="en_US" w:bidi="en_US"/>
+        </w:rPr>
+        <w:t>1 Chronicles 18:9–11</w:t>
+      </w:r>
       <w:r>
         <w:rPr>
           <w:lang w:val="en_US" w:bidi="en_US"/>
         </w:rPr>
         <w:t>). After defeating Ammon and the Arameans east of the Jordan, David expanded his control over southern Edom and gained access to a southern seaport (</w:t>
       </w:r>
-      <w:hyperlink r:id="rId214">
-        <w:r>
-          <w:rPr>
-            <w:lang w:val="en_US" w:bidi="en_US"/>
-          </w:rPr>
-          <w:rPr>
-            <w:color w:val="0000EE"/>
-            <w:u w:val="single"/>
-          </w:rPr>
-          <w:t>1 Chronicles 18:12–13</w:t>
-        </w:r>
-      </w:hyperlink>
+      <w:r>
+        <w:rPr>
+          <w:lang w:val="en_US" w:bidi="en_US"/>
+        </w:rPr>
+        <w:t>1 Chronicles 18:12–13</w:t>
+      </w:r>
       <w:r>
         <w:rPr>
           <w:lang w:val="en_US" w:bidi="en_US"/>
@@ -11563,18 +10195,12 @@
         </w:rPr>
         <w:t xml:space="preserve">Joab understood that the battle aimed to protect the people and cities of Israel from invasion, not to gain more land (see </w:t>
       </w:r>
-      <w:hyperlink r:id="rId228">
-        <w:r>
-          <w:rPr>
-            <w:lang w:val="en_US" w:bidi="en_US"/>
-          </w:rPr>
-          <w:rPr>
-            <w:color w:val="0000EE"/>
-            <w:u w:val="single"/>
-          </w:rPr>
-          <w:t>1 Chronicles 19:8</w:t>
-        </w:r>
-      </w:hyperlink>
+      <w:r>
+        <w:rPr>
+          <w:lang w:val="en_US" w:bidi="en_US"/>
+        </w:rPr>
+        <w:t>1 Chronicles 19:8</w:t>
+      </w:r>
       <w:r>
         <w:rPr>
           <w:lang w:val="en_US" w:bidi="en_US"/>
@@ -11766,18 +10392,12 @@
         </w:rPr>
         <w:t>This war against the Ammonites happened during David's sin with Bathsheba (</w:t>
       </w:r>
-      <w:hyperlink r:id="rId229">
-        <w:r>
-          <w:rPr>
-            <w:lang w:val="en_US" w:bidi="en_US"/>
-          </w:rPr>
-          <w:rPr>
-            <w:color w:val="0000EE"/>
-            <w:u w:val="single"/>
-          </w:rPr>
-          <w:t>2 Samuel 11:2–12:25</w:t>
-        </w:r>
-      </w:hyperlink>
+      <w:r>
+        <w:rPr>
+          <w:lang w:val="en_US" w:bidi="en_US"/>
+        </w:rPr>
+        <w:t>2 Samuel 11:2–12:25</w:t>
+      </w:r>
       <w:r>
         <w:rPr>
           <w:lang w:val="en_US" w:bidi="en_US"/>
@@ -11845,198 +10465,132 @@
         </w:rPr>
         <w:t xml:space="preserve">), encouraged David to count his military forces (see </w:t>
       </w:r>
-      <w:hyperlink r:id="rId230">
-        <w:r>
-          <w:rPr>
-            <w:lang w:val="en_US" w:bidi="en_US"/>
-          </w:rPr>
-          <w:rPr>
-            <w:color w:val="0000EE"/>
-            <w:u w:val="single"/>
-          </w:rPr>
-          <w:t>2 Samuel 24:1</w:t>
-        </w:r>
-      </w:hyperlink>
+      <w:r>
+        <w:rPr>
+          <w:lang w:val="en_US" w:bidi="en_US"/>
+        </w:rPr>
+        <w:t>2 Samuel 24:1</w:t>
+      </w:r>
       <w:r>
         <w:rPr>
           <w:lang w:val="en_US" w:bidi="en_US"/>
         </w:rPr>
         <w:t xml:space="preserve">). The Chronicler views the story in Samuel through his understanding of Satan as an opponent of God and humanity. God allows Satan to act in the world, and through this, Satan unknowingly serves God's purposes (see </w:t>
       </w:r>
-      <w:hyperlink r:id="rId231">
-        <w:r>
-          <w:rPr>
-            <w:lang w:val="en_US" w:bidi="en_US"/>
-          </w:rPr>
-          <w:rPr>
-            <w:color w:val="0000EE"/>
-            <w:u w:val="single"/>
-          </w:rPr>
-          <w:t>2 Chronicles 18:3–34</w:t>
-        </w:r>
-      </w:hyperlink>
+      <w:r>
+        <w:rPr>
+          <w:lang w:val="en_US" w:bidi="en_US"/>
+        </w:rPr>
+        <w:t>2 Chronicles 18:3–34</w:t>
+      </w:r>
       <w:r>
         <w:rPr>
           <w:lang w:val="en_US" w:bidi="en_US"/>
         </w:rPr>
         <w:t xml:space="preserve">; </w:t>
       </w:r>
-      <w:hyperlink r:id="rId232">
-        <w:r>
-          <w:rPr>
-            <w:lang w:val="en_US" w:bidi="en_US"/>
-          </w:rPr>
-          <w:rPr>
-            <w:color w:val="0000EE"/>
-            <w:u w:val="single"/>
-          </w:rPr>
-          <w:t>Job 1:6–2:7</w:t>
-        </w:r>
-      </w:hyperlink>
+      <w:r>
+        <w:rPr>
+          <w:lang w:val="en_US" w:bidi="en_US"/>
+        </w:rPr>
+        <w:t>Job 1:6–2:7</w:t>
+      </w:r>
       <w:r>
         <w:rPr>
           <w:lang w:val="en_US" w:bidi="en_US"/>
         </w:rPr>
         <w:t xml:space="preserve">; </w:t>
       </w:r>
-      <w:hyperlink r:id="rId233">
-        <w:r>
-          <w:rPr>
-            <w:lang w:val="en_US" w:bidi="en_US"/>
-          </w:rPr>
-          <w:rPr>
-            <w:color w:val="0000EE"/>
-            <w:u w:val="single"/>
-          </w:rPr>
-          <w:t>Zechariah 3:1–2</w:t>
-        </w:r>
-      </w:hyperlink>
+      <w:r>
+        <w:rPr>
+          <w:lang w:val="en_US" w:bidi="en_US"/>
+        </w:rPr>
+        <w:t>Zechariah 3:1–2</w:t>
+      </w:r>
       <w:r>
         <w:rPr>
           <w:lang w:val="en_US" w:bidi="en_US"/>
         </w:rPr>
         <w:t xml:space="preserve">; </w:t>
       </w:r>
-      <w:hyperlink r:id="rId234">
-        <w:r>
-          <w:rPr>
-            <w:lang w:val="en_US" w:bidi="en_US"/>
-          </w:rPr>
-          <w:rPr>
-            <w:color w:val="0000EE"/>
-            <w:u w:val="single"/>
-          </w:rPr>
-          <w:t>Matthew 4:1–11</w:t>
-        </w:r>
-      </w:hyperlink>
+      <w:r>
+        <w:rPr>
+          <w:lang w:val="en_US" w:bidi="en_US"/>
+        </w:rPr>
+        <w:t>Matthew 4:1–11</w:t>
+      </w:r>
       <w:r>
         <w:rPr>
           <w:lang w:val="en_US" w:bidi="en_US"/>
         </w:rPr>
         <w:t xml:space="preserve">; </w:t>
       </w:r>
-      <w:hyperlink r:id="rId235">
-        <w:r>
-          <w:rPr>
-            <w:lang w:val="en_US" w:bidi="en_US"/>
-          </w:rPr>
-          <w:rPr>
-            <w:color w:val="0000EE"/>
-            <w:u w:val="single"/>
-          </w:rPr>
-          <w:t>John 13:27</w:t>
-        </w:r>
-      </w:hyperlink>
+      <w:r>
+        <w:rPr>
+          <w:lang w:val="en_US" w:bidi="en_US"/>
+        </w:rPr>
+        <w:t>John 13:27</w:t>
+      </w:r>
       <w:r>
         <w:rPr>
           <w:lang w:val="en_US" w:bidi="en_US"/>
         </w:rPr>
         <w:t xml:space="preserve">; </w:t>
       </w:r>
-      <w:hyperlink r:id="rId236">
-        <w:r>
-          <w:rPr>
-            <w:lang w:val="en_US" w:bidi="en_US"/>
-          </w:rPr>
-          <w:rPr>
-            <w:color w:val="0000EE"/>
-            <w:u w:val="single"/>
-          </w:rPr>
-          <w:t>1 Corinthians 5:5</w:t>
-        </w:r>
-      </w:hyperlink>
+      <w:r>
+        <w:rPr>
+          <w:lang w:val="en_US" w:bidi="en_US"/>
+        </w:rPr>
+        <w:t>1 Corinthians 5:5</w:t>
+      </w:r>
       <w:r>
         <w:rPr>
           <w:lang w:val="en_US" w:bidi="en_US"/>
         </w:rPr>
         <w:t xml:space="preserve">; </w:t>
       </w:r>
-      <w:hyperlink r:id="rId237">
-        <w:r>
-          <w:rPr>
-            <w:lang w:val="en_US" w:bidi="en_US"/>
-          </w:rPr>
-          <w:rPr>
-            <w:color w:val="0000EE"/>
-            <w:u w:val="single"/>
-          </w:rPr>
-          <w:t>2 Corinthians 12:7</w:t>
-        </w:r>
-      </w:hyperlink>
+      <w:r>
+        <w:rPr>
+          <w:lang w:val="en_US" w:bidi="en_US"/>
+        </w:rPr>
+        <w:t>2 Corinthians 12:7</w:t>
+      </w:r>
       <w:r>
         <w:rPr>
           <w:lang w:val="en_US" w:bidi="en_US"/>
         </w:rPr>
         <w:t xml:space="preserve">; </w:t>
       </w:r>
-      <w:hyperlink r:id="rId238">
-        <w:r>
-          <w:rPr>
-            <w:lang w:val="en_US" w:bidi="en_US"/>
-          </w:rPr>
-          <w:rPr>
-            <w:color w:val="0000EE"/>
-            <w:u w:val="single"/>
-          </w:rPr>
-          <w:t>1 Timothy 1:20</w:t>
-        </w:r>
-      </w:hyperlink>
+      <w:r>
+        <w:rPr>
+          <w:lang w:val="en_US" w:bidi="en_US"/>
+        </w:rPr>
+        <w:t>1 Timothy 1:20</w:t>
+      </w:r>
       <w:r>
         <w:rPr>
           <w:lang w:val="en_US" w:bidi="en_US"/>
         </w:rPr>
         <w:t xml:space="preserve">; </w:t>
       </w:r>
-      <w:hyperlink r:id="rId239">
-        <w:r>
-          <w:rPr>
-            <w:lang w:val="en_US" w:bidi="en_US"/>
-          </w:rPr>
-          <w:rPr>
-            <w:color w:val="0000EE"/>
-            <w:u w:val="single"/>
-          </w:rPr>
-          <w:t>Revelation 20:3</w:t>
-        </w:r>
-      </w:hyperlink>
+      <w:r>
+        <w:rPr>
+          <w:lang w:val="en_US" w:bidi="en_US"/>
+        </w:rPr>
+        <w:t>Revelation 20:3</w:t>
+      </w:r>
       <w:r>
         <w:rPr>
           <w:lang w:val="en_US" w:bidi="en_US"/>
         </w:rPr>
         <w:t xml:space="preserve">, </w:t>
       </w:r>
-      <w:hyperlink r:id="rId240">
-        <w:r>
-          <w:rPr>
-            <w:lang w:val="en_US" w:bidi="en_US"/>
-          </w:rPr>
-          <w:rPr>
-            <w:color w:val="0000EE"/>
-            <w:u w:val="single"/>
-          </w:rPr>
-          <w:t>7–9</w:t>
-        </w:r>
-      </w:hyperlink>
+      <w:r>
+        <w:rPr>
+          <w:lang w:val="en_US" w:bidi="en_US"/>
+        </w:rPr>
+        <w:t>7–9</w:t>
+      </w:r>
       <w:r>
         <w:rPr>
           <w:lang w:val="en_US" w:bidi="en_US"/>
@@ -12091,36 +10645,24 @@
         </w:rPr>
         <w:t xml:space="preserve">This account of the census is similar to </w:t>
       </w:r>
-      <w:hyperlink r:id="rId241">
-        <w:r>
-          <w:rPr>
-            <w:lang w:val="en_US" w:bidi="en_US"/>
-          </w:rPr>
-          <w:rPr>
-            <w:color w:val="0000EE"/>
-            <w:u w:val="single"/>
-          </w:rPr>
-          <w:t>2 Samuel 24:1–25</w:t>
-        </w:r>
-      </w:hyperlink>
+      <w:r>
+        <w:rPr>
+          <w:lang w:val="en_US" w:bidi="en_US"/>
+        </w:rPr>
+        <w:t>2 Samuel 24:1–25</w:t>
+      </w:r>
       <w:r>
         <w:rPr>
           <w:lang w:val="en_US" w:bidi="en_US"/>
         </w:rPr>
         <w:t xml:space="preserve"> but focuses on different aspects. The Chronicler’s version sets the stage for dedicating the altar and preparing to build the temple (</w:t>
       </w:r>
-      <w:hyperlink r:id="rId202">
-        <w:r>
-          <w:rPr>
-            <w:lang w:val="en_US" w:bidi="en_US"/>
-          </w:rPr>
-          <w:rPr>
-            <w:color w:val="0000EE"/>
-            <w:u w:val="single"/>
-          </w:rPr>
-          <w:t>1 Chronicles 22</w:t>
-        </w:r>
-      </w:hyperlink>
+      <w:r>
+        <w:rPr>
+          <w:lang w:val="en_US" w:bidi="en_US"/>
+        </w:rPr>
+        <w:t>1 Chronicles 22</w:t>
+      </w:r>
       <w:r>
         <w:rPr>
           <w:lang w:val="en_US" w:bidi="en_US"/>
@@ -12248,18 +10790,12 @@
         </w:rPr>
         <w:t xml:space="preserve"> (</w:t>
       </w:r>
-      <w:hyperlink r:id="rId242">
-        <w:r>
-          <w:rPr>
-            <w:lang w:val="en_US" w:bidi="en_US"/>
-          </w:rPr>
-          <w:rPr>
-            <w:color w:val="0000EE"/>
-            <w:u w:val="single"/>
-          </w:rPr>
-          <w:t>1 Chronicles 29:29</w:t>
-        </w:r>
-      </w:hyperlink>
+      <w:r>
+        <w:rPr>
+          <w:lang w:val="en_US" w:bidi="en_US"/>
+        </w:rPr>
+        <w:t>1 Chronicles 29:29</w:t>
+      </w:r>
       <w:r>
         <w:rPr>
           <w:lang w:val="en_US" w:bidi="en_US"/>
@@ -12314,18 +10850,12 @@
         </w:rPr>
         <w:t xml:space="preserve">These verses describe the angel and David's response in more detail than the similar text in </w:t>
       </w:r>
-      <w:hyperlink r:id="rId243">
-        <w:r>
-          <w:rPr>
-            <w:lang w:val="en_US" w:bidi="en_US"/>
-          </w:rPr>
-          <w:rPr>
-            <w:color w:val="0000EE"/>
-            <w:u w:val="single"/>
-          </w:rPr>
-          <w:t>2 Samuel 24:17</w:t>
-        </w:r>
-      </w:hyperlink>
+      <w:r>
+        <w:rPr>
+          <w:lang w:val="en_US" w:bidi="en_US"/>
+        </w:rPr>
+        <w:t>2 Samuel 24:17</w:t>
+      </w:r>
       <w:r>
         <w:rPr>
           <w:lang w:val="en_US" w:bidi="en_US"/>
@@ -12380,54 +10910,36 @@
         </w:rPr>
         <w:t xml:space="preserve">The census and plague led to dedicating Araunah’s threshing floor as the site for the new sanctuary. Normally, offerings were made at Gibeon, where the tabernacle was located (see </w:t>
       </w:r>
-      <w:hyperlink r:id="rId169">
-        <w:r>
-          <w:rPr>
-            <w:lang w:val="en_US" w:bidi="en_US"/>
-          </w:rPr>
-          <w:rPr>
-            <w:color w:val="0000EE"/>
-            <w:u w:val="single"/>
-          </w:rPr>
-          <w:t>1 Chronicles 16:39</w:t>
-        </w:r>
-      </w:hyperlink>
+      <w:r>
+        <w:rPr>
+          <w:lang w:val="en_US" w:bidi="en_US"/>
+        </w:rPr>
+        <w:t>1 Chronicles 16:39</w:t>
+      </w:r>
       <w:r>
         <w:rPr>
           <w:lang w:val="en_US" w:bidi="en_US"/>
         </w:rPr>
         <w:t xml:space="preserve">; </w:t>
       </w:r>
-      <w:hyperlink r:id="rId170">
-        <w:r>
-          <w:rPr>
-            <w:lang w:val="en_US" w:bidi="en_US"/>
-          </w:rPr>
-          <w:rPr>
-            <w:color w:val="0000EE"/>
-            <w:u w:val="single"/>
-          </w:rPr>
-          <w:t>21:29</w:t>
-        </w:r>
-      </w:hyperlink>
+      <w:r>
+        <w:rPr>
+          <w:lang w:val="en_US" w:bidi="en_US"/>
+        </w:rPr>
+        <w:t>21:29</w:t>
+      </w:r>
       <w:r>
         <w:rPr>
           <w:lang w:val="en_US" w:bidi="en_US"/>
         </w:rPr>
         <w:t xml:space="preserve">; </w:t>
       </w:r>
-      <w:hyperlink r:id="rId201">
-        <w:r>
-          <w:rPr>
-            <w:lang w:val="en_US" w:bidi="en_US"/>
-          </w:rPr>
-          <w:rPr>
-            <w:color w:val="0000EE"/>
-            <w:u w:val="single"/>
-          </w:rPr>
-          <w:t>2 Chronicles 1:3</w:t>
-        </w:r>
-      </w:hyperlink>
+      <w:r>
+        <w:rPr>
+          <w:lang w:val="en_US" w:bidi="en_US"/>
+        </w:rPr>
+        <w:t>2 Chronicles 1:3</w:t>
+      </w:r>
       <w:r>
         <w:rPr>
           <w:lang w:val="en_US" w:bidi="en_US"/>
@@ -12447,18 +10959,12 @@
         </w:rPr>
         <w:t>, allowing David to make offerings there as instructed by Gad the seer (</w:t>
       </w:r>
-      <w:hyperlink r:id="rId244">
-        <w:r>
-          <w:rPr>
-            <w:lang w:val="en_US" w:bidi="en_US"/>
-          </w:rPr>
-          <w:rPr>
-            <w:color w:val="0000EE"/>
-            <w:u w:val="single"/>
-          </w:rPr>
-          <w:t>1 Chronicles 21:18</w:t>
-        </w:r>
-      </w:hyperlink>
+      <w:r>
+        <w:rPr>
+          <w:lang w:val="en_US" w:bidi="en_US"/>
+        </w:rPr>
+        <w:t>1 Chronicles 21:18</w:t>
+      </w:r>
       <w:r>
         <w:rPr>
           <w:lang w:val="en_US" w:bidi="en_US"/>
@@ -12513,90 +11019,60 @@
         </w:rPr>
         <w:t>God promised David that his kingdom would last forever and that his son would build a temple for the Lord (</w:t>
       </w:r>
-      <w:hyperlink r:id="rId245">
-        <w:r>
-          <w:rPr>
-            <w:lang w:val="en_US" w:bidi="en_US"/>
-          </w:rPr>
-          <w:rPr>
-            <w:color w:val="0000EE"/>
-            <w:u w:val="single"/>
-          </w:rPr>
-          <w:t>1 Chronicles 17:11–12</w:t>
-        </w:r>
-      </w:hyperlink>
+      <w:r>
+        <w:rPr>
+          <w:lang w:val="en_US" w:bidi="en_US"/>
+        </w:rPr>
+        <w:t>1 Chronicles 17:11–12</w:t>
+      </w:r>
       <w:r>
         <w:rPr>
           <w:lang w:val="en_US" w:bidi="en_US"/>
         </w:rPr>
         <w:t>). After choosing the site (</w:t>
       </w:r>
-      <w:hyperlink r:id="rId246">
-        <w:r>
-          <w:rPr>
-            <w:lang w:val="en_US" w:bidi="en_US"/>
-          </w:rPr>
-          <w:rPr>
-            <w:color w:val="0000EE"/>
-            <w:u w:val="single"/>
-          </w:rPr>
-          <w:t>1 Chronicles 21:18–22:1</w:t>
-        </w:r>
-      </w:hyperlink>
+      <w:r>
+        <w:rPr>
+          <w:lang w:val="en_US" w:bidi="en_US"/>
+        </w:rPr>
+        <w:t>1 Chronicles 21:18–22:1</w:t>
+      </w:r>
       <w:r>
         <w:rPr>
           <w:lang w:val="en_US" w:bidi="en_US"/>
         </w:rPr>
         <w:t>), David prepared to build the temple of God. He gathered materials (</w:t>
       </w:r>
-      <w:hyperlink r:id="rId247">
-        <w:r>
-          <w:rPr>
-            <w:lang w:val="en_US" w:bidi="en_US"/>
-          </w:rPr>
-          <w:rPr>
-            <w:color w:val="0000EE"/>
-            <w:u w:val="single"/>
-          </w:rPr>
-          <w:t>1 Chronicles 22:2–5</w:t>
-        </w:r>
-      </w:hyperlink>
+      <w:r>
+        <w:rPr>
+          <w:lang w:val="en_US" w:bidi="en_US"/>
+        </w:rPr>
+        <w:t>1 Chronicles 22:2–5</w:t>
+      </w:r>
       <w:r>
         <w:rPr>
           <w:lang w:val="en_US" w:bidi="en_US"/>
         </w:rPr>
         <w:t>) and instructed Solomon (</w:t>
       </w:r>
-      <w:hyperlink r:id="rId248">
-        <w:r>
-          <w:rPr>
-            <w:lang w:val="en_US" w:bidi="en_US"/>
-          </w:rPr>
-          <w:rPr>
-            <w:color w:val="0000EE"/>
-            <w:u w:val="single"/>
-          </w:rPr>
-          <w:t>22:6–16</w:t>
-        </w:r>
-      </w:hyperlink>
+      <w:r>
+        <w:rPr>
+          <w:lang w:val="en_US" w:bidi="en_US"/>
+        </w:rPr>
+        <w:t>22:6–16</w:t>
+      </w:r>
       <w:r>
         <w:rPr>
           <w:lang w:val="en_US" w:bidi="en_US"/>
         </w:rPr>
         <w:t>) and the leaders of Israel (</w:t>
       </w:r>
-      <w:hyperlink r:id="rId249">
-        <w:r>
-          <w:rPr>
-            <w:lang w:val="en_US" w:bidi="en_US"/>
-          </w:rPr>
-          <w:rPr>
-            <w:color w:val="0000EE"/>
-            <w:u w:val="single"/>
-          </w:rPr>
-          <w:t>22:17–19</w:t>
-        </w:r>
-      </w:hyperlink>
+      <w:r>
+        <w:rPr>
+          <w:lang w:val="en_US" w:bidi="en_US"/>
+        </w:rPr>
+        <w:t>22:17–19</w:t>
+      </w:r>
       <w:r>
         <w:rPr>
           <w:lang w:val="en_US" w:bidi="en_US"/>
@@ -12651,90 +11127,60 @@
         </w:rPr>
         <w:t xml:space="preserve">When Solomon was young and inexperienced (see also </w:t>
       </w:r>
-      <w:hyperlink r:id="rId250">
-        <w:r>
-          <w:rPr>
-            <w:lang w:val="en_US" w:bidi="en_US"/>
-          </w:rPr>
-          <w:rPr>
-            <w:color w:val="0000EE"/>
-            <w:u w:val="single"/>
-          </w:rPr>
-          <w:t>1 Chronicles 29:1</w:t>
-        </w:r>
-      </w:hyperlink>
+      <w:r>
+        <w:rPr>
+          <w:lang w:val="en_US" w:bidi="en_US"/>
+        </w:rPr>
+        <w:t>1 Chronicles 29:1</w:t>
+      </w:r>
       <w:r>
         <w:rPr>
           <w:lang w:val="en_US" w:bidi="en_US"/>
         </w:rPr>
         <w:t xml:space="preserve">; compare </w:t>
       </w:r>
-      <w:hyperlink r:id="rId251">
-        <w:r>
-          <w:rPr>
-            <w:lang w:val="en_US" w:bidi="en_US"/>
-          </w:rPr>
-          <w:rPr>
-            <w:color w:val="0000EE"/>
-            <w:u w:val="single"/>
-          </w:rPr>
-          <w:t>1 Kings 3:7</w:t>
-        </w:r>
-      </w:hyperlink>
+      <w:r>
+        <w:rPr>
+          <w:lang w:val="en_US" w:bidi="en_US"/>
+        </w:rPr>
+        <w:t>1 Kings 3:7</w:t>
+      </w:r>
       <w:r>
         <w:rPr>
           <w:lang w:val="en_US" w:bidi="en_US"/>
         </w:rPr>
         <w:t xml:space="preserve">; </w:t>
       </w:r>
-      <w:hyperlink r:id="rId252">
-        <w:r>
-          <w:rPr>
-            <w:lang w:val="en_US" w:bidi="en_US"/>
-          </w:rPr>
-          <w:rPr>
-            <w:color w:val="0000EE"/>
-            <w:u w:val="single"/>
-          </w:rPr>
-          <w:t>2 Chronicles 13:7</w:t>
-        </w:r>
-      </w:hyperlink>
+      <w:r>
+        <w:rPr>
+          <w:lang w:val="en_US" w:bidi="en_US"/>
+        </w:rPr>
+        <w:t>2 Chronicles 13:7</w:t>
+      </w:r>
       <w:r>
         <w:rPr>
           <w:lang w:val="en_US" w:bidi="en_US"/>
         </w:rPr>
         <w:t>), David used his wisdom and skill to prepare for building the temple. David also designed the temple (</w:t>
       </w:r>
-      <w:hyperlink r:id="rId253">
-        <w:r>
-          <w:rPr>
-            <w:lang w:val="en_US" w:bidi="en_US"/>
-          </w:rPr>
-          <w:rPr>
-            <w:color w:val="0000EE"/>
-            <w:u w:val="single"/>
-          </w:rPr>
-          <w:t>1 Chronicles 28:11–12</w:t>
-        </w:r>
-      </w:hyperlink>
+      <w:r>
+        <w:rPr>
+          <w:lang w:val="en_US" w:bidi="en_US"/>
+        </w:rPr>
+        <w:t>1 Chronicles 28:11–12</w:t>
+      </w:r>
       <w:r>
         <w:rPr>
           <w:lang w:val="en_US" w:bidi="en_US"/>
         </w:rPr>
         <w:t xml:space="preserve">). Later, God gave Solomon the wisdom he needed to build the temple and govern well (see </w:t>
       </w:r>
-      <w:hyperlink r:id="rId254">
-        <w:r>
-          <w:rPr>
-            <w:lang w:val="en_US" w:bidi="en_US"/>
-          </w:rPr>
-          <w:rPr>
-            <w:color w:val="0000EE"/>
-            <w:u w:val="single"/>
-          </w:rPr>
-          <w:t>2 Chronicles 1:7–12</w:t>
-        </w:r>
-      </w:hyperlink>
+      <w:r>
+        <w:rPr>
+          <w:lang w:val="en_US" w:bidi="en_US"/>
+        </w:rPr>
+        <w:t>2 Chronicles 1:7–12</w:t>
+      </w:r>
       <w:r>
         <w:rPr>
           <w:lang w:val="en_US" w:bidi="en_US"/>
@@ -12789,108 +11235,72 @@
         </w:rPr>
         <w:t xml:space="preserve">God did not allow David to build the temple because he had shed much blood (see </w:t>
       </w:r>
-      <w:hyperlink r:id="rId255">
-        <w:r>
-          <w:rPr>
-            <w:lang w:val="en_US" w:bidi="en_US"/>
-          </w:rPr>
-          <w:rPr>
-            <w:color w:val="0000EE"/>
-            <w:u w:val="single"/>
-          </w:rPr>
-          <w:t>1 Kings 5:3–4</w:t>
-        </w:r>
-      </w:hyperlink>
+      <w:r>
+        <w:rPr>
+          <w:lang w:val="en_US" w:bidi="en_US"/>
+        </w:rPr>
+        <w:t>1 Kings 5:3–4</w:t>
+      </w:r>
       <w:r>
         <w:rPr>
           <w:lang w:val="en_US" w:bidi="en_US"/>
         </w:rPr>
         <w:t xml:space="preserve">). David's wars were not wrong, and God had blessed and supported them. However, the bloodshed and deaths in battle made David ceremonially unclean (see </w:t>
       </w:r>
-      <w:hyperlink r:id="rId256">
-        <w:r>
-          <w:rPr>
-            <w:lang w:val="en_US" w:bidi="en_US"/>
-          </w:rPr>
-          <w:rPr>
-            <w:color w:val="0000EE"/>
-            <w:u w:val="single"/>
-          </w:rPr>
-          <w:t>1 Chronicles 28:3</w:t>
-        </w:r>
-      </w:hyperlink>
+      <w:r>
+        <w:rPr>
+          <w:lang w:val="en_US" w:bidi="en_US"/>
+        </w:rPr>
+        <w:t>1 Chronicles 28:3</w:t>
+      </w:r>
       <w:r>
         <w:rPr>
           <w:lang w:val="en_US" w:bidi="en_US"/>
         </w:rPr>
         <w:t xml:space="preserve">; compare </w:t>
       </w:r>
-      <w:hyperlink r:id="rId257">
-        <w:r>
-          <w:rPr>
-            <w:lang w:val="en_US" w:bidi="en_US"/>
-          </w:rPr>
-          <w:rPr>
-            <w:color w:val="0000EE"/>
-            <w:u w:val="single"/>
-          </w:rPr>
-          <w:t>Genesis 4:10–12</w:t>
-        </w:r>
-      </w:hyperlink>
+      <w:r>
+        <w:rPr>
+          <w:lang w:val="en_US" w:bidi="en_US"/>
+        </w:rPr>
+        <w:t>Genesis 4:10–12</w:t>
+      </w:r>
       <w:r>
         <w:rPr>
           <w:lang w:val="en_US" w:bidi="en_US"/>
         </w:rPr>
         <w:t xml:space="preserve">; </w:t>
       </w:r>
-      <w:hyperlink r:id="rId258">
-        <w:r>
-          <w:rPr>
-            <w:lang w:val="en_US" w:bidi="en_US"/>
-          </w:rPr>
-          <w:rPr>
-            <w:color w:val="0000EE"/>
-            <w:u w:val="single"/>
-          </w:rPr>
-          <w:t>Leviticus 17:3–4</w:t>
-        </w:r>
-      </w:hyperlink>
+      <w:r>
+        <w:rPr>
+          <w:lang w:val="en_US" w:bidi="en_US"/>
+        </w:rPr>
+        <w:t>Leviticus 17:3–4</w:t>
+      </w:r>
       <w:r>
         <w:rPr>
           <w:lang w:val="en_US" w:bidi="en_US"/>
         </w:rPr>
         <w:t xml:space="preserve">; </w:t>
       </w:r>
-      <w:hyperlink r:id="rId259">
-        <w:r>
-          <w:rPr>
-            <w:lang w:val="en_US" w:bidi="en_US"/>
-          </w:rPr>
-          <w:rPr>
-            <w:color w:val="0000EE"/>
-            <w:u w:val="single"/>
-          </w:rPr>
-          <w:t>Deuteronomy 21:1–9</w:t>
-        </w:r>
-      </w:hyperlink>
+      <w:r>
+        <w:rPr>
+          <w:lang w:val="en_US" w:bidi="en_US"/>
+        </w:rPr>
+        <w:t>Deuteronomy 21:1–9</w:t>
+      </w:r>
       <w:r>
         <w:rPr>
           <w:lang w:val="en_US" w:bidi="en_US"/>
         </w:rPr>
         <w:t xml:space="preserve">; </w:t>
       </w:r>
-      <w:hyperlink r:id="rId260">
-        <w:r>
-          <w:rPr>
-            <w:lang w:val="en_US" w:bidi="en_US"/>
-          </w:rPr>
-          <w:rPr>
-            <w:color w:val="0000EE"/>
-            <w:u w:val="single"/>
-          </w:rPr>
-          <w:t>Matthew 27:24–25</w:t>
-        </w:r>
-      </w:hyperlink>
+      <w:r>
+        <w:rPr>
+          <w:lang w:val="en_US" w:bidi="en_US"/>
+        </w:rPr>
+        <w:t>Matthew 27:24–25</w:t>
+      </w:r>
       <w:r>
         <w:rPr>
           <w:lang w:val="en_US" w:bidi="en_US"/>
@@ -12949,18 +11359,12 @@
         </w:rPr>
         <w:t xml:space="preserve">Solomon was a man of peace, avoiding war and bloodshed in battle. The temple was constructed during his peaceful rule (see </w:t>
       </w:r>
-      <w:hyperlink r:id="rId204">
-        <w:r>
-          <w:rPr>
-            <w:lang w:val="en_US" w:bidi="en_US"/>
-          </w:rPr>
-          <w:rPr>
-            <w:color w:val="0000EE"/>
-            <w:u w:val="single"/>
-          </w:rPr>
-          <w:t>2 Chronicles 2–7</w:t>
-        </w:r>
-      </w:hyperlink>
+      <w:r>
+        <w:rPr>
+          <w:lang w:val="en_US" w:bidi="en_US"/>
+        </w:rPr>
+        <w:t>2 Chronicles 2–7</w:t>
+      </w:r>
       <w:r>
         <w:rPr>
           <w:lang w:val="en_US" w:bidi="en_US"/>
@@ -13113,18 +11517,12 @@
         </w:rPr>
         <w:t xml:space="preserve">When David appointed his son Solomon as Israel’s king (see </w:t>
       </w:r>
-      <w:hyperlink r:id="rId261">
-        <w:r>
-          <w:rPr>
-            <w:lang w:val="en_US" w:bidi="en_US"/>
-          </w:rPr>
-          <w:rPr>
-            <w:color w:val="0000EE"/>
-            <w:u w:val="single"/>
-          </w:rPr>
-          <w:t>1 Kings 1</w:t>
-        </w:r>
-      </w:hyperlink>
+      <w:r>
+        <w:rPr>
+          <w:lang w:val="en_US" w:bidi="en_US"/>
+        </w:rPr>
+        <w:t>1 Kings 1</w:t>
+      </w:r>
       <w:r>
         <w:rPr>
           <w:lang w:val="en_US" w:bidi="en_US"/>
@@ -13149,36 +11547,24 @@
         </w:rPr>
         <w:t xml:space="preserve">The account of Solomon’s coronation continues in </w:t>
       </w:r>
-      <w:hyperlink r:id="rId262">
-        <w:r>
-          <w:rPr>
-            <w:lang w:val="en_US" w:bidi="en_US"/>
-          </w:rPr>
-          <w:rPr>
-            <w:color w:val="0000EE"/>
-            <w:u w:val="single"/>
-          </w:rPr>
-          <w:t>1 Chronicles 28–29</w:t>
-        </w:r>
-      </w:hyperlink>
+      <w:r>
+        <w:rPr>
+          <w:lang w:val="en_US" w:bidi="en_US"/>
+        </w:rPr>
+        <w:t>1 Chronicles 28–29</w:t>
+      </w:r>
       <w:r>
         <w:rPr>
           <w:lang w:val="en_US" w:bidi="en_US"/>
         </w:rPr>
         <w:t>; the chapters in between (</w:t>
       </w:r>
-      <w:hyperlink r:id="rId263">
-        <w:r>
-          <w:rPr>
-            <w:lang w:val="en_US" w:bidi="en_US"/>
-          </w:rPr>
-          <w:rPr>
-            <w:color w:val="0000EE"/>
-            <w:u w:val="single"/>
-          </w:rPr>
-          <w:t>23:3–27:24</w:t>
-        </w:r>
-      </w:hyperlink>
+      <w:r>
+        <w:rPr>
+          <w:lang w:val="en_US" w:bidi="en_US"/>
+        </w:rPr>
+        <w:t>23:3–27:24</w:t>
+      </w:r>
       <w:r>
         <w:rPr>
           <w:lang w:val="en_US" w:bidi="en_US"/>
@@ -13281,36 +11667,24 @@
         </w:rPr>
         <w:t xml:space="preserve">David organized the Levites into groups based on their family lines. There were more clerics than needed for one temple. These groups allowed all priests and Levites to take turns serving in the temple (see </w:t>
       </w:r>
-      <w:hyperlink r:id="rId264">
-        <w:r>
-          <w:rPr>
-            <w:lang w:val="en_US" w:bidi="en_US"/>
-          </w:rPr>
-          <w:rPr>
-            <w:color w:val="0000EE"/>
-            <w:u w:val="single"/>
-          </w:rPr>
-          <w:t>Luke 1:5</w:t>
-        </w:r>
-      </w:hyperlink>
+      <w:r>
+        <w:rPr>
+          <w:lang w:val="en_US" w:bidi="en_US"/>
+        </w:rPr>
+        <w:t>Luke 1:5</w:t>
+      </w:r>
       <w:r>
         <w:rPr>
           <w:lang w:val="en_US" w:bidi="en_US"/>
         </w:rPr>
         <w:t xml:space="preserve">, </w:t>
       </w:r>
-      <w:hyperlink r:id="rId265">
-        <w:r>
-          <w:rPr>
-            <w:lang w:val="en_US" w:bidi="en_US"/>
-          </w:rPr>
-          <w:rPr>
-            <w:color w:val="0000EE"/>
-            <w:u w:val="single"/>
-          </w:rPr>
-          <w:t>8</w:t>
-        </w:r>
-      </w:hyperlink>
+      <w:r>
+        <w:rPr>
+          <w:lang w:val="en_US" w:bidi="en_US"/>
+        </w:rPr>
+        <w:t>8</w:t>
+      </w:r>
       <w:r>
         <w:rPr>
           <w:lang w:val="en_US" w:bidi="en_US"/>
@@ -13365,36 +11739,24 @@
         </w:rPr>
         <w:t xml:space="preserve">In the census of </w:t>
       </w:r>
-      <w:hyperlink r:id="rId266">
-        <w:r>
-          <w:rPr>
-            <w:lang w:val="en_US" w:bidi="en_US"/>
-          </w:rPr>
-          <w:rPr>
-            <w:color w:val="0000EE"/>
-            <w:u w:val="single"/>
-          </w:rPr>
-          <w:t>1 Chronicles 23:3</w:t>
-        </w:r>
-      </w:hyperlink>
+      <w:r>
+        <w:rPr>
+          <w:lang w:val="en_US" w:bidi="en_US"/>
+        </w:rPr>
+        <w:t>1 Chronicles 23:3</w:t>
+      </w:r>
       <w:r>
         <w:rPr>
           <w:lang w:val="en_US" w:bidi="en_US"/>
         </w:rPr>
         <w:t xml:space="preserve">, individuals were counted at age thirty. However, the registration of the divisions included those who were twenty years old or older (see </w:t>
       </w:r>
-      <w:hyperlink r:id="rId267">
-        <w:r>
-          <w:rPr>
-            <w:lang w:val="en_US" w:bidi="en_US"/>
-          </w:rPr>
-          <w:rPr>
-            <w:color w:val="0000EE"/>
-            <w:u w:val="single"/>
-          </w:rPr>
-          <w:t>Numbers 1:3</w:t>
-        </w:r>
-      </w:hyperlink>
+      <w:r>
+        <w:rPr>
+          <w:lang w:val="en_US" w:bidi="en_US"/>
+        </w:rPr>
+        <w:t>Numbers 1:3</w:t>
+      </w:r>
       <w:r>
         <w:rPr>
           <w:lang w:val="en_US" w:bidi="en_US"/>
@@ -13449,18 +11811,12 @@
         </w:rPr>
         <w:t>The Levites helped the priests in many ways. They maintained the temple, arranged the sacred bread and other offerings, sang, and assisted with sacrifices. Different family groups of Levites had specific duties (</w:t>
       </w:r>
-      <w:hyperlink r:id="rId268">
-        <w:r>
-          <w:rPr>
-            <w:lang w:val="en_US" w:bidi="en_US"/>
-          </w:rPr>
-          <w:rPr>
-            <w:color w:val="0000EE"/>
-            <w:u w:val="single"/>
-          </w:rPr>
-          <w:t>1 Chronicles 23:4–6</w:t>
-        </w:r>
-      </w:hyperlink>
+      <w:r>
+        <w:rPr>
+          <w:lang w:val="en_US" w:bidi="en_US"/>
+        </w:rPr>
+        <w:t>1 Chronicles 23:4–6</w:t>
+      </w:r>
       <w:r>
         <w:rPr>
           <w:lang w:val="en_US" w:bidi="en_US"/>
@@ -13563,54 +11919,36 @@
         </w:rPr>
         <w:t xml:space="preserve">The information about the priests’ duties only covers their organization into orders and how they assign responsibilities by casting lots. The Chronicler does not explain their duties because these were well established long ago (see </w:t>
       </w:r>
-      <w:hyperlink r:id="rId269">
-        <w:r>
-          <w:rPr>
-            <w:lang w:val="en_US" w:bidi="en_US"/>
-          </w:rPr>
-          <w:rPr>
-            <w:color w:val="0000EE"/>
-            <w:u w:val="single"/>
-          </w:rPr>
-          <w:t>Exodus 28:1–5</w:t>
-        </w:r>
-      </w:hyperlink>
+      <w:r>
+        <w:rPr>
+          <w:lang w:val="en_US" w:bidi="en_US"/>
+        </w:rPr>
+        <w:t>Exodus 28:1–5</w:t>
+      </w:r>
       <w:r>
         <w:rPr>
           <w:lang w:val="en_US" w:bidi="en_US"/>
         </w:rPr>
         <w:t xml:space="preserve">; </w:t>
       </w:r>
-      <w:hyperlink r:id="rId270">
-        <w:r>
-          <w:rPr>
-            <w:lang w:val="en_US" w:bidi="en_US"/>
-          </w:rPr>
-          <w:rPr>
-            <w:color w:val="0000EE"/>
-            <w:u w:val="single"/>
-          </w:rPr>
-          <w:t>Leviticus 1–7</w:t>
-        </w:r>
-      </w:hyperlink>
+      <w:r>
+        <w:rPr>
+          <w:lang w:val="en_US" w:bidi="en_US"/>
+        </w:rPr>
+        <w:t>Leviticus 1–7</w:t>
+      </w:r>
       <w:r>
         <w:rPr>
           <w:lang w:val="en_US" w:bidi="en_US"/>
         </w:rPr>
         <w:t xml:space="preserve">; </w:t>
       </w:r>
-      <w:hyperlink r:id="rId271">
-        <w:r>
-          <w:rPr>
-            <w:lang w:val="en_US" w:bidi="en_US"/>
-          </w:rPr>
-          <w:rPr>
-            <w:color w:val="0000EE"/>
-            <w:u w:val="single"/>
-          </w:rPr>
-          <w:t>Numbers 6:22–27</w:t>
-        </w:r>
-      </w:hyperlink>
+      <w:r>
+        <w:rPr>
+          <w:lang w:val="en_US" w:bidi="en_US"/>
+        </w:rPr>
+        <w:t>Numbers 6:22–27</w:t>
+      </w:r>
       <w:r>
         <w:rPr>
           <w:lang w:val="en_US" w:bidi="en_US"/>
@@ -13665,54 +12003,36 @@
         </w:rPr>
         <w:t xml:space="preserve">Zadok and Ahimelech led the two priestly families during King David's time (see </w:t>
       </w:r>
-      <w:hyperlink r:id="rId272">
-        <w:r>
-          <w:rPr>
-            <w:lang w:val="en_US" w:bidi="en_US"/>
-          </w:rPr>
-          <w:rPr>
-            <w:color w:val="0000EE"/>
-            <w:u w:val="single"/>
-          </w:rPr>
-          <w:t>1 Chronicles 6:8</w:t>
-        </w:r>
-      </w:hyperlink>
+      <w:r>
+        <w:rPr>
+          <w:lang w:val="en_US" w:bidi="en_US"/>
+        </w:rPr>
+        <w:t>1 Chronicles 6:8</w:t>
+      </w:r>
       <w:r>
         <w:rPr>
           <w:lang w:val="en_US" w:bidi="en_US"/>
         </w:rPr>
         <w:t xml:space="preserve">; </w:t>
       </w:r>
-      <w:hyperlink r:id="rId273">
-        <w:r>
-          <w:rPr>
-            <w:lang w:val="en_US" w:bidi="en_US"/>
-          </w:rPr>
-          <w:rPr>
-            <w:color w:val="0000EE"/>
-            <w:u w:val="single"/>
-          </w:rPr>
-          <w:t>18:16</w:t>
-        </w:r>
-      </w:hyperlink>
+      <w:r>
+        <w:rPr>
+          <w:lang w:val="en_US" w:bidi="en_US"/>
+        </w:rPr>
+        <w:t>18:16</w:t>
+      </w:r>
       <w:r>
         <w:rPr>
           <w:lang w:val="en_US" w:bidi="en_US"/>
         </w:rPr>
         <w:t xml:space="preserve">; </w:t>
       </w:r>
-      <w:hyperlink r:id="rId274">
-        <w:r>
-          <w:rPr>
-            <w:lang w:val="en_US" w:bidi="en_US"/>
-          </w:rPr>
-          <w:rPr>
-            <w:color w:val="0000EE"/>
-            <w:u w:val="single"/>
-          </w:rPr>
-          <w:t>2 Samuel 8:17</w:t>
-        </w:r>
-      </w:hyperlink>
+      <w:r>
+        <w:rPr>
+          <w:lang w:val="en_US" w:bidi="en_US"/>
+        </w:rPr>
+        <w:t>2 Samuel 8:17</w:t>
+      </w:r>
       <w:r>
         <w:rPr>
           <w:lang w:val="en_US" w:bidi="en_US"/>
@@ -13767,54 +12087,36 @@
         </w:rPr>
         <w:t>The twenty-four divisions for the priests stayed the same for many generations. The order of Abijah (</w:t>
       </w:r>
-      <w:hyperlink r:id="rId275">
-        <w:r>
-          <w:rPr>
-            <w:lang w:val="en_US" w:bidi="en_US"/>
-          </w:rPr>
-          <w:rPr>
-            <w:color w:val="0000EE"/>
-            <w:u w:val="single"/>
-          </w:rPr>
-          <w:t>1 Chronicles 24:10</w:t>
-        </w:r>
-      </w:hyperlink>
+      <w:r>
+        <w:rPr>
+          <w:lang w:val="en_US" w:bidi="en_US"/>
+        </w:rPr>
+        <w:t>1 Chronicles 24:10</w:t>
+      </w:r>
       <w:r>
         <w:rPr>
           <w:lang w:val="en_US" w:bidi="en_US"/>
         </w:rPr>
         <w:t xml:space="preserve">) is mentioned in </w:t>
       </w:r>
-      <w:hyperlink r:id="rId264">
-        <w:r>
-          <w:rPr>
-            <w:lang w:val="en_US" w:bidi="en_US"/>
-          </w:rPr>
-          <w:rPr>
-            <w:color w:val="0000EE"/>
-            <w:u w:val="single"/>
-          </w:rPr>
-          <w:t>Luke 1:5</w:t>
-        </w:r>
-      </w:hyperlink>
+      <w:r>
+        <w:rPr>
+          <w:lang w:val="en_US" w:bidi="en_US"/>
+        </w:rPr>
+        <w:t>Luke 1:5</w:t>
+      </w:r>
       <w:r>
         <w:rPr>
           <w:lang w:val="en_US" w:bidi="en_US"/>
         </w:rPr>
         <w:t xml:space="preserve">, </w:t>
       </w:r>
-      <w:hyperlink r:id="rId265">
-        <w:r>
-          <w:rPr>
-            <w:lang w:val="en_US" w:bidi="en_US"/>
-          </w:rPr>
-          <w:rPr>
-            <w:color w:val="0000EE"/>
-            <w:u w:val="single"/>
-          </w:rPr>
-          <w:t>8</w:t>
-        </w:r>
-      </w:hyperlink>
+      <w:r>
+        <w:rPr>
+          <w:lang w:val="en_US" w:bidi="en_US"/>
+        </w:rPr>
+        <w:t>8</w:t>
+      </w:r>
       <w:r>
         <w:rPr>
           <w:lang w:val="en_US" w:bidi="en_US"/>
@@ -13869,18 +12171,12 @@
         </w:rPr>
         <w:t xml:space="preserve">The other family leaders might refer to tribe members who were not priests but had been documented (see </w:t>
       </w:r>
-      <w:hyperlink r:id="rId276">
-        <w:r>
-          <w:rPr>
-            <w:lang w:val="en_US" w:bidi="en_US"/>
-          </w:rPr>
-          <w:rPr>
-            <w:color w:val="0000EE"/>
-            <w:u w:val="single"/>
-          </w:rPr>
-          <w:t>1 Chronicles 23:6–23</w:t>
-        </w:r>
-      </w:hyperlink>
+      <w:r>
+        <w:rPr>
+          <w:lang w:val="en_US" w:bidi="en_US"/>
+        </w:rPr>
+        <w:t>1 Chronicles 23:6–23</w:t>
+      </w:r>
       <w:r>
         <w:rPr>
           <w:lang w:val="en_US" w:bidi="en_US"/>
@@ -13935,18 +12231,12 @@
         </w:rPr>
         <w:t>The Levites were organized in the same way as the priests (</w:t>
       </w:r>
-      <w:hyperlink r:id="rId277">
-        <w:r>
-          <w:rPr>
-            <w:lang w:val="en_US" w:bidi="en_US"/>
-          </w:rPr>
-          <w:rPr>
-            <w:color w:val="0000EE"/>
-            <w:u w:val="single"/>
-          </w:rPr>
-          <w:t>1 Chronicles 24:5–6</w:t>
-        </w:r>
-      </w:hyperlink>
+      <w:r>
+        <w:rPr>
+          <w:lang w:val="en_US" w:bidi="en_US"/>
+        </w:rPr>
+        <w:t>1 Chronicles 24:5–6</w:t>
+      </w:r>
       <w:r>
         <w:rPr>
           <w:lang w:val="en_US" w:bidi="en_US"/>
@@ -14005,126 +12295,84 @@
         </w:rPr>
         <w:t xml:space="preserve">Asaph: See </w:t>
       </w:r>
-      <w:hyperlink r:id="rId278">
-        <w:r>
-          <w:rPr>
-            <w:lang w:val="en_US" w:bidi="en_US"/>
-          </w:rPr>
-          <w:rPr>
-            <w:color w:val="0000EE"/>
-            <w:u w:val="single"/>
-          </w:rPr>
-          <w:t>1 Chronicles 6:39–40</w:t>
-        </w:r>
-      </w:hyperlink>
+      <w:r>
+        <w:rPr>
+          <w:lang w:val="en_US" w:bidi="en_US"/>
+        </w:rPr>
+        <w:t>1 Chronicles 6:39–40</w:t>
+      </w:r>
       <w:r>
         <w:rPr>
           <w:lang w:val="en_US" w:bidi="en_US"/>
         </w:rPr>
         <w:t xml:space="preserve">; </w:t>
       </w:r>
-      <w:hyperlink r:id="rId279">
-        <w:r>
-          <w:rPr>
-            <w:lang w:val="en_US" w:bidi="en_US"/>
-          </w:rPr>
-          <w:rPr>
-            <w:color w:val="0000EE"/>
-            <w:u w:val="single"/>
-          </w:rPr>
-          <w:t>15:17–19</w:t>
-        </w:r>
-      </w:hyperlink>
+      <w:r>
+        <w:rPr>
+          <w:lang w:val="en_US" w:bidi="en_US"/>
+        </w:rPr>
+        <w:t>15:17–19</w:t>
+      </w:r>
       <w:r>
         <w:rPr>
           <w:lang w:val="en_US" w:bidi="en_US"/>
         </w:rPr>
         <w:t xml:space="preserve">; </w:t>
       </w:r>
-      <w:hyperlink r:id="rId280">
-        <w:r>
-          <w:rPr>
-            <w:lang w:val="en_US" w:bidi="en_US"/>
-          </w:rPr>
-          <w:rPr>
-            <w:color w:val="0000EE"/>
-            <w:u w:val="single"/>
-          </w:rPr>
-          <w:t>16:5</w:t>
-        </w:r>
-      </w:hyperlink>
+      <w:r>
+        <w:rPr>
+          <w:lang w:val="en_US" w:bidi="en_US"/>
+        </w:rPr>
+        <w:t>16:5</w:t>
+      </w:r>
       <w:r>
         <w:rPr>
           <w:lang w:val="en_US" w:bidi="en_US"/>
         </w:rPr>
         <w:t xml:space="preserve">; </w:t>
       </w:r>
-      <w:hyperlink r:id="rId281">
-        <w:r>
-          <w:rPr>
-            <w:lang w:val="en_US" w:bidi="en_US"/>
-          </w:rPr>
-          <w:rPr>
-            <w:color w:val="0000EE"/>
-            <w:u w:val="single"/>
-          </w:rPr>
-          <w:t>2 Chronicles 29:30</w:t>
-        </w:r>
-      </w:hyperlink>
+      <w:r>
+        <w:rPr>
+          <w:lang w:val="en_US" w:bidi="en_US"/>
+        </w:rPr>
+        <w:t>2 Chronicles 29:30</w:t>
+      </w:r>
       <w:r>
         <w:rPr>
           <w:lang w:val="en_US" w:bidi="en_US"/>
         </w:rPr>
         <w:t xml:space="preserve">; </w:t>
       </w:r>
-      <w:hyperlink r:id="rId282">
-        <w:r>
-          <w:rPr>
-            <w:lang w:val="en_US" w:bidi="en_US"/>
-          </w:rPr>
-          <w:rPr>
-            <w:color w:val="0000EE"/>
-            <w:u w:val="single"/>
-          </w:rPr>
-          <w:t>Ezra 2:40–41</w:t>
-        </w:r>
-      </w:hyperlink>
+      <w:r>
+        <w:rPr>
+          <w:lang w:val="en_US" w:bidi="en_US"/>
+        </w:rPr>
+        <w:t>Ezra 2:40–41</w:t>
+      </w:r>
       <w:r>
         <w:rPr>
           <w:lang w:val="en_US" w:bidi="en_US"/>
         </w:rPr>
         <w:t xml:space="preserve">; </w:t>
       </w:r>
-      <w:hyperlink r:id="rId105">
-        <w:r>
-          <w:rPr>
-            <w:lang w:val="en_US" w:bidi="en_US"/>
-          </w:rPr>
-          <w:rPr>
-            <w:color w:val="0000EE"/>
-            <w:u w:val="single"/>
-          </w:rPr>
-          <w:t>Psalms 50</w:t>
-        </w:r>
-      </w:hyperlink>
+      <w:r>
+        <w:rPr>
+          <w:lang w:val="en_US" w:bidi="en_US"/>
+        </w:rPr>
+        <w:t>Psalms 50</w:t>
+      </w:r>
       <w:r>
         <w:rPr>
           <w:lang w:val="en_US" w:bidi="en_US"/>
         </w:rPr>
         <w:t xml:space="preserve">; </w:t>
       </w:r>
-      <w:hyperlink r:id="rId283">
-        <w:r>
-          <w:rPr>
-            <w:lang w:val="en_US" w:bidi="en_US"/>
-          </w:rPr>
-          <w:rPr>
-            <w:color w:val="0000EE"/>
-            <w:u w:val="single"/>
-          </w:rPr>
-          <w:t>73–28</w:t>
-        </w:r>
-      </w:hyperlink>
+      <w:r>
+        <w:rPr>
+          <w:lang w:val="en_US" w:bidi="en_US"/>
+        </w:rPr>
+        <w:t>73–28</w:t>
+      </w:r>
       <w:r>
         <w:rPr>
           <w:lang w:val="en_US" w:bidi="en_US"/>
@@ -14149,36 +12397,24 @@
         </w:rPr>
         <w:t xml:space="preserve">Heman: See </w:t>
       </w:r>
-      <w:hyperlink r:id="rId284">
-        <w:r>
-          <w:rPr>
-            <w:lang w:val="en_US" w:bidi="en_US"/>
-          </w:rPr>
-          <w:rPr>
-            <w:color w:val="0000EE"/>
-            <w:u w:val="single"/>
-          </w:rPr>
-          <w:t>1 Chronicles 6:33–38</w:t>
-        </w:r>
-      </w:hyperlink>
+      <w:r>
+        <w:rPr>
+          <w:lang w:val="en_US" w:bidi="en_US"/>
+        </w:rPr>
+        <w:t>1 Chronicles 6:33–38</w:t>
+      </w:r>
       <w:r>
         <w:rPr>
           <w:lang w:val="en_US" w:bidi="en_US"/>
         </w:rPr>
         <w:t xml:space="preserve">; </w:t>
       </w:r>
-      <w:hyperlink r:id="rId285">
-        <w:r>
-          <w:rPr>
-            <w:lang w:val="en_US" w:bidi="en_US"/>
-          </w:rPr>
-          <w:rPr>
-            <w:color w:val="0000EE"/>
-            <w:u w:val="single"/>
-          </w:rPr>
-          <w:t>Psalm 88</w:t>
-        </w:r>
-      </w:hyperlink>
+      <w:r>
+        <w:rPr>
+          <w:lang w:val="en_US" w:bidi="en_US"/>
+        </w:rPr>
+        <w:t>Psalm 88</w:t>
+      </w:r>
       <w:r>
         <w:rPr>
           <w:lang w:val="en_US" w:bidi="en_US"/>
@@ -14203,108 +12439,72 @@
         </w:rPr>
         <w:t xml:space="preserve">Jeduthun: See </w:t>
       </w:r>
-      <w:hyperlink r:id="rId286">
-        <w:r>
-          <w:rPr>
-            <w:lang w:val="en_US" w:bidi="en_US"/>
-          </w:rPr>
-          <w:rPr>
-            <w:color w:val="0000EE"/>
-            <w:u w:val="single"/>
-          </w:rPr>
-          <w:t>1 Chronicles 16:41–42</w:t>
-        </w:r>
-      </w:hyperlink>
+      <w:r>
+        <w:rPr>
+          <w:lang w:val="en_US" w:bidi="en_US"/>
+        </w:rPr>
+        <w:t>1 Chronicles 16:41–42</w:t>
+      </w:r>
       <w:r>
         <w:rPr>
           <w:lang w:val="en_US" w:bidi="en_US"/>
         </w:rPr>
         <w:t xml:space="preserve">; </w:t>
       </w:r>
-      <w:hyperlink r:id="rId287">
-        <w:r>
-          <w:rPr>
-            <w:lang w:val="en_US" w:bidi="en_US"/>
-          </w:rPr>
-          <w:rPr>
-            <w:color w:val="0000EE"/>
-            <w:u w:val="single"/>
-          </w:rPr>
-          <w:t>2 Chronicles 5:12</w:t>
-        </w:r>
-      </w:hyperlink>
+      <w:r>
+        <w:rPr>
+          <w:lang w:val="en_US" w:bidi="en_US"/>
+        </w:rPr>
+        <w:t>2 Chronicles 5:12</w:t>
+      </w:r>
       <w:r>
         <w:rPr>
           <w:lang w:val="en_US" w:bidi="en_US"/>
         </w:rPr>
         <w:t xml:space="preserve">; </w:t>
       </w:r>
-      <w:hyperlink r:id="rId288">
-        <w:r>
-          <w:rPr>
-            <w:lang w:val="en_US" w:bidi="en_US"/>
-          </w:rPr>
-          <w:rPr>
-            <w:color w:val="0000EE"/>
-            <w:u w:val="single"/>
-          </w:rPr>
-          <w:t>35:15</w:t>
-        </w:r>
-      </w:hyperlink>
+      <w:r>
+        <w:rPr>
+          <w:lang w:val="en_US" w:bidi="en_US"/>
+        </w:rPr>
+        <w:t>35:15</w:t>
+      </w:r>
       <w:r>
         <w:rPr>
           <w:lang w:val="en_US" w:bidi="en_US"/>
         </w:rPr>
         <w:t xml:space="preserve">; </w:t>
       </w:r>
-      <w:hyperlink r:id="rId289">
-        <w:r>
-          <w:rPr>
-            <w:lang w:val="en_US" w:bidi="en_US"/>
-          </w:rPr>
-          <w:rPr>
-            <w:color w:val="0000EE"/>
-            <w:u w:val="single"/>
-          </w:rPr>
-          <w:t>Psalms 39</w:t>
-        </w:r>
-      </w:hyperlink>
+      <w:r>
+        <w:rPr>
+          <w:lang w:val="en_US" w:bidi="en_US"/>
+        </w:rPr>
+        <w:t>Psalms 39</w:t>
+      </w:r>
       <w:r>
         <w:rPr>
           <w:lang w:val="en_US" w:bidi="en_US"/>
         </w:rPr>
         <w:t xml:space="preserve">, </w:t>
       </w:r>
-      <w:hyperlink r:id="rId290">
-        <w:r>
-          <w:rPr>
-            <w:lang w:val="en_US" w:bidi="en_US"/>
-          </w:rPr>
-          <w:rPr>
-            <w:color w:val="0000EE"/>
-            <w:u w:val="single"/>
-          </w:rPr>
-          <w:t>62</w:t>
-        </w:r>
-      </w:hyperlink>
+      <w:r>
+        <w:rPr>
+          <w:lang w:val="en_US" w:bidi="en_US"/>
+        </w:rPr>
+        <w:t>62</w:t>
+      </w:r>
       <w:r>
         <w:rPr>
           <w:lang w:val="en_US" w:bidi="en_US"/>
         </w:rPr>
         <w:t xml:space="preserve">, </w:t>
       </w:r>
-      <w:hyperlink r:id="rId291">
-        <w:r>
-          <w:rPr>
-            <w:lang w:val="en_US" w:bidi="en_US"/>
-          </w:rPr>
-          <w:rPr>
-            <w:color w:val="0000EE"/>
-            <w:u w:val="single"/>
-          </w:rPr>
-          <w:t>77</w:t>
-        </w:r>
-      </w:hyperlink>
+      <w:r>
+        <w:rPr>
+          <w:lang w:val="en_US" w:bidi="en_US"/>
+        </w:rPr>
+        <w:t>77</w:t>
+      </w:r>
       <w:r>
         <w:rPr>
           <w:lang w:val="en_US" w:bidi="en_US"/>
@@ -14455,36 +12655,24 @@
         </w:rPr>
         <w:t xml:space="preserve">Like the priests, the families of musicians were chosen by sacred lots to ensure fairness (see </w:t>
       </w:r>
-      <w:hyperlink r:id="rId292">
-        <w:r>
-          <w:rPr>
-            <w:lang w:val="en_US" w:bidi="en_US"/>
-          </w:rPr>
-          <w:rPr>
-            <w:color w:val="0000EE"/>
-            <w:u w:val="single"/>
-          </w:rPr>
-          <w:t>1 Chronicles 24:5</w:t>
-        </w:r>
-      </w:hyperlink>
+      <w:r>
+        <w:rPr>
+          <w:lang w:val="en_US" w:bidi="en_US"/>
+        </w:rPr>
+        <w:t>1 Chronicles 24:5</w:t>
+      </w:r>
       <w:r>
         <w:rPr>
           <w:lang w:val="en_US" w:bidi="en_US"/>
         </w:rPr>
         <w:t xml:space="preserve">, </w:t>
       </w:r>
-      <w:hyperlink r:id="rId293">
-        <w:r>
-          <w:rPr>
-            <w:lang w:val="en_US" w:bidi="en_US"/>
-          </w:rPr>
-          <w:rPr>
-            <w:color w:val="0000EE"/>
-            <w:u w:val="single"/>
-          </w:rPr>
-          <w:t>31</w:t>
-        </w:r>
-      </w:hyperlink>
+      <w:r>
+        <w:rPr>
+          <w:lang w:val="en_US" w:bidi="en_US"/>
+        </w:rPr>
+        <w:t>31</w:t>
+      </w:r>
       <w:r>
         <w:rPr>
           <w:lang w:val="en_US" w:bidi="en_US"/>
@@ -14539,36 +12727,24 @@
         </w:rPr>
         <w:t xml:space="preserve">The first ancestor of the gatekeepers was Meshelemiah. He is called "Shallum" in </w:t>
       </w:r>
-      <w:hyperlink r:id="rId294">
-        <w:r>
-          <w:rPr>
-            <w:lang w:val="en_US" w:bidi="en_US"/>
-          </w:rPr>
-          <w:rPr>
-            <w:color w:val="0000EE"/>
-            <w:u w:val="single"/>
-          </w:rPr>
-          <w:t>Ezra 2:42</w:t>
-        </w:r>
-      </w:hyperlink>
+      <w:r>
+        <w:rPr>
+          <w:lang w:val="en_US" w:bidi="en_US"/>
+        </w:rPr>
+        <w:t>Ezra 2:42</w:t>
+      </w:r>
       <w:r>
         <w:rPr>
           <w:lang w:val="en_US" w:bidi="en_US"/>
         </w:rPr>
         <w:t xml:space="preserve"> and "Meshullam" in </w:t>
       </w:r>
-      <w:hyperlink r:id="rId295">
-        <w:r>
-          <w:rPr>
-            <w:lang w:val="en_US" w:bidi="en_US"/>
-          </w:rPr>
-          <w:rPr>
-            <w:color w:val="0000EE"/>
-            <w:u w:val="single"/>
-          </w:rPr>
-          <w:t>Nehemiah 12:25</w:t>
-        </w:r>
-      </w:hyperlink>
+      <w:r>
+        <w:rPr>
+          <w:lang w:val="en_US" w:bidi="en_US"/>
+        </w:rPr>
+        <w:t>Nehemiah 12:25</w:t>
+      </w:r>
       <w:r>
         <w:rPr>
           <w:lang w:val="en_US" w:bidi="en_US"/>
@@ -14623,36 +12799,24 @@
         </w:rPr>
         <w:t>God greatly blessed Obed-edom, who temporarily kept the ark (</w:t>
       </w:r>
-      <w:hyperlink r:id="rId296">
-        <w:r>
-          <w:rPr>
-            <w:lang w:val="en_US" w:bidi="en_US"/>
-          </w:rPr>
-          <w:rPr>
-            <w:color w:val="0000EE"/>
-            <w:u w:val="single"/>
-          </w:rPr>
-          <w:t>1 Chronicles 13:13–14</w:t>
-        </w:r>
-      </w:hyperlink>
+      <w:r>
+        <w:rPr>
+          <w:lang w:val="en_US" w:bidi="en_US"/>
+        </w:rPr>
+        <w:t>1 Chronicles 13:13–14</w:t>
+      </w:r>
       <w:r>
         <w:rPr>
           <w:lang w:val="en_US" w:bidi="en_US"/>
         </w:rPr>
         <w:t>), by giving him many descendants (</w:t>
       </w:r>
-      <w:hyperlink r:id="rId297">
-        <w:r>
-          <w:rPr>
-            <w:lang w:val="en_US" w:bidi="en_US"/>
-          </w:rPr>
-          <w:rPr>
-            <w:color w:val="0000EE"/>
-            <w:u w:val="single"/>
-          </w:rPr>
-          <w:t>26:8</w:t>
-        </w:r>
-      </w:hyperlink>
+      <w:r>
+        <w:rPr>
+          <w:lang w:val="en_US" w:bidi="en_US"/>
+        </w:rPr>
+        <w:t>26:8</w:t>
+      </w:r>
       <w:r>
         <w:rPr>
           <w:lang w:val="en_US" w:bidi="en_US"/>
@@ -14755,54 +12919,36 @@
         </w:rPr>
         <w:t xml:space="preserve">The Levites managed the Lord's treasuries and property (see </w:t>
       </w:r>
-      <w:hyperlink r:id="rId298">
-        <w:r>
-          <w:rPr>
-            <w:lang w:val="en_US" w:bidi="en_US"/>
-          </w:rPr>
-          <w:rPr>
-            <w:color w:val="0000EE"/>
-            <w:u w:val="single"/>
-          </w:rPr>
-          <w:t>2 Chronicles 24:11</w:t>
-        </w:r>
-      </w:hyperlink>
+      <w:r>
+        <w:rPr>
+          <w:lang w:val="en_US" w:bidi="en_US"/>
+        </w:rPr>
+        <w:t>2 Chronicles 24:11</w:t>
+      </w:r>
       <w:r>
         <w:rPr>
           <w:lang w:val="en_US" w:bidi="en_US"/>
         </w:rPr>
         <w:t xml:space="preserve">; </w:t>
       </w:r>
-      <w:hyperlink r:id="rId299">
-        <w:r>
-          <w:rPr>
-            <w:lang w:val="en_US" w:bidi="en_US"/>
-          </w:rPr>
-          <w:rPr>
-            <w:color w:val="0000EE"/>
-            <w:u w:val="single"/>
-          </w:rPr>
-          <w:t>31:12</w:t>
-        </w:r>
-      </w:hyperlink>
+      <w:r>
+        <w:rPr>
+          <w:lang w:val="en_US" w:bidi="en_US"/>
+        </w:rPr>
+        <w:t>31:12</w:t>
+      </w:r>
       <w:r>
         <w:rPr>
           <w:lang w:val="en_US" w:bidi="en_US"/>
         </w:rPr>
         <w:t>). People always dedicated some war spoils to God (</w:t>
       </w:r>
-      <w:hyperlink r:id="rId300">
-        <w:r>
-          <w:rPr>
-            <w:lang w:val="en_US" w:bidi="en_US"/>
-          </w:rPr>
-          <w:rPr>
-            <w:color w:val="0000EE"/>
-            <w:u w:val="single"/>
-          </w:rPr>
-          <w:t>1 Chronicles 26:26–28</w:t>
-        </w:r>
-      </w:hyperlink>
+      <w:r>
+        <w:rPr>
+          <w:lang w:val="en_US" w:bidi="en_US"/>
+        </w:rPr>
+        <w:t>1 Chronicles 26:26–28</w:t>
+      </w:r>
       <w:r>
         <w:rPr>
           <w:lang w:val="en_US" w:bidi="en_US"/>
@@ -14857,54 +13003,36 @@
         </w:rPr>
         <w:t>Jazer was a city for the Levites (</w:t>
       </w:r>
-      <w:hyperlink r:id="rId301">
-        <w:r>
-          <w:rPr>
-            <w:lang w:val="en_US" w:bidi="en_US"/>
-          </w:rPr>
-          <w:rPr>
-            <w:color w:val="0000EE"/>
-            <w:u w:val="single"/>
-          </w:rPr>
-          <w:t>Joshua 21:39</w:t>
-        </w:r>
-      </w:hyperlink>
+      <w:r>
+        <w:rPr>
+          <w:lang w:val="en_US" w:bidi="en_US"/>
+        </w:rPr>
+        <w:t>Joshua 21:39</w:t>
+      </w:r>
       <w:r>
         <w:rPr>
           <w:lang w:val="en_US" w:bidi="en_US"/>
         </w:rPr>
         <w:t>) and later became an administrative center during the monarchy. David and his descendants relied on the loyalty of the Levites from Hebron (</w:t>
       </w:r>
-      <w:hyperlink r:id="rId302">
-        <w:r>
-          <w:rPr>
-            <w:lang w:val="en_US" w:bidi="en_US"/>
-          </w:rPr>
-          <w:rPr>
-            <w:color w:val="0000EE"/>
-            <w:u w:val="single"/>
-          </w:rPr>
-          <w:t>1 Samuel 30:27–31</w:t>
-        </w:r>
-      </w:hyperlink>
+      <w:r>
+        <w:rPr>
+          <w:lang w:val="en_US" w:bidi="en_US"/>
+        </w:rPr>
+        <w:t>1 Samuel 30:27–31</w:t>
+      </w:r>
       <w:r>
         <w:rPr>
           <w:lang w:val="en_US" w:bidi="en_US"/>
         </w:rPr>
         <w:t xml:space="preserve">; </w:t>
       </w:r>
-      <w:hyperlink r:id="rId303">
-        <w:r>
-          <w:rPr>
-            <w:lang w:val="en_US" w:bidi="en_US"/>
-          </w:rPr>
-          <w:rPr>
-            <w:color w:val="0000EE"/>
-            <w:u w:val="single"/>
-          </w:rPr>
-          <w:t>2 Samuel 2:1–11</w:t>
-        </w:r>
-      </w:hyperlink>
+      <w:r>
+        <w:rPr>
+          <w:lang w:val="en_US" w:bidi="en_US"/>
+        </w:rPr>
+        <w:t>2 Samuel 2:1–11</w:t>
+      </w:r>
       <w:r>
         <w:rPr>
           <w:lang w:val="en_US" w:bidi="en_US"/>
@@ -15007,18 +13135,12 @@
         </w:rPr>
         <w:t xml:space="preserve">The order of the tribes generally follows </w:t>
       </w:r>
-      <w:hyperlink r:id="rId304">
-        <w:r>
-          <w:rPr>
-            <w:lang w:val="en_US" w:bidi="en_US"/>
-          </w:rPr>
-          <w:rPr>
-            <w:color w:val="0000EE"/>
-            <w:u w:val="single"/>
-          </w:rPr>
-          <w:t>Numbers 1:5–15</w:t>
-        </w:r>
-      </w:hyperlink>
+      <w:r>
+        <w:rPr>
+          <w:lang w:val="en_US" w:bidi="en_US"/>
+        </w:rPr>
+        <w:t>Numbers 1:5–15</w:t>
+      </w:r>
       <w:r>
         <w:rPr>
           <w:lang w:val="en_US" w:bidi="en_US"/>
@@ -15140,18 +13262,12 @@
         </w:rPr>
         <w:t xml:space="preserve"> (</w:t>
       </w:r>
-      <w:hyperlink r:id="rId305">
-        <w:r>
-          <w:rPr>
-            <w:lang w:val="en_US" w:bidi="en_US"/>
-          </w:rPr>
-          <w:rPr>
-            <w:color w:val="0000EE"/>
-            <w:u w:val="single"/>
-          </w:rPr>
-          <w:t>1 Chronicles 2:13</w:t>
-        </w:r>
-      </w:hyperlink>
+      <w:r>
+        <w:rPr>
+          <w:lang w:val="en_US" w:bidi="en_US"/>
+        </w:rPr>
+        <w:t>1 Chronicles 2:13</w:t>
+      </w:r>
       <w:r>
         <w:rPr>
           <w:lang w:val="en_US" w:bidi="en_US"/>
@@ -15372,36 +13488,24 @@
         </w:rPr>
         <w:t xml:space="preserve">The story of Solomon's coronation continues from </w:t>
       </w:r>
-      <w:hyperlink r:id="rId306">
-        <w:r>
-          <w:rPr>
-            <w:lang w:val="en_US" w:bidi="en_US"/>
-          </w:rPr>
-          <w:rPr>
-            <w:color w:val="0000EE"/>
-            <w:u w:val="single"/>
-          </w:rPr>
-          <w:t>1 Chronicles 23:1–2</w:t>
-        </w:r>
-      </w:hyperlink>
+      <w:r>
+        <w:rPr>
+          <w:lang w:val="en_US" w:bidi="en_US"/>
+        </w:rPr>
+        <w:t>1 Chronicles 23:1–2</w:t>
+      </w:r>
       <w:r>
         <w:rPr>
           <w:lang w:val="en_US" w:bidi="en_US"/>
         </w:rPr>
         <w:t xml:space="preserve">. David, at the height of his power, transfers authority to Solomon (compare </w:t>
       </w:r>
-      <w:hyperlink r:id="rId307">
-        <w:r>
-          <w:rPr>
-            <w:lang w:val="en_US" w:bidi="en_US"/>
-          </w:rPr>
-          <w:rPr>
-            <w:color w:val="0000EE"/>
-            <w:u w:val="single"/>
-          </w:rPr>
-          <w:t>1 Kings 1:1–2:9</w:t>
-        </w:r>
-      </w:hyperlink>
+      <w:r>
+        <w:rPr>
+          <w:lang w:val="en_US" w:bidi="en_US"/>
+        </w:rPr>
+        <w:t>1 Kings 1:1–2:9</w:t>
+      </w:r>
       <w:r>
         <w:rPr>
           <w:lang w:val="en_US" w:bidi="en_US"/>
@@ -15456,36 +13560,24 @@
         </w:rPr>
         <w:t xml:space="preserve">David described the temple as a place where the ark of the Lord’s covenant could rest. The word "rest" signifies the conquest of the land and the establishment of peace (for example, </w:t>
       </w:r>
-      <w:hyperlink r:id="rId308">
-        <w:r>
-          <w:rPr>
-            <w:lang w:val="en_US" w:bidi="en_US"/>
-          </w:rPr>
-          <w:rPr>
-            <w:color w:val="0000EE"/>
-            <w:u w:val="single"/>
-          </w:rPr>
-          <w:t>Deuteronomy 12:9</w:t>
-        </w:r>
-      </w:hyperlink>
+      <w:r>
+        <w:rPr>
+          <w:lang w:val="en_US" w:bidi="en_US"/>
+        </w:rPr>
+        <w:t>Deuteronomy 12:9</w:t>
+      </w:r>
       <w:r>
         <w:rPr>
           <w:lang w:val="en_US" w:bidi="en_US"/>
         </w:rPr>
         <w:t>). In the wilderness, the ark rested after battles (</w:t>
       </w:r>
-      <w:hyperlink r:id="rId309">
-        <w:r>
-          <w:rPr>
-            <w:lang w:val="en_US" w:bidi="en_US"/>
-          </w:rPr>
-          <w:rPr>
-            <w:color w:val="0000EE"/>
-            <w:u w:val="single"/>
-          </w:rPr>
-          <w:t>Numbers 10:35–36</w:t>
-        </w:r>
-      </w:hyperlink>
+      <w:r>
+        <w:rPr>
+          <w:lang w:val="en_US" w:bidi="en_US"/>
+        </w:rPr>
+        <w:t>Numbers 10:35–36</w:t>
+      </w:r>
       <w:r>
         <w:rPr>
           <w:lang w:val="en_US" w:bidi="en_US"/>
@@ -15505,18 +13597,12 @@
         </w:rPr>
         <w:t xml:space="preserve"> (</w:t>
       </w:r>
-      <w:hyperlink r:id="rId310">
-        <w:r>
-          <w:rPr>
-            <w:lang w:val="en_US" w:bidi="en_US"/>
-          </w:rPr>
-          <w:rPr>
-            <w:color w:val="0000EE"/>
-            <w:u w:val="single"/>
-          </w:rPr>
-          <w:t>Psalm 132:8</w:t>
-        </w:r>
-      </w:hyperlink>
+      <w:r>
+        <w:rPr>
+          <w:lang w:val="en_US" w:bidi="en_US"/>
+        </w:rPr>
+        <w:t>Psalm 132:8</w:t>
+      </w:r>
       <w:r>
         <w:rPr>
           <w:lang w:val="en_US" w:bidi="en_US"/>
@@ -15571,36 +13657,24 @@
         </w:rPr>
         <w:t>David's first speech includes a message to his people (</w:t>
       </w:r>
-      <w:hyperlink r:id="rId311">
-        <w:r>
-          <w:rPr>
-            <w:lang w:val="en_US" w:bidi="en_US"/>
-          </w:rPr>
-          <w:rPr>
-            <w:color w:val="0000EE"/>
-            <w:u w:val="single"/>
-          </w:rPr>
-          <w:t>1 Chronicles 28:2–8</w:t>
-        </w:r>
-      </w:hyperlink>
+      <w:r>
+        <w:rPr>
+          <w:lang w:val="en_US" w:bidi="en_US"/>
+        </w:rPr>
+        <w:t>1 Chronicles 28:2–8</w:t>
+      </w:r>
       <w:r>
         <w:rPr>
           <w:lang w:val="en_US" w:bidi="en_US"/>
         </w:rPr>
         <w:t>) and a message to Solomon (</w:t>
       </w:r>
-      <w:hyperlink r:id="rId312">
-        <w:r>
-          <w:rPr>
-            <w:lang w:val="en_US" w:bidi="en_US"/>
-          </w:rPr>
-          <w:rPr>
-            <w:color w:val="0000EE"/>
-            <w:u w:val="single"/>
-          </w:rPr>
-          <w:t>28:9–10</w:t>
-        </w:r>
-      </w:hyperlink>
+      <w:r>
+        <w:rPr>
+          <w:lang w:val="en_US" w:bidi="en_US"/>
+        </w:rPr>
+        <w:t>28:9–10</w:t>
+      </w:r>
       <w:r>
         <w:rPr>
           <w:lang w:val="en_US" w:bidi="en_US"/>
@@ -15668,72 +13742,48 @@
         </w:rPr>
         <w:t xml:space="preserve"> God's selection of David started with Judah (</w:t>
       </w:r>
-      <w:hyperlink r:id="rId313">
-        <w:r>
-          <w:rPr>
-            <w:lang w:val="en_US" w:bidi="en_US"/>
-          </w:rPr>
-          <w:rPr>
-            <w:color w:val="0000EE"/>
-            <w:u w:val="single"/>
-          </w:rPr>
-          <w:t>Genesis 49:8–12</w:t>
-        </w:r>
-      </w:hyperlink>
+      <w:r>
+        <w:rPr>
+          <w:lang w:val="en_US" w:bidi="en_US"/>
+        </w:rPr>
+        <w:t>Genesis 49:8–12</w:t>
+      </w:r>
       <w:r>
         <w:rPr>
           <w:lang w:val="en_US" w:bidi="en_US"/>
         </w:rPr>
         <w:t>), reached its peak with David (</w:t>
       </w:r>
-      <w:hyperlink r:id="rId314">
-        <w:r>
-          <w:rPr>
-            <w:lang w:val="en_US" w:bidi="en_US"/>
-          </w:rPr>
-          <w:rPr>
-            <w:color w:val="0000EE"/>
-            <w:u w:val="single"/>
-          </w:rPr>
-          <w:t>1 Samuel 16:1–13</w:t>
-        </w:r>
-      </w:hyperlink>
+      <w:r>
+        <w:rPr>
+          <w:lang w:val="en_US" w:bidi="en_US"/>
+        </w:rPr>
+        <w:t>1 Samuel 16:1–13</w:t>
+      </w:r>
       <w:r>
         <w:rPr>
           <w:lang w:val="en_US" w:bidi="en_US"/>
         </w:rPr>
         <w:t>), and continued with Solomon (</w:t>
       </w:r>
-      <w:hyperlink r:id="rId206">
-        <w:r>
-          <w:rPr>
-            <w:lang w:val="en_US" w:bidi="en_US"/>
-          </w:rPr>
-          <w:rPr>
-            <w:color w:val="0000EE"/>
-            <w:u w:val="single"/>
-          </w:rPr>
-          <w:t>1 Chronicles 28:5–6</w:t>
-        </w:r>
-      </w:hyperlink>
+      <w:r>
+        <w:rPr>
+          <w:lang w:val="en_US" w:bidi="en_US"/>
+        </w:rPr>
+        <w:t>1 Chronicles 28:5–6</w:t>
+      </w:r>
       <w:r>
         <w:rPr>
           <w:lang w:val="en_US" w:bidi="en_US"/>
         </w:rPr>
         <w:t xml:space="preserve">, </w:t>
       </w:r>
-      <w:hyperlink r:id="rId315">
-        <w:r>
-          <w:rPr>
-            <w:lang w:val="en_US" w:bidi="en_US"/>
-          </w:rPr>
-          <w:rPr>
-            <w:color w:val="0000EE"/>
-            <w:u w:val="single"/>
-          </w:rPr>
-          <w:t>10</w:t>
-        </w:r>
-      </w:hyperlink>
+      <w:r>
+        <w:rPr>
+          <w:lang w:val="en_US" w:bidi="en_US"/>
+        </w:rPr>
+        <w:t>10</w:t>
+      </w:r>
       <w:r>
         <w:rPr>
           <w:lang w:val="en_US" w:bidi="en_US"/>
@@ -15836,54 +13886,36 @@
         </w:rPr>
         <w:t>God gave David the plans for the temple through divine inspiration (</w:t>
       </w:r>
-      <w:hyperlink r:id="rId316">
-        <w:r>
-          <w:rPr>
-            <w:lang w:val="en_US" w:bidi="en_US"/>
-          </w:rPr>
-          <w:rPr>
-            <w:color w:val="0000EE"/>
-            <w:u w:val="single"/>
-          </w:rPr>
-          <w:t>1 Chronicles 28:19</w:t>
-        </w:r>
-      </w:hyperlink>
+      <w:r>
+        <w:rPr>
+          <w:lang w:val="en_US" w:bidi="en_US"/>
+        </w:rPr>
+        <w:t>1 Chronicles 28:19</w:t>
+      </w:r>
       <w:r>
         <w:rPr>
           <w:lang w:val="en_US" w:bidi="en_US"/>
         </w:rPr>
         <w:t>). God also provided plans for the tabernacle in the wilderness (</w:t>
       </w:r>
-      <w:hyperlink r:id="rId317">
-        <w:r>
-          <w:rPr>
-            <w:lang w:val="en_US" w:bidi="en_US"/>
-          </w:rPr>
-          <w:rPr>
-            <w:color w:val="0000EE"/>
-            <w:u w:val="single"/>
-          </w:rPr>
-          <w:t>Exodus 25:9</w:t>
-        </w:r>
-      </w:hyperlink>
+      <w:r>
+        <w:rPr>
+          <w:lang w:val="en_US" w:bidi="en_US"/>
+        </w:rPr>
+        <w:t>Exodus 25:9</w:t>
+      </w:r>
       <w:r>
         <w:rPr>
           <w:lang w:val="en_US" w:bidi="en_US"/>
         </w:rPr>
         <w:t>) and for Ezekiel's future temple (</w:t>
       </w:r>
-      <w:hyperlink r:id="rId318">
-        <w:r>
-          <w:rPr>
-            <w:lang w:val="en_US" w:bidi="en_US"/>
-          </w:rPr>
-          <w:rPr>
-            <w:color w:val="0000EE"/>
-            <w:u w:val="single"/>
-          </w:rPr>
-          <w:t>Ezekiel 40:4</w:t>
-        </w:r>
-      </w:hyperlink>
+      <w:r>
+        <w:rPr>
+          <w:lang w:val="en_US" w:bidi="en_US"/>
+        </w:rPr>
+        <w:t>Ezekiel 40:4</w:t>
+      </w:r>
       <w:r>
         <w:rPr>
           <w:lang w:val="en_US" w:bidi="en_US"/>
@@ -16025,72 +14057,48 @@
         </w:rPr>
         <w:t xml:space="preserve"> on top of the ark of the covenant served a similar role (see </w:t>
       </w:r>
-      <w:hyperlink r:id="rId319">
-        <w:r>
-          <w:rPr>
-            <w:lang w:val="en_US" w:bidi="en_US"/>
-          </w:rPr>
-          <w:rPr>
-            <w:color w:val="0000EE"/>
-            <w:u w:val="single"/>
-          </w:rPr>
-          <w:t>Exodus 25:18–22</w:t>
-        </w:r>
-      </w:hyperlink>
+      <w:r>
+        <w:rPr>
+          <w:lang w:val="en_US" w:bidi="en_US"/>
+        </w:rPr>
+        <w:t>Exodus 25:18–22</w:t>
+      </w:r>
       <w:r>
         <w:rPr>
           <w:lang w:val="en_US" w:bidi="en_US"/>
         </w:rPr>
         <w:t xml:space="preserve">; </w:t>
       </w:r>
-      <w:hyperlink r:id="rId320">
-        <w:r>
-          <w:rPr>
-            <w:lang w:val="en_US" w:bidi="en_US"/>
-          </w:rPr>
-          <w:rPr>
-            <w:color w:val="0000EE"/>
-            <w:u w:val="single"/>
-          </w:rPr>
-          <w:t>2 Samuel 6:2</w:t>
-        </w:r>
-      </w:hyperlink>
+      <w:r>
+        <w:rPr>
+          <w:lang w:val="en_US" w:bidi="en_US"/>
+        </w:rPr>
+        <w:t>2 Samuel 6:2</w:t>
+      </w:r>
       <w:r>
         <w:rPr>
           <w:lang w:val="en_US" w:bidi="en_US"/>
         </w:rPr>
         <w:t xml:space="preserve">; </w:t>
       </w:r>
-      <w:hyperlink r:id="rId321">
-        <w:r>
-          <w:rPr>
-            <w:lang w:val="en_US" w:bidi="en_US"/>
-          </w:rPr>
-          <w:rPr>
-            <w:color w:val="0000EE"/>
-            <w:u w:val="single"/>
-          </w:rPr>
-          <w:t>Psalm 99:1</w:t>
-        </w:r>
-      </w:hyperlink>
+      <w:r>
+        <w:rPr>
+          <w:lang w:val="en_US" w:bidi="en_US"/>
+        </w:rPr>
+        <w:t>Psalm 99:1</w:t>
+      </w:r>
       <w:r>
         <w:rPr>
           <w:lang w:val="en_US" w:bidi="en_US"/>
         </w:rPr>
         <w:t xml:space="preserve">; compare </w:t>
       </w:r>
-      <w:hyperlink r:id="rId322">
-        <w:r>
-          <w:rPr>
-            <w:lang w:val="en_US" w:bidi="en_US"/>
-          </w:rPr>
-          <w:rPr>
-            <w:color w:val="0000EE"/>
-            <w:u w:val="single"/>
-          </w:rPr>
-          <w:t>Ezekiel 10</w:t>
-        </w:r>
-      </w:hyperlink>
+      <w:r>
+        <w:rPr>
+          <w:lang w:val="en_US" w:bidi="en_US"/>
+        </w:rPr>
+        <w:t>Ezekiel 10</w:t>
+      </w:r>
       <w:r>
         <w:rPr>
           <w:lang w:val="en_US" w:bidi="en_US"/>
@@ -16145,36 +14153,24 @@
         </w:rPr>
         <w:t>David convinced Israel's leaders (</w:t>
       </w:r>
-      <w:hyperlink r:id="rId323">
-        <w:r>
-          <w:rPr>
-            <w:lang w:val="en_US" w:bidi="en_US"/>
-          </w:rPr>
-          <w:rPr>
-            <w:color w:val="0000EE"/>
-            <w:u w:val="single"/>
-          </w:rPr>
-          <w:t>1 Chronicles 28:1</w:t>
-        </w:r>
-      </w:hyperlink>
+      <w:r>
+        <w:rPr>
+          <w:lang w:val="en_US" w:bidi="en_US"/>
+        </w:rPr>
+        <w:t>1 Chronicles 28:1</w:t>
+      </w:r>
       <w:r>
         <w:rPr>
           <w:lang w:val="en_US" w:bidi="en_US"/>
         </w:rPr>
         <w:t xml:space="preserve">) to give gifts to the Lord for the temple. David's generous gift set an example for the leaders. The Chronicler highlights that Solomon did not bear the heavy cost of building the temple alone. Solomon added to the contributions made by David and Israel's leaders (see </w:t>
       </w:r>
-      <w:hyperlink r:id="rId324">
-        <w:r>
-          <w:rPr>
-            <w:lang w:val="en_US" w:bidi="en_US"/>
-          </w:rPr>
-          <w:rPr>
-            <w:color w:val="0000EE"/>
-            <w:u w:val="single"/>
-          </w:rPr>
-          <w:t>1 Chronicles 22:14</w:t>
-        </w:r>
-      </w:hyperlink>
+      <w:r>
+        <w:rPr>
+          <w:lang w:val="en_US" w:bidi="en_US"/>
+        </w:rPr>
+        <w:t>1 Chronicles 22:14</w:t>
+      </w:r>
       <w:r>
         <w:rPr>
           <w:lang w:val="en_US" w:bidi="en_US"/>
@@ -16229,18 +14225,12 @@
         </w:rPr>
         <w:t>Israel’s leaders gave willingly, just like they did with the tabernacle (</w:t>
       </w:r>
-      <w:hyperlink r:id="rId325">
-        <w:r>
-          <w:rPr>
-            <w:lang w:val="en_US" w:bidi="en_US"/>
-          </w:rPr>
-          <w:rPr>
-            <w:color w:val="0000EE"/>
-            <w:u w:val="single"/>
-          </w:rPr>
-          <w:t>Exodus 25:1–7</w:t>
-        </w:r>
-      </w:hyperlink>
+      <w:r>
+        <w:rPr>
+          <w:lang w:val="en_US" w:bidi="en_US"/>
+        </w:rPr>
+        <w:t>Exodus 25:1–7</w:t>
+      </w:r>
       <w:r>
         <w:rPr>
           <w:lang w:val="en_US" w:bidi="en_US"/>
@@ -16398,18 +14388,12 @@
         </w:rPr>
         <w:t>The doxology (</w:t>
       </w:r>
-      <w:hyperlink r:id="rId326">
-        <w:r>
-          <w:rPr>
-            <w:lang w:val="en_US" w:bidi="en_US"/>
-          </w:rPr>
-          <w:rPr>
-            <w:color w:val="0000EE"/>
-            <w:u w:val="single"/>
-          </w:rPr>
-          <w:t>1 Chronicles 29:10b–13</w:t>
-        </w:r>
-      </w:hyperlink>
+      <w:r>
+        <w:rPr>
+          <w:lang w:val="en_US" w:bidi="en_US"/>
+        </w:rPr>
+        <w:t>1 Chronicles 29:10b–13</w:t>
+      </w:r>
       <w:r>
         <w:rPr>
           <w:lang w:val="en_US" w:bidi="en_US"/>
@@ -16434,18 +14418,12 @@
         </w:rPr>
         <w:t>The presentation and dedication of the offerings (</w:t>
       </w:r>
-      <w:hyperlink r:id="rId327">
-        <w:r>
-          <w:rPr>
-            <w:lang w:val="en_US" w:bidi="en_US"/>
-          </w:rPr>
-          <w:rPr>
-            <w:color w:val="0000EE"/>
-            <w:u w:val="single"/>
-          </w:rPr>
-          <w:t>1 Chronicles 29:14–17</w:t>
-        </w:r>
-      </w:hyperlink>
+      <w:r>
+        <w:rPr>
+          <w:lang w:val="en_US" w:bidi="en_US"/>
+        </w:rPr>
+        <w:t>1 Chronicles 29:14–17</w:t>
+      </w:r>
       <w:r>
         <w:rPr>
           <w:lang w:val="en_US" w:bidi="en_US"/>
@@ -16470,18 +14448,12 @@
         </w:rPr>
         <w:t>The petition (</w:t>
       </w:r>
-      <w:hyperlink r:id="rId328">
-        <w:r>
-          <w:rPr>
-            <w:lang w:val="en_US" w:bidi="en_US"/>
-          </w:rPr>
-          <w:rPr>
-            <w:color w:val="0000EE"/>
-            <w:u w:val="single"/>
-          </w:rPr>
-          <w:t>1 Chronicles 29:18–19</w:t>
-        </w:r>
-      </w:hyperlink>
+      <w:r>
+        <w:rPr>
+          <w:lang w:val="en_US" w:bidi="en_US"/>
+        </w:rPr>
+        <w:t>1 Chronicles 29:18–19</w:t>
+      </w:r>
       <w:r>
         <w:rPr>
           <w:lang w:val="en_US" w:bidi="en_US"/>
@@ -16584,72 +14556,48 @@
         </w:rPr>
         <w:t xml:space="preserve">After the speeches and prayers at Solomon's coronation, sacrifices took place. Solomon and Zadok were anointed, and Solomon took the throne. Zadok was not starting his priestly role but was dedicated to serve in the temple itself. (The descendants of Zadok are mentioned in </w:t>
       </w:r>
-      <w:hyperlink r:id="rId329">
-        <w:r>
-          <w:rPr>
-            <w:lang w:val="en_US" w:bidi="en_US"/>
-          </w:rPr>
-          <w:rPr>
-            <w:color w:val="0000EE"/>
-            <w:u w:val="single"/>
-          </w:rPr>
-          <w:t>Ezekiel 40:46</w:t>
-        </w:r>
-      </w:hyperlink>
+      <w:r>
+        <w:rPr>
+          <w:lang w:val="en_US" w:bidi="en_US"/>
+        </w:rPr>
+        <w:t>Ezekiel 40:46</w:t>
+      </w:r>
       <w:r>
         <w:rPr>
           <w:lang w:val="en_US" w:bidi="en_US"/>
         </w:rPr>
         <w:t xml:space="preserve">; </w:t>
       </w:r>
-      <w:hyperlink r:id="rId330">
-        <w:r>
-          <w:rPr>
-            <w:lang w:val="en_US" w:bidi="en_US"/>
-          </w:rPr>
-          <w:rPr>
-            <w:color w:val="0000EE"/>
-            <w:u w:val="single"/>
-          </w:rPr>
-          <w:t>43:19</w:t>
-        </w:r>
-      </w:hyperlink>
+      <w:r>
+        <w:rPr>
+          <w:lang w:val="en_US" w:bidi="en_US"/>
+        </w:rPr>
+        <w:t>43:19</w:t>
+      </w:r>
       <w:r>
         <w:rPr>
           <w:lang w:val="en_US" w:bidi="en_US"/>
         </w:rPr>
         <w:t xml:space="preserve">; </w:t>
       </w:r>
-      <w:hyperlink r:id="rId331">
-        <w:r>
-          <w:rPr>
-            <w:lang w:val="en_US" w:bidi="en_US"/>
-          </w:rPr>
-          <w:rPr>
-            <w:color w:val="0000EE"/>
-            <w:u w:val="single"/>
-          </w:rPr>
-          <w:t>44:15</w:t>
-        </w:r>
-      </w:hyperlink>
+      <w:r>
+        <w:rPr>
+          <w:lang w:val="en_US" w:bidi="en_US"/>
+        </w:rPr>
+        <w:t>44:15</w:t>
+      </w:r>
       <w:r>
         <w:rPr>
           <w:lang w:val="en_US" w:bidi="en_US"/>
         </w:rPr>
         <w:t xml:space="preserve">; </w:t>
       </w:r>
-      <w:hyperlink r:id="rId332">
-        <w:r>
-          <w:rPr>
-            <w:lang w:val="en_US" w:bidi="en_US"/>
-          </w:rPr>
-          <w:rPr>
-            <w:color w:val="0000EE"/>
-            <w:u w:val="single"/>
-          </w:rPr>
-          <w:t>48:11</w:t>
-        </w:r>
-      </w:hyperlink>
+      <w:r>
+        <w:rPr>
+          <w:lang w:val="en_US" w:bidi="en_US"/>
+        </w:rPr>
+        <w:t>48:11</w:t>
+      </w:r>
       <w:r>
         <w:rPr>
           <w:lang w:val="en_US" w:bidi="en_US"/>
@@ -16704,54 +14652,36 @@
         </w:rPr>
         <w:t xml:space="preserve">The Chronicler ends his account of David’s reign with a formal summary, similar to those for all the kings of Israel and Judah (for example, </w:t>
       </w:r>
-      <w:hyperlink r:id="rId333">
-        <w:r>
-          <w:rPr>
-            <w:lang w:val="en_US" w:bidi="en_US"/>
-          </w:rPr>
-          <w:rPr>
-            <w:color w:val="0000EE"/>
-            <w:u w:val="single"/>
-          </w:rPr>
-          <w:t>1 Kings 22:41–50</w:t>
-        </w:r>
-      </w:hyperlink>
+      <w:r>
+        <w:rPr>
+          <w:lang w:val="en_US" w:bidi="en_US"/>
+        </w:rPr>
+        <w:t>1 Kings 22:41–50</w:t>
+      </w:r>
       <w:r>
         <w:rPr>
           <w:lang w:val="en_US" w:bidi="en_US"/>
         </w:rPr>
         <w:t>). Like Abraham (</w:t>
       </w:r>
-      <w:hyperlink r:id="rId334">
-        <w:r>
-          <w:rPr>
-            <w:lang w:val="en_US" w:bidi="en_US"/>
-          </w:rPr>
-          <w:rPr>
-            <w:color w:val="0000EE"/>
-            <w:u w:val="single"/>
-          </w:rPr>
-          <w:t>Genesis 25:8</w:t>
-        </w:r>
-      </w:hyperlink>
+      <w:r>
+        <w:rPr>
+          <w:lang w:val="en_US" w:bidi="en_US"/>
+        </w:rPr>
+        <w:t>Genesis 25:8</w:t>
+      </w:r>
       <w:r>
         <w:rPr>
           <w:lang w:val="en_US" w:bidi="en_US"/>
         </w:rPr>
         <w:t>) and Isaac (</w:t>
       </w:r>
-      <w:hyperlink r:id="rId335">
-        <w:r>
-          <w:rPr>
-            <w:lang w:val="en_US" w:bidi="en_US"/>
-          </w:rPr>
-          <w:rPr>
-            <w:color w:val="0000EE"/>
-            <w:u w:val="single"/>
-          </w:rPr>
-          <w:t>Genesis 35:29</w:t>
-        </w:r>
-      </w:hyperlink>
+      <w:r>
+        <w:rPr>
+          <w:lang w:val="en_US" w:bidi="en_US"/>
+        </w:rPr>
+        <w:t>Genesis 35:29</w:t>
+      </w:r>
       <w:r>
         <w:rPr>
           <w:lang w:val="en_US" w:bidi="en_US"/>
@@ -16828,18 +14758,12 @@
         </w:rPr>
         <w:t>Samuel (</w:t>
       </w:r>
-      <w:hyperlink r:id="rId150">
-        <w:r>
-          <w:rPr>
-            <w:lang w:val="en_US" w:bidi="en_US"/>
-          </w:rPr>
-          <w:rPr>
-            <w:color w:val="0000EE"/>
-            <w:u w:val="single"/>
-          </w:rPr>
-          <w:t>1 Chronicles 11:3</w:t>
-        </w:r>
-      </w:hyperlink>
+      <w:r>
+        <w:rPr>
+          <w:lang w:val="en_US" w:bidi="en_US"/>
+        </w:rPr>
+        <w:t>1 Chronicles 11:3</w:t>
+      </w:r>
       <w:r>
         <w:rPr>
           <w:lang w:val="en_US" w:bidi="en_US"/>
@@ -16864,18 +14788,12 @@
         </w:rPr>
         <w:t>Nathan (</w:t>
       </w:r>
-      <w:hyperlink r:id="rId336">
-        <w:r>
-          <w:rPr>
-            <w:lang w:val="en_US" w:bidi="en_US"/>
-          </w:rPr>
-          <w:rPr>
-            <w:color w:val="0000EE"/>
-            <w:u w:val="single"/>
-          </w:rPr>
-          <w:t>1 Chronicles 17:1–27</w:t>
-        </w:r>
-      </w:hyperlink>
+      <w:r>
+        <w:rPr>
+          <w:lang w:val="en_US" w:bidi="en_US"/>
+        </w:rPr>
+        <w:t>1 Chronicles 17:1–27</w:t>
+      </w:r>
       <w:r>
         <w:rPr>
           <w:lang w:val="en_US" w:bidi="en_US"/>
@@ -16900,18 +14818,12 @@
         </w:rPr>
         <w:t>Gad (</w:t>
       </w:r>
-      <w:hyperlink r:id="rId337">
-        <w:r>
-          <w:rPr>
-            <w:lang w:val="en_US" w:bidi="en_US"/>
-          </w:rPr>
-          <w:rPr>
-            <w:color w:val="0000EE"/>
-            <w:u w:val="single"/>
-          </w:rPr>
-          <w:t>1 Chronicles 21:9</w:t>
-        </w:r>
-      </w:hyperlink>
+      <w:r>
+        <w:rPr>
+          <w:lang w:val="en_US" w:bidi="en_US"/>
+        </w:rPr>
+        <w:t>1 Chronicles 21:9</w:t>
+      </w:r>
       <w:r>
         <w:rPr>
           <w:lang w:val="en_US" w:bidi="en_US"/>
@@ -16944,54 +14856,36 @@
         </w:rPr>
         <w:t xml:space="preserve">; see also </w:t>
       </w:r>
-      <w:hyperlink r:id="rId338">
-        <w:r>
-          <w:rPr>
-            <w:lang w:val="en_US" w:bidi="en_US"/>
-          </w:rPr>
-          <w:rPr>
-            <w:color w:val="0000EE"/>
-            <w:u w:val="single"/>
-          </w:rPr>
-          <w:t>1 Kings 11:41–43</w:t>
-        </w:r>
-      </w:hyperlink>
+      <w:r>
+        <w:rPr>
+          <w:lang w:val="en_US" w:bidi="en_US"/>
+        </w:rPr>
+        <w:t>1 Kings 11:41–43</w:t>
+      </w:r>
       <w:r>
         <w:rPr>
           <w:lang w:val="en_US" w:bidi="en_US"/>
         </w:rPr>
         <w:t xml:space="preserve">; </w:t>
       </w:r>
-      <w:hyperlink r:id="rId339">
-        <w:r>
-          <w:rPr>
-            <w:lang w:val="en_US" w:bidi="en_US"/>
-          </w:rPr>
-          <w:rPr>
-            <w:color w:val="0000EE"/>
-            <w:u w:val="single"/>
-          </w:rPr>
-          <w:t>14:19–20</w:t>
-        </w:r>
-      </w:hyperlink>
+      <w:r>
+        <w:rPr>
+          <w:lang w:val="en_US" w:bidi="en_US"/>
+        </w:rPr>
+        <w:t>14:19–20</w:t>
+      </w:r>
       <w:r>
         <w:rPr>
           <w:lang w:val="en_US" w:bidi="en_US"/>
         </w:rPr>
         <w:t xml:space="preserve">, </w:t>
       </w:r>
-      <w:hyperlink r:id="rId340">
-        <w:r>
-          <w:rPr>
-            <w:lang w:val="en_US" w:bidi="en_US"/>
-          </w:rPr>
-          <w:rPr>
-            <w:color w:val="0000EE"/>
-            <w:u w:val="single"/>
-          </w:rPr>
-          <w:t>29–31</w:t>
-        </w:r>
-      </w:hyperlink>
+      <w:r>
+        <w:rPr>
+          <w:lang w:val="en_US" w:bidi="en_US"/>
+        </w:rPr>
+        <w:t>29–31</w:t>
+      </w:r>
       <w:r>
         <w:rPr>
           <w:lang w:val="en_US" w:bidi="en_US"/>
